--- a/knowledge_source/Windchill GPDM & Windchill NA/Windchill GPDM/Deletion of User Accounts.docx
+++ b/knowledge_source/Windchill GPDM & Windchill NA/Windchill GPDM/Deletion of User Accounts.docx
@@ -1,6 +1,6 @@
 
 <file path=word/document.xml><?xml version="1.0" encoding="utf-8"?>
-<w:document xmlns:wpc="http://schemas.microsoft.com/office/word/2010/wordprocessingCanvas" xmlns:cx="http://schemas.microsoft.com/office/drawing/2014/chartex" xmlns:cx1="http://schemas.microsoft.com/office/drawing/2015/9/8/chartex" xmlns:cx2="http://schemas.microsoft.com/office/drawing/2015/10/21/chartex" xmlns:cx3="http://schemas.microsoft.com/office/drawing/2016/5/9/chartex" xmlns:cx4="http://schemas.microsoft.com/office/drawing/2016/5/10/chartex" xmlns:cx5="http://schemas.microsoft.com/office/drawing/2016/5/11/chartex" xmlns:cx6="http://schemas.microsoft.com/office/drawing/2016/5/12/chartex" xmlns:cx7="http://schemas.microsoft.com/office/drawing/2016/5/13/chartex" xmlns:cx8="http://schemas.microsoft.com/office/drawing/2016/5/14/chartex" xmlns:mc="http://schemas.openxmlformats.org/markup-compatibility/2006" xmlns:aink="http://schemas.microsoft.com/office/drawing/2016/ink" xmlns:am3d="http://schemas.microsoft.com/office/drawing/2017/model3d" xmlns:o="urn:schemas-microsoft-com:office:office" xmlns:oel="http://schemas.microsoft.com/office/2019/extlst" xmlns:r="http://schemas.openxmlformats.org/officeDocument/2006/relationships" xmlns:m="http://schemas.openxmlformats.org/officeDocument/2006/math" xmlns:v="urn:schemas-microsoft-com:vml" xmlns:wp14="http://schemas.microsoft.com/office/word/2010/wordprocessingDrawing" xmlns:wp="http://schemas.openxmlformats.org/drawingml/2006/wordprocessingDrawing" xmlns:w10="urn:schemas-microsoft-com:office:word" xmlns:w="http://schemas.openxmlformats.org/wordprocessingml/2006/main" xmlns:w14="http://schemas.microsoft.com/office/word/2010/wordml" xmlns:w15="http://schemas.microsoft.com/office/word/2012/wordml" xmlns:w16cex="http://schemas.microsoft.com/office/word/2018/wordml/cex" xmlns:w16cid="http://schemas.microsoft.com/office/word/2016/wordml/cid" xmlns:w16="http://schemas.microsoft.com/office/word/2018/wordml" xmlns:w16du="http://schemas.microsoft.com/office/word/2023/wordml/word16du" xmlns:w16sdtdh="http://schemas.microsoft.com/office/word/2020/wordml/sdtdatahash" xmlns:w16sdtfl="http://schemas.microsoft.com/office/word/2024/wordml/sdtformatlock" xmlns:w16se="http://schemas.microsoft.com/office/word/2015/wordml/symex" xmlns:wpg="http://schemas.microsoft.com/office/word/2010/wordprocessingGroup" xmlns:wpi="http://schemas.microsoft.com/office/word/2010/wordprocessingInk" xmlns:wne="http://schemas.microsoft.com/office/word/2006/wordml" xmlns:wps="http://schemas.microsoft.com/office/word/2010/wordprocessingShape" mc:Ignorable="w14 w15 w16se w16cid w16 w16cex w16sdtdh w16sdtfl w16du wp14">
+<w:document xmlns:wpc="http://schemas.microsoft.com/office/word/2010/wordprocessingCanvas" xmlns:cx="http://schemas.microsoft.com/office/drawing/2014/chartex" xmlns:cx1="http://schemas.microsoft.com/office/drawing/2015/9/8/chartex" xmlns:cx2="http://schemas.microsoft.com/office/drawing/2015/10/21/chartex" xmlns:cx3="http://schemas.microsoft.com/office/drawing/2016/5/9/chartex" xmlns:cx4="http://schemas.microsoft.com/office/drawing/2016/5/10/chartex" xmlns:cx5="http://schemas.microsoft.com/office/drawing/2016/5/11/chartex" xmlns:cx6="http://schemas.microsoft.com/office/drawing/2016/5/12/chartex" xmlns:cx7="http://schemas.microsoft.com/office/drawing/2016/5/13/chartex" xmlns:cx8="http://schemas.microsoft.com/office/drawing/2016/5/14/chartex" xmlns:mc="http://schemas.openxmlformats.org/markup-compatibility/2006" xmlns:aink="http://schemas.microsoft.com/office/drawing/2016/ink" xmlns:am3d="http://schemas.microsoft.com/office/drawing/2017/model3d" xmlns:o="urn:schemas-microsoft-com:office:office" xmlns:oel="http://schemas.microsoft.com/office/2019/extlst" xmlns:r="http://schemas.openxmlformats.org/officeDocument/2006/relationships" xmlns:m="http://schemas.openxmlformats.org/officeDocument/2006/math" xmlns:v="urn:schemas-microsoft-com:vml" xmlns:wp14="http://schemas.microsoft.com/office/word/2010/wordprocessingDrawing" xmlns:wp="http://schemas.openxmlformats.org/drawingml/2006/wordprocessingDrawing" xmlns:w10="urn:schemas-microsoft-com:office:word" xmlns:w="http://schemas.openxmlformats.org/wordprocessingml/2006/main" xmlns:w14="http://schemas.microsoft.com/office/word/2010/wordml" xmlns:w15="http://schemas.microsoft.com/office/word/2012/wordml" xmlns:w16cex="http://schemas.microsoft.com/office/word/2018/wordml/cex" xmlns:w16cid="http://schemas.microsoft.com/office/word/2016/wordml/cid" xmlns:w16="http://schemas.microsoft.com/office/word/2018/wordml" xmlns:w16du="http://schemas.microsoft.com/office/word/2023/wordml/word16du" xmlns:w16sdtdh="http://schemas.microsoft.com/office/word/2020/wordml/sdtdatahash" xmlns:w16sdtfl="http://schemas.microsoft.com/office/word/2024/wordml/sdtformatlock" xmlns:w16se="http://schemas.microsoft.com/office/word/2015/wordml/symex" xmlns:wpg="http://schemas.microsoft.com/office/word/2010/wordprocessingGroup" xmlns:wpi="http://schemas.microsoft.com/office/word/2010/wordprocessingInk" xmlns:wne="http://schemas.microsoft.com/office/word/2006/wordml" xmlns:wps="http://schemas.microsoft.com/office/word/2010/wordprocessingShape" xmlns:a="http://schemas.openxmlformats.org/drawingml/2006/main" xmlns:pic="http://schemas.openxmlformats.org/drawingml/2006/picture" xmlns:a14="http://schemas.microsoft.com/office/drawing/2010/main" mc:Ignorable="w14 w15 w16se w16cid w16 w16cex w16sdtdh w16sdtfl w16du wp14">
   <w:body>
     <w:p>
       <w:pPr>
@@ -38,14 +38,14 @@
           <w:numId w:val="8"/>
         </w:numPr>
         <w:rPr>
-          <w:rFonts w:ascii="Calibri" w:eastAsiaTheme="minorEastAsia" w:hAnsi="Calibri" w:cs="Calibri"/>
-          <w:sz w:val="22"/>
-          <w:szCs w:val="22"/>
-        </w:rPr>
-      </w:pPr>
-      <w:r>
-        <w:rPr>
-          <w:rFonts w:ascii="Calibri" w:eastAsiaTheme="minorEastAsia" w:hAnsi="Calibri" w:cs="Calibri"/>
+          <w:rFonts w:ascii="Calibri" w:hAnsi="Calibri" w:cs="Calibri" w:eastAsiaTheme="minorEastAsia"/>
+          <w:sz w:val="22"/>
+          <w:szCs w:val="22"/>
+        </w:rPr>
+      </w:pPr>
+      <w:r>
+        <w:rPr>
+          <w:rFonts w:ascii="Calibri" w:hAnsi="Calibri" w:cs="Calibri" w:eastAsiaTheme="minorEastAsia"/>
           <w:sz w:val="22"/>
           <w:szCs w:val="22"/>
         </w:rPr>
@@ -53,7 +53,7 @@
       </w:r>
       <w:r>
         <w:rPr>
-          <w:rFonts w:ascii="Calibri" w:eastAsiaTheme="minorEastAsia" w:hAnsi="Calibri" w:cs="Calibri"/>
+          <w:rFonts w:ascii="Calibri" w:hAnsi="Calibri" w:cs="Calibri" w:eastAsiaTheme="minorEastAsia"/>
           <w:b/>
           <w:bCs/>
           <w:sz w:val="22"/>
@@ -63,7 +63,7 @@
       </w:r>
       <w:r>
         <w:rPr>
-          <w:rFonts w:ascii="Calibri" w:eastAsiaTheme="minorEastAsia" w:hAnsi="Calibri" w:cs="Calibri"/>
+          <w:rFonts w:ascii="Calibri" w:hAnsi="Calibri" w:cs="Calibri" w:eastAsiaTheme="minorEastAsia"/>
           <w:sz w:val="22"/>
           <w:szCs w:val="22"/>
         </w:rPr>
@@ -71,7 +71,7 @@
       </w:r>
       <w:r>
         <w:rPr>
-          <w:rFonts w:ascii="Calibri" w:eastAsiaTheme="minorEastAsia" w:hAnsi="Calibri" w:cs="Calibri"/>
+          <w:rFonts w:ascii="Calibri" w:hAnsi="Calibri" w:cs="Calibri" w:eastAsiaTheme="minorEastAsia"/>
           <w:sz w:val="22"/>
           <w:szCs w:val="22"/>
         </w:rPr>
@@ -79,7 +79,7 @@
       </w:r>
       <w:r>
         <w:rPr>
-          <w:rFonts w:ascii="Calibri" w:eastAsiaTheme="minorEastAsia" w:hAnsi="Calibri" w:cs="Calibri"/>
+          <w:rFonts w:ascii="Calibri" w:hAnsi="Calibri" w:cs="Calibri" w:eastAsiaTheme="minorEastAsia"/>
           <w:sz w:val="22"/>
           <w:szCs w:val="22"/>
         </w:rPr>
@@ -250,8 +250,8 @@
       <w:r>
         <w:rPr>
           <w:rFonts w:ascii="Calibri" w:hAnsi="Calibri" w:cs="Calibri"/>
-          <w:b/>
-          <w:bCs/>
+          <w:b w:val="1"/>
+          <w:bCs w:val="1"/>
           <w:sz w:val="22"/>
           <w:szCs w:val="22"/>
         </w:rPr>
@@ -266,22 +266,42 @@
         <w:t> </w:t>
       </w:r>
       <w:r>
-        <w:rPr>
-          <w:rFonts w:ascii="Calibri" w:hAnsi="Calibri" w:cs="Calibri"/>
-          <w:sz w:val="22"/>
-          <w:szCs w:val="22"/>
-        </w:rPr>
         <w:br/>
+      </w:r>
+      <w:r>
+        <w:rPr>
+          <w:rFonts w:ascii="Calibri" w:hAnsi="Calibri" w:cs="Calibri"/>
+          <w:sz w:val="22"/>
+          <w:szCs w:val="22"/>
+        </w:rPr>
         <w:t>Navigate to: </w:t>
       </w:r>
       <w:r>
-        <w:rPr>
-          <w:rFonts w:ascii="Calibri" w:hAnsi="Calibri" w:cs="Calibri"/>
-          <w:sz w:val="22"/>
-          <w:szCs w:val="22"/>
-        </w:rPr>
         <w:br/>
-        <w:t>Home → Subscriptions → Delete all subscriptions </w:t>
+      </w:r>
+      <w:r>
+        <w:rPr>
+          <w:rFonts w:ascii="Calibri" w:hAnsi="Calibri" w:cs="Calibri"/>
+          <w:sz w:val="22"/>
+          <w:szCs w:val="22"/>
+        </w:rPr>
+        <w:t xml:space="preserve">Home → Subscriptions → </w:t>
+      </w:r>
+      <w:r>
+        <w:rPr>
+          <w:rFonts w:ascii="Calibri" w:hAnsi="Calibri" w:cs="Calibri"/>
+          <w:sz w:val="22"/>
+          <w:szCs w:val="22"/>
+        </w:rPr>
+        <w:t xml:space="preserve">Unsubscribe </w:t>
+      </w:r>
+      <w:r>
+        <w:rPr>
+          <w:rFonts w:ascii="Calibri" w:hAnsi="Calibri" w:cs="Calibri"/>
+          <w:sz w:val="22"/>
+          <w:szCs w:val="22"/>
+        </w:rPr>
+        <w:t>all subscriptions </w:t>
       </w:r>
     </w:p>
     <w:p>
@@ -332,6 +352,13 @@
           <w:szCs w:val="22"/>
         </w:rPr>
         <w:br/>
+      </w:r>
+      <w:r>
+        <w:rPr>
+          <w:rFonts w:ascii="Calibri" w:hAnsi="Calibri" w:cs="Calibri"/>
+          <w:sz w:val="22"/>
+          <w:szCs w:val="22"/>
+        </w:rPr>
         <w:t>Navigate to: </w:t>
       </w:r>
       <w:r>
@@ -341,6 +368,13 @@
           <w:szCs w:val="22"/>
         </w:rPr>
         <w:br/>
+      </w:r>
+      <w:r>
+        <w:rPr>
+          <w:rFonts w:ascii="Calibri" w:hAnsi="Calibri" w:cs="Calibri"/>
+          <w:sz w:val="22"/>
+          <w:szCs w:val="22"/>
+        </w:rPr>
         <w:t>Home → Workspace → Delete all workspaces </w:t>
       </w:r>
       <w:r>
@@ -390,6 +424,13 @@
           <w:szCs w:val="22"/>
         </w:rPr>
         <w:br/>
+      </w:r>
+      <w:r>
+        <w:rPr>
+          <w:rFonts w:ascii="Calibri" w:hAnsi="Calibri" w:cs="Calibri"/>
+          <w:sz w:val="22"/>
+          <w:szCs w:val="22"/>
+        </w:rPr>
         <w:t>Navigate to: </w:t>
       </w:r>
       <w:r>
@@ -399,6 +440,13 @@
           <w:szCs w:val="22"/>
         </w:rPr>
         <w:br/>
+      </w:r>
+      <w:r>
+        <w:rPr>
+          <w:rFonts w:ascii="Calibri" w:hAnsi="Calibri" w:cs="Calibri"/>
+          <w:sz w:val="22"/>
+          <w:szCs w:val="22"/>
+        </w:rPr>
         <w:t>Home → Search Bar → Saved Searches → Delete all saved searches </w:t>
       </w:r>
       <w:r>
@@ -448,6 +496,13 @@
           <w:szCs w:val="22"/>
         </w:rPr>
         <w:br/>
+      </w:r>
+      <w:r>
+        <w:rPr>
+          <w:rFonts w:ascii="Calibri" w:hAnsi="Calibri" w:cs="Calibri"/>
+          <w:sz w:val="22"/>
+          <w:szCs w:val="22"/>
+        </w:rPr>
         <w:t>(Log in as Administrator) </w:t>
       </w:r>
     </w:p>
@@ -840,13 +895,12 @@
       </w:pPr>
       <w:r>
         <w:rPr>
-          <w:rFonts w:ascii="Calibri" w:eastAsiaTheme="minorEastAsia" w:hAnsi="Calibri" w:cs="Calibri"/>
+          <w:rFonts w:ascii="Calibri" w:hAnsi="Calibri" w:cs="Calibri" w:eastAsiaTheme="minorEastAsia"/>
           <w:b/>
           <w:bCs/>
           <w:sz w:val="22"/>
           <w:szCs w:val="22"/>
         </w:rPr>
-        <w:lastRenderedPageBreak/>
         <w:t>Remove User from Personal Cabinets</w:t>
       </w:r>
       <w:r>
@@ -859,7 +913,7 @@
       </w:r>
       <w:r>
         <w:rPr>
-          <w:rFonts w:ascii="Calibri" w:eastAsiaTheme="minorEastAsia" w:hAnsi="Calibri" w:cs="Calibri"/>
+          <w:rFonts w:ascii="Calibri" w:hAnsi="Calibri" w:cs="Calibri" w:eastAsiaTheme="minorEastAsia"/>
           <w:sz w:val="22"/>
           <w:szCs w:val="22"/>
         </w:rPr>
@@ -867,7 +921,7 @@
       </w:r>
       <w:r>
         <w:rPr>
-          <w:rFonts w:ascii="Calibri" w:eastAsiaTheme="minorEastAsia" w:hAnsi="Calibri" w:cs="Calibri"/>
+          <w:rFonts w:ascii="Calibri" w:hAnsi="Calibri" w:cs="Calibri" w:eastAsiaTheme="minorEastAsia"/>
           <w:sz w:val="22"/>
           <w:szCs w:val="22"/>
         </w:rPr>
@@ -883,14 +937,14 @@
         </w:numPr>
         <w:spacing w:after="0" w:line="300" w:lineRule="auto"/>
         <w:rPr>
-          <w:rFonts w:ascii="Calibri" w:eastAsiaTheme="minorEastAsia" w:hAnsi="Calibri" w:cs="Calibri"/>
-          <w:sz w:val="22"/>
-          <w:szCs w:val="22"/>
-        </w:rPr>
-      </w:pPr>
-      <w:r>
-        <w:rPr>
-          <w:rFonts w:ascii="Calibri" w:eastAsiaTheme="minorEastAsia" w:hAnsi="Calibri" w:cs="Calibri"/>
+          <w:rFonts w:ascii="Calibri" w:hAnsi="Calibri" w:cs="Calibri" w:eastAsiaTheme="minorEastAsia"/>
+          <w:sz w:val="22"/>
+          <w:szCs w:val="22"/>
+        </w:rPr>
+      </w:pPr>
+      <w:r>
+        <w:rPr>
+          <w:rFonts w:ascii="Calibri" w:hAnsi="Calibri" w:cs="Calibri" w:eastAsiaTheme="minorEastAsia"/>
           <w:sz w:val="22"/>
           <w:szCs w:val="22"/>
         </w:rPr>
@@ -898,7 +952,7 @@
       </w:r>
       <w:r>
         <w:rPr>
-          <w:rFonts w:ascii="Calibri" w:eastAsiaTheme="minorEastAsia" w:hAnsi="Calibri" w:cs="Calibri"/>
+          <w:rFonts w:ascii="Calibri" w:hAnsi="Calibri" w:cs="Calibri" w:eastAsiaTheme="minorEastAsia"/>
           <w:b/>
           <w:bCs/>
           <w:sz w:val="22"/>
@@ -908,7 +962,7 @@
       </w:r>
       <w:r>
         <w:rPr>
-          <w:rFonts w:ascii="Calibri" w:eastAsiaTheme="minorEastAsia" w:hAnsi="Calibri" w:cs="Calibri"/>
+          <w:rFonts w:ascii="Calibri" w:hAnsi="Calibri" w:cs="Calibri" w:eastAsiaTheme="minorEastAsia"/>
           <w:sz w:val="22"/>
           <w:szCs w:val="22"/>
         </w:rPr>
@@ -924,14 +978,14 @@
         </w:numPr>
         <w:spacing w:after="0" w:line="300" w:lineRule="auto"/>
         <w:rPr>
-          <w:rFonts w:ascii="Calibri" w:eastAsiaTheme="minorEastAsia" w:hAnsi="Calibri" w:cs="Calibri"/>
-          <w:sz w:val="22"/>
-          <w:szCs w:val="22"/>
-        </w:rPr>
-      </w:pPr>
-      <w:r>
-        <w:rPr>
-          <w:rFonts w:ascii="Calibri" w:eastAsiaTheme="minorEastAsia" w:hAnsi="Calibri" w:cs="Calibri"/>
+          <w:rFonts w:ascii="Calibri" w:hAnsi="Calibri" w:cs="Calibri" w:eastAsiaTheme="minorEastAsia"/>
+          <w:sz w:val="22"/>
+          <w:szCs w:val="22"/>
+        </w:rPr>
+      </w:pPr>
+      <w:r>
+        <w:rPr>
+          <w:rFonts w:ascii="Calibri" w:hAnsi="Calibri" w:cs="Calibri" w:eastAsiaTheme="minorEastAsia"/>
           <w:sz w:val="22"/>
           <w:szCs w:val="22"/>
         </w:rPr>
@@ -939,7 +993,7 @@
       </w:r>
       <w:r>
         <w:rPr>
-          <w:rFonts w:ascii="Calibri" w:eastAsiaTheme="minorEastAsia" w:hAnsi="Calibri" w:cs="Calibri"/>
+          <w:rFonts w:ascii="Calibri" w:hAnsi="Calibri" w:cs="Calibri" w:eastAsiaTheme="minorEastAsia"/>
           <w:sz w:val="22"/>
           <w:szCs w:val="22"/>
         </w:rPr>
@@ -947,7 +1001,7 @@
       </w:r>
       <w:r>
         <w:rPr>
-          <w:rFonts w:ascii="Calibri" w:eastAsiaTheme="minorEastAsia" w:hAnsi="Calibri" w:cs="Calibri"/>
+          <w:rFonts w:ascii="Calibri" w:hAnsi="Calibri" w:cs="Calibri" w:eastAsiaTheme="minorEastAsia"/>
           <w:sz w:val="22"/>
           <w:szCs w:val="22"/>
         </w:rPr>
@@ -955,7 +1009,7 @@
       </w:r>
       <w:r>
         <w:rPr>
-          <w:rFonts w:ascii="Calibri" w:eastAsiaTheme="minorEastAsia" w:hAnsi="Calibri" w:cs="Calibri"/>
+          <w:rFonts w:ascii="Calibri" w:hAnsi="Calibri" w:cs="Calibri" w:eastAsiaTheme="minorEastAsia"/>
           <w:sz w:val="22"/>
           <w:szCs w:val="22"/>
         </w:rPr>
@@ -963,7 +1017,7 @@
       </w:r>
       <w:r>
         <w:rPr>
-          <w:rFonts w:ascii="Calibri" w:eastAsiaTheme="minorEastAsia" w:hAnsi="Calibri" w:cs="Calibri"/>
+          <w:rFonts w:ascii="Calibri" w:hAnsi="Calibri" w:cs="Calibri" w:eastAsiaTheme="minorEastAsia"/>
           <w:sz w:val="22"/>
           <w:szCs w:val="22"/>
         </w:rPr>
@@ -976,14 +1030,14 @@
         <w:spacing w:after="0" w:line="300" w:lineRule="auto"/>
         <w:ind w:left="1080"/>
         <w:rPr>
-          <w:rFonts w:ascii="Calibri" w:eastAsiaTheme="minorEastAsia" w:hAnsi="Calibri" w:cs="Calibri"/>
-          <w:sz w:val="22"/>
-          <w:szCs w:val="22"/>
-        </w:rPr>
-      </w:pPr>
-      <w:r>
-        <w:rPr>
-          <w:rFonts w:ascii="Calibri" w:eastAsiaTheme="minorEastAsia" w:hAnsi="Calibri" w:cs="Calibri"/>
+          <w:rFonts w:ascii="Calibri" w:hAnsi="Calibri" w:cs="Calibri" w:eastAsiaTheme="minorEastAsia"/>
+          <w:sz w:val="22"/>
+          <w:szCs w:val="22"/>
+        </w:rPr>
+      </w:pPr>
+      <w:r>
+        <w:rPr>
+          <w:rFonts w:ascii="Calibri" w:hAnsi="Calibri" w:cs="Calibri" w:eastAsiaTheme="minorEastAsia"/>
           <w:noProof/>
           <w:sz w:val="22"/>
           <w:szCs w:val="22"/>
@@ -1034,14 +1088,14 @@
         </w:numPr>
         <w:spacing w:after="0" w:line="300" w:lineRule="auto"/>
         <w:rPr>
-          <w:rFonts w:ascii="Calibri" w:eastAsiaTheme="minorEastAsia" w:hAnsi="Calibri" w:cs="Calibri"/>
-          <w:sz w:val="22"/>
-          <w:szCs w:val="22"/>
-        </w:rPr>
-      </w:pPr>
-      <w:r>
-        <w:rPr>
-          <w:rFonts w:ascii="Calibri" w:eastAsiaTheme="minorEastAsia" w:hAnsi="Calibri" w:cs="Calibri"/>
+          <w:rFonts w:ascii="Calibri" w:hAnsi="Calibri" w:cs="Calibri" w:eastAsiaTheme="minorEastAsia"/>
+          <w:sz w:val="22"/>
+          <w:szCs w:val="22"/>
+        </w:rPr>
+      </w:pPr>
+      <w:r>
+        <w:rPr>
+          <w:rFonts w:ascii="Calibri" w:hAnsi="Calibri" w:cs="Calibri" w:eastAsiaTheme="minorEastAsia"/>
           <w:sz w:val="22"/>
           <w:szCs w:val="22"/>
         </w:rPr>
@@ -1049,7 +1103,7 @@
       </w:r>
       <w:r>
         <w:rPr>
-          <w:rFonts w:ascii="Calibri" w:eastAsiaTheme="minorEastAsia" w:hAnsi="Calibri" w:cs="Calibri"/>
+          <w:rFonts w:ascii="Calibri" w:hAnsi="Calibri" w:cs="Calibri" w:eastAsiaTheme="minorEastAsia"/>
           <w:b/>
           <w:bCs/>
           <w:sz w:val="22"/>
@@ -1059,7 +1113,7 @@
       </w:r>
       <w:r>
         <w:rPr>
-          <w:rFonts w:ascii="Calibri" w:eastAsiaTheme="minorEastAsia" w:hAnsi="Calibri" w:cs="Calibri"/>
+          <w:rFonts w:ascii="Calibri" w:hAnsi="Calibri" w:cs="Calibri" w:eastAsiaTheme="minorEastAsia"/>
           <w:b/>
           <w:bCs/>
           <w:sz w:val="22"/>
@@ -1069,7 +1123,7 @@
       </w:r>
       <w:r>
         <w:rPr>
-          <w:rFonts w:ascii="Calibri" w:eastAsiaTheme="minorEastAsia" w:hAnsi="Calibri" w:cs="Calibri"/>
+          <w:rFonts w:ascii="Calibri" w:hAnsi="Calibri" w:cs="Calibri" w:eastAsiaTheme="minorEastAsia"/>
           <w:sz w:val="22"/>
           <w:szCs w:val="22"/>
         </w:rPr>
@@ -1077,7 +1131,7 @@
       </w:r>
       <w:r>
         <w:rPr>
-          <w:rFonts w:ascii="Calibri" w:eastAsiaTheme="minorEastAsia" w:hAnsi="Calibri" w:cs="Calibri"/>
+          <w:rFonts w:ascii="Calibri" w:hAnsi="Calibri" w:cs="Calibri" w:eastAsiaTheme="minorEastAsia"/>
           <w:sz w:val="22"/>
           <w:szCs w:val="22"/>
         </w:rPr>
@@ -1090,14 +1144,14 @@
         <w:spacing w:after="0" w:line="300" w:lineRule="auto"/>
         <w:ind w:left="1080"/>
         <w:rPr>
-          <w:rFonts w:ascii="Calibri" w:eastAsiaTheme="minorEastAsia" w:hAnsi="Calibri" w:cs="Calibri"/>
-          <w:sz w:val="22"/>
-          <w:szCs w:val="22"/>
-        </w:rPr>
-      </w:pPr>
-      <w:r>
-        <w:rPr>
-          <w:rFonts w:ascii="Calibri" w:eastAsiaTheme="minorEastAsia" w:hAnsi="Calibri" w:cs="Calibri"/>
+          <w:rFonts w:ascii="Calibri" w:hAnsi="Calibri" w:cs="Calibri" w:eastAsiaTheme="minorEastAsia"/>
+          <w:sz w:val="22"/>
+          <w:szCs w:val="22"/>
+        </w:rPr>
+      </w:pPr>
+      <w:r>
+        <w:rPr>
+          <w:rFonts w:ascii="Calibri" w:hAnsi="Calibri" w:cs="Calibri" w:eastAsiaTheme="minorEastAsia"/>
           <w:noProof/>
           <w:sz w:val="22"/>
           <w:szCs w:val="22"/>
@@ -1157,14 +1211,14 @@
         </w:numPr>
         <w:spacing w:after="0" w:line="300" w:lineRule="auto"/>
         <w:rPr>
-          <w:rFonts w:ascii="Calibri" w:eastAsiaTheme="minorEastAsia" w:hAnsi="Calibri" w:cs="Calibri"/>
-          <w:sz w:val="22"/>
-          <w:szCs w:val="22"/>
-        </w:rPr>
-      </w:pPr>
-      <w:r>
-        <w:rPr>
-          <w:rFonts w:ascii="Calibri" w:eastAsiaTheme="minorEastAsia" w:hAnsi="Calibri" w:cs="Calibri"/>
+          <w:rFonts w:ascii="Calibri" w:hAnsi="Calibri" w:cs="Calibri" w:eastAsiaTheme="minorEastAsia"/>
+          <w:sz w:val="22"/>
+          <w:szCs w:val="22"/>
+        </w:rPr>
+      </w:pPr>
+      <w:r>
+        <w:rPr>
+          <w:rFonts w:ascii="Calibri" w:hAnsi="Calibri" w:cs="Calibri" w:eastAsiaTheme="minorEastAsia"/>
           <w:sz w:val="22"/>
           <w:szCs w:val="22"/>
         </w:rPr>
@@ -1172,7 +1226,7 @@
       </w:r>
       <w:r>
         <w:rPr>
-          <w:rFonts w:ascii="Calibri" w:eastAsiaTheme="minorEastAsia" w:hAnsi="Calibri" w:cs="Calibri"/>
+          <w:rFonts w:ascii="Calibri" w:hAnsi="Calibri" w:cs="Calibri" w:eastAsiaTheme="minorEastAsia"/>
           <w:b/>
           <w:bCs/>
           <w:sz w:val="22"/>
@@ -1182,7 +1236,7 @@
       </w:r>
       <w:r>
         <w:rPr>
-          <w:rFonts w:ascii="Calibri" w:eastAsiaTheme="minorEastAsia" w:hAnsi="Calibri" w:cs="Calibri"/>
+          <w:rFonts w:ascii="Calibri" w:hAnsi="Calibri" w:cs="Calibri" w:eastAsiaTheme="minorEastAsia"/>
           <w:sz w:val="22"/>
           <w:szCs w:val="22"/>
         </w:rPr>
@@ -1190,7 +1244,7 @@
       </w:r>
       <w:r>
         <w:rPr>
-          <w:rFonts w:ascii="Cambria Math" w:eastAsiaTheme="minorEastAsia" w:hAnsi="Cambria Math" w:cs="Cambria Math"/>
+          <w:rFonts w:ascii="Cambria Math" w:hAnsi="Cambria Math" w:cs="Cambria Math" w:eastAsiaTheme="minorEastAsia"/>
           <w:sz w:val="22"/>
           <w:szCs w:val="22"/>
         </w:rPr>
@@ -1198,7 +1252,7 @@
       </w:r>
       <w:r>
         <w:rPr>
-          <w:rFonts w:ascii="Calibri" w:eastAsiaTheme="minorEastAsia" w:hAnsi="Calibri" w:cs="Calibri"/>
+          <w:rFonts w:ascii="Calibri" w:hAnsi="Calibri" w:cs="Calibri" w:eastAsiaTheme="minorEastAsia"/>
           <w:sz w:val="22"/>
           <w:szCs w:val="22"/>
         </w:rPr>
@@ -1211,14 +1265,14 @@
         <w:spacing w:after="0" w:line="300" w:lineRule="auto"/>
         <w:ind w:left="1080"/>
         <w:rPr>
-          <w:rFonts w:ascii="Calibri" w:eastAsiaTheme="minorEastAsia" w:hAnsi="Calibri" w:cs="Calibri"/>
-          <w:sz w:val="22"/>
-          <w:szCs w:val="22"/>
-        </w:rPr>
-      </w:pPr>
-      <w:r>
-        <w:rPr>
-          <w:rFonts w:ascii="Calibri" w:eastAsiaTheme="minorEastAsia" w:hAnsi="Calibri" w:cs="Calibri"/>
+          <w:rFonts w:ascii="Calibri" w:hAnsi="Calibri" w:cs="Calibri" w:eastAsiaTheme="minorEastAsia"/>
+          <w:sz w:val="22"/>
+          <w:szCs w:val="22"/>
+        </w:rPr>
+      </w:pPr>
+      <w:r>
+        <w:rPr>
+          <w:rFonts w:ascii="Calibri" w:hAnsi="Calibri" w:cs="Calibri" w:eastAsiaTheme="minorEastAsia"/>
           <w:noProof/>
           <w:sz w:val="22"/>
           <w:szCs w:val="22"/>
@@ -1278,14 +1332,14 @@
         </w:numPr>
         <w:spacing w:after="0" w:line="300" w:lineRule="auto"/>
         <w:rPr>
-          <w:rFonts w:ascii="Calibri" w:eastAsiaTheme="minorEastAsia" w:hAnsi="Calibri" w:cs="Calibri"/>
-          <w:sz w:val="22"/>
-          <w:szCs w:val="22"/>
-        </w:rPr>
-      </w:pPr>
-      <w:r>
-        <w:rPr>
-          <w:rFonts w:ascii="Calibri" w:eastAsiaTheme="minorEastAsia" w:hAnsi="Calibri" w:cs="Calibri"/>
+          <w:rFonts w:ascii="Calibri" w:hAnsi="Calibri" w:cs="Calibri" w:eastAsiaTheme="minorEastAsia"/>
+          <w:sz w:val="22"/>
+          <w:szCs w:val="22"/>
+        </w:rPr>
+      </w:pPr>
+      <w:r>
+        <w:rPr>
+          <w:rFonts w:ascii="Calibri" w:hAnsi="Calibri" w:cs="Calibri" w:eastAsiaTheme="minorEastAsia"/>
           <w:sz w:val="22"/>
           <w:szCs w:val="22"/>
         </w:rPr>
@@ -1293,7 +1347,7 @@
       </w:r>
       <w:r>
         <w:rPr>
-          <w:rFonts w:ascii="Calibri" w:eastAsiaTheme="minorEastAsia" w:hAnsi="Calibri" w:cs="Calibri"/>
+          <w:rFonts w:ascii="Calibri" w:hAnsi="Calibri" w:cs="Calibri" w:eastAsiaTheme="minorEastAsia"/>
           <w:sz w:val="22"/>
           <w:szCs w:val="22"/>
         </w:rPr>
@@ -1301,7 +1355,7 @@
       </w:r>
       <w:r>
         <w:rPr>
-          <w:rFonts w:ascii="Calibri" w:eastAsiaTheme="minorEastAsia" w:hAnsi="Calibri" w:cs="Calibri"/>
+          <w:rFonts w:ascii="Calibri" w:hAnsi="Calibri" w:cs="Calibri" w:eastAsiaTheme="minorEastAsia"/>
           <w:sz w:val="22"/>
           <w:szCs w:val="22"/>
         </w:rPr>
@@ -1309,7 +1363,7 @@
       </w:r>
       <w:r>
         <w:rPr>
-          <w:rFonts w:ascii="Calibri" w:eastAsiaTheme="minorEastAsia" w:hAnsi="Calibri" w:cs="Calibri"/>
+          <w:rFonts w:ascii="Calibri" w:hAnsi="Calibri" w:cs="Calibri" w:eastAsiaTheme="minorEastAsia"/>
           <w:sz w:val="22"/>
           <w:szCs w:val="22"/>
         </w:rPr>
@@ -1322,14 +1376,14 @@
         <w:spacing w:after="0" w:line="300" w:lineRule="auto"/>
         <w:ind w:left="1080"/>
         <w:rPr>
-          <w:rFonts w:ascii="Calibri" w:eastAsiaTheme="minorEastAsia" w:hAnsi="Calibri" w:cs="Calibri"/>
-          <w:sz w:val="22"/>
-          <w:szCs w:val="22"/>
-        </w:rPr>
-      </w:pPr>
-      <w:r>
-        <w:rPr>
-          <w:rFonts w:ascii="Calibri" w:eastAsiaTheme="minorEastAsia" w:hAnsi="Calibri" w:cs="Calibri"/>
+          <w:rFonts w:ascii="Calibri" w:hAnsi="Calibri" w:cs="Calibri" w:eastAsiaTheme="minorEastAsia"/>
+          <w:sz w:val="22"/>
+          <w:szCs w:val="22"/>
+        </w:rPr>
+      </w:pPr>
+      <w:r>
+        <w:rPr>
+          <w:rFonts w:ascii="Calibri" w:hAnsi="Calibri" w:cs="Calibri" w:eastAsiaTheme="minorEastAsia"/>
           <w:noProof/>
           <w:sz w:val="22"/>
           <w:szCs w:val="22"/>
@@ -1377,7 +1431,7 @@
         <w:spacing w:after="0" w:line="300" w:lineRule="auto"/>
         <w:ind w:left="1080"/>
         <w:rPr>
-          <w:rFonts w:ascii="Calibri" w:eastAsiaTheme="minorEastAsia" w:hAnsi="Calibri" w:cs="Calibri"/>
+          <w:rFonts w:ascii="Calibri" w:hAnsi="Calibri" w:cs="Calibri" w:eastAsiaTheme="minorEastAsia"/>
           <w:sz w:val="22"/>
           <w:szCs w:val="22"/>
         </w:rPr>
@@ -1465,6 +1519,13 @@
           <w:szCs w:val="22"/>
         </w:rPr>
         <w:br/>
+      </w:r>
+      <w:r>
+        <w:rPr>
+          <w:rFonts w:ascii="Calibri" w:hAnsi="Calibri" w:cs="Calibri"/>
+          <w:sz w:val="22"/>
+          <w:szCs w:val="22"/>
+        </w:rPr>
         <w:t>Navigate to:  Organization → Utilities → Participant Administration → Add User to Table → Edit Account </w:t>
       </w:r>
     </w:p>
@@ -1615,7 +1676,7 @@
       </w:pPr>
       <w:r>
         <w:rPr>
-          <w:rFonts w:ascii="Calibri" w:eastAsia="Times New Roman" w:hAnsi="Calibri" w:cs="Calibri"/>
+          <w:rFonts w:ascii="Calibri" w:hAnsi="Calibri" w:eastAsia="Times New Roman" w:cs="Calibri"/>
           <w:kern w:val="0"/>
           <w:sz w:val="22"/>
           <w:szCs w:val="22"/>
@@ -1626,7 +1687,7 @@
       </w:r>
       <w:r>
         <w:rPr>
-          <w:rFonts w:ascii="Calibri" w:eastAsia="Times New Roman" w:hAnsi="Calibri" w:cs="Calibri"/>
+          <w:rFonts w:ascii="Calibri" w:hAnsi="Calibri" w:eastAsia="Times New Roman" w:cs="Calibri"/>
           <w:b/>
           <w:bCs/>
           <w:kern w:val="0"/>
@@ -1639,7 +1700,7 @@
       </w:r>
       <w:r>
         <w:rPr>
-          <w:rFonts w:ascii="Calibri" w:eastAsia="Times New Roman" w:hAnsi="Calibri" w:cs="Calibri"/>
+          <w:rFonts w:ascii="Calibri" w:hAnsi="Calibri" w:eastAsia="Times New Roman" w:cs="Calibri"/>
           <w:kern w:val="0"/>
           <w:sz w:val="22"/>
           <w:szCs w:val="22"/>
@@ -1659,7 +1720,7 @@
         <w:spacing w:after="0" w:line="240" w:lineRule="auto"/>
         <w:ind w:left="1440"/>
         <w:rPr>
-          <w:rFonts w:ascii="Calibri" w:eastAsia="Times New Roman" w:hAnsi="Calibri" w:cs="Calibri"/>
+          <w:rFonts w:ascii="Calibri" w:hAnsi="Calibri" w:eastAsia="Times New Roman" w:cs="Calibri"/>
           <w:kern w:val="0"/>
           <w:sz w:val="22"/>
           <w:szCs w:val="22"/>
@@ -1669,7 +1730,7 @@
       </w:pPr>
       <w:r>
         <w:rPr>
-          <w:rFonts w:ascii="Calibri" w:eastAsia="Times New Roman" w:hAnsi="Calibri" w:cs="Calibri"/>
+          <w:rFonts w:ascii="Calibri" w:hAnsi="Calibri" w:eastAsia="Times New Roman" w:cs="Calibri"/>
           <w:b/>
           <w:bCs/>
           <w:kern w:val="0"/>
@@ -1682,7 +1743,7 @@
       </w:r>
       <w:r>
         <w:rPr>
-          <w:rFonts w:ascii="Calibri" w:eastAsia="Times New Roman" w:hAnsi="Calibri" w:cs="Calibri"/>
+          <w:rFonts w:ascii="Calibri" w:hAnsi="Calibri" w:eastAsia="Times New Roman" w:cs="Calibri"/>
           <w:b/>
           <w:bCs/>
           <w:kern w:val="0"/>
@@ -1780,7 +1841,7 @@
         <w:spacing w:after="0" w:line="240" w:lineRule="auto"/>
         <w:ind w:left="1440"/>
         <w:rPr>
-          <w:rFonts w:ascii="Calibri" w:eastAsia="Times New Roman" w:hAnsi="Calibri" w:cs="Calibri"/>
+          <w:rFonts w:ascii="Calibri" w:hAnsi="Calibri" w:eastAsia="Times New Roman" w:cs="Calibri"/>
           <w:b/>
           <w:bCs/>
           <w:kern w:val="0"/>
@@ -1792,7 +1853,7 @@
       </w:pPr>
       <w:r>
         <w:rPr>
-          <w:rFonts w:ascii="Calibri" w:eastAsia="Times New Roman" w:hAnsi="Calibri" w:cs="Calibri"/>
+          <w:rFonts w:ascii="Calibri" w:hAnsi="Calibri" w:eastAsia="Times New Roman" w:cs="Calibri"/>
           <w:b/>
           <w:bCs/>
           <w:sz w:val="22"/>
@@ -1874,7 +1935,7 @@
       </w:r>
     </w:p>
     <w:sectPr>
-      <w:pgSz w:w="11906" w:h="16838"/>
+      <w:pgSz w:w="11906" w:h="16838" w:orient="portrait"/>
       <w:pgMar w:top="1440" w:right="1440" w:bottom="1440" w:left="1440" w:header="708" w:footer="708" w:gutter="0"/>
       <w:cols w:space="708"/>
       <w:docGrid w:linePitch="360"/>
@@ -1901,7 +1962,7 @@
         <w:ind w:left="720" w:hanging="360"/>
       </w:pPr>
       <w:rPr>
-        <w:rFonts w:ascii="Symbol" w:hAnsi="Symbol" w:hint="default"/>
+        <w:rFonts w:hint="default" w:ascii="Symbol" w:hAnsi="Symbol"/>
         <w:sz w:val="20"/>
       </w:rPr>
     </w:lvl>
@@ -1917,7 +1978,7 @@
         <w:ind w:left="1440" w:hanging="360"/>
       </w:pPr>
       <w:rPr>
-        <w:rFonts w:ascii="Symbol" w:hAnsi="Symbol" w:hint="default"/>
+        <w:rFonts w:hint="default" w:ascii="Symbol" w:hAnsi="Symbol"/>
         <w:sz w:val="20"/>
       </w:rPr>
     </w:lvl>
@@ -1933,7 +1994,7 @@
         <w:ind w:left="2160" w:hanging="360"/>
       </w:pPr>
       <w:rPr>
-        <w:rFonts w:ascii="Symbol" w:hAnsi="Symbol" w:hint="default"/>
+        <w:rFonts w:hint="default" w:ascii="Symbol" w:hAnsi="Symbol"/>
         <w:sz w:val="20"/>
       </w:rPr>
     </w:lvl>
@@ -1949,7 +2010,7 @@
         <w:ind w:left="2880" w:hanging="360"/>
       </w:pPr>
       <w:rPr>
-        <w:rFonts w:ascii="Symbol" w:hAnsi="Symbol" w:hint="default"/>
+        <w:rFonts w:hint="default" w:ascii="Symbol" w:hAnsi="Symbol"/>
         <w:sz w:val="20"/>
       </w:rPr>
     </w:lvl>
@@ -1965,7 +2026,7 @@
         <w:ind w:left="3600" w:hanging="360"/>
       </w:pPr>
       <w:rPr>
-        <w:rFonts w:ascii="Symbol" w:hAnsi="Symbol" w:hint="default"/>
+        <w:rFonts w:hint="default" w:ascii="Symbol" w:hAnsi="Symbol"/>
         <w:sz w:val="20"/>
       </w:rPr>
     </w:lvl>
@@ -1981,7 +2042,7 @@
         <w:ind w:left="4320" w:hanging="360"/>
       </w:pPr>
       <w:rPr>
-        <w:rFonts w:ascii="Symbol" w:hAnsi="Symbol" w:hint="default"/>
+        <w:rFonts w:hint="default" w:ascii="Symbol" w:hAnsi="Symbol"/>
         <w:sz w:val="20"/>
       </w:rPr>
     </w:lvl>
@@ -1997,7 +2058,7 @@
         <w:ind w:left="5040" w:hanging="360"/>
       </w:pPr>
       <w:rPr>
-        <w:rFonts w:ascii="Symbol" w:hAnsi="Symbol" w:hint="default"/>
+        <w:rFonts w:hint="default" w:ascii="Symbol" w:hAnsi="Symbol"/>
         <w:sz w:val="20"/>
       </w:rPr>
     </w:lvl>
@@ -2013,7 +2074,7 @@
         <w:ind w:left="5760" w:hanging="360"/>
       </w:pPr>
       <w:rPr>
-        <w:rFonts w:ascii="Symbol" w:hAnsi="Symbol" w:hint="default"/>
+        <w:rFonts w:hint="default" w:ascii="Symbol" w:hAnsi="Symbol"/>
         <w:sz w:val="20"/>
       </w:rPr>
     </w:lvl>
@@ -2029,7 +2090,7 @@
         <w:ind w:left="6480" w:hanging="360"/>
       </w:pPr>
       <w:rPr>
-        <w:rFonts w:ascii="Symbol" w:hAnsi="Symbol" w:hint="default"/>
+        <w:rFonts w:hint="default" w:ascii="Symbol" w:hAnsi="Symbol"/>
         <w:sz w:val="20"/>
       </w:rPr>
     </w:lvl>
@@ -2163,7 +2224,7 @@
         <w:ind w:left="720" w:hanging="360"/>
       </w:pPr>
       <w:rPr>
-        <w:rFonts w:ascii="Wingdings" w:hAnsi="Wingdings" w:hint="default"/>
+        <w:rFonts w:hint="default" w:ascii="Wingdings" w:hAnsi="Wingdings"/>
         <w:sz w:val="20"/>
       </w:rPr>
     </w:lvl>
@@ -2179,7 +2240,7 @@
         <w:ind w:left="1440" w:hanging="360"/>
       </w:pPr>
       <w:rPr>
-        <w:rFonts w:ascii="Wingdings" w:hAnsi="Wingdings" w:hint="default"/>
+        <w:rFonts w:hint="default" w:ascii="Wingdings" w:hAnsi="Wingdings"/>
         <w:sz w:val="20"/>
       </w:rPr>
     </w:lvl>
@@ -2195,7 +2256,7 @@
         <w:ind w:left="2160" w:hanging="360"/>
       </w:pPr>
       <w:rPr>
-        <w:rFonts w:ascii="Wingdings" w:hAnsi="Wingdings" w:hint="default"/>
+        <w:rFonts w:hint="default" w:ascii="Wingdings" w:hAnsi="Wingdings"/>
         <w:sz w:val="20"/>
       </w:rPr>
     </w:lvl>
@@ -2211,7 +2272,7 @@
         <w:ind w:left="2880" w:hanging="360"/>
       </w:pPr>
       <w:rPr>
-        <w:rFonts w:ascii="Wingdings" w:hAnsi="Wingdings" w:hint="default"/>
+        <w:rFonts w:hint="default" w:ascii="Wingdings" w:hAnsi="Wingdings"/>
         <w:sz w:val="20"/>
       </w:rPr>
     </w:lvl>
@@ -2227,7 +2288,7 @@
         <w:ind w:left="3600" w:hanging="360"/>
       </w:pPr>
       <w:rPr>
-        <w:rFonts w:ascii="Wingdings" w:hAnsi="Wingdings" w:hint="default"/>
+        <w:rFonts w:hint="default" w:ascii="Wingdings" w:hAnsi="Wingdings"/>
         <w:sz w:val="20"/>
       </w:rPr>
     </w:lvl>
@@ -2243,7 +2304,7 @@
         <w:ind w:left="4320" w:hanging="360"/>
       </w:pPr>
       <w:rPr>
-        <w:rFonts w:ascii="Wingdings" w:hAnsi="Wingdings" w:hint="default"/>
+        <w:rFonts w:hint="default" w:ascii="Wingdings" w:hAnsi="Wingdings"/>
         <w:sz w:val="20"/>
       </w:rPr>
     </w:lvl>
@@ -2259,7 +2320,7 @@
         <w:ind w:left="5040" w:hanging="360"/>
       </w:pPr>
       <w:rPr>
-        <w:rFonts w:ascii="Wingdings" w:hAnsi="Wingdings" w:hint="default"/>
+        <w:rFonts w:hint="default" w:ascii="Wingdings" w:hAnsi="Wingdings"/>
         <w:sz w:val="20"/>
       </w:rPr>
     </w:lvl>
@@ -2275,7 +2336,7 @@
         <w:ind w:left="5760" w:hanging="360"/>
       </w:pPr>
       <w:rPr>
-        <w:rFonts w:ascii="Wingdings" w:hAnsi="Wingdings" w:hint="default"/>
+        <w:rFonts w:hint="default" w:ascii="Wingdings" w:hAnsi="Wingdings"/>
         <w:sz w:val="20"/>
       </w:rPr>
     </w:lvl>
@@ -2291,7 +2352,7 @@
         <w:ind w:left="6480" w:hanging="360"/>
       </w:pPr>
       <w:rPr>
-        <w:rFonts w:ascii="Wingdings" w:hAnsi="Wingdings" w:hint="default"/>
+        <w:rFonts w:hint="default" w:ascii="Wingdings" w:hAnsi="Wingdings"/>
         <w:sz w:val="20"/>
       </w:rPr>
     </w:lvl>
@@ -2312,7 +2373,7 @@
         <w:ind w:left="720" w:hanging="360"/>
       </w:pPr>
       <w:rPr>
-        <w:rFonts w:ascii="Symbol" w:hAnsi="Symbol" w:hint="default"/>
+        <w:rFonts w:hint="default" w:ascii="Symbol" w:hAnsi="Symbol"/>
         <w:sz w:val="20"/>
       </w:rPr>
     </w:lvl>
@@ -2328,7 +2389,7 @@
         <w:ind w:left="1440" w:hanging="360"/>
       </w:pPr>
       <w:rPr>
-        <w:rFonts w:ascii="Symbol" w:hAnsi="Symbol" w:hint="default"/>
+        <w:rFonts w:hint="default" w:ascii="Symbol" w:hAnsi="Symbol"/>
         <w:sz w:val="20"/>
       </w:rPr>
     </w:lvl>
@@ -2344,7 +2405,7 @@
         <w:ind w:left="2160" w:hanging="360"/>
       </w:pPr>
       <w:rPr>
-        <w:rFonts w:ascii="Symbol" w:hAnsi="Symbol" w:hint="default"/>
+        <w:rFonts w:hint="default" w:ascii="Symbol" w:hAnsi="Symbol"/>
         <w:sz w:val="20"/>
       </w:rPr>
     </w:lvl>
@@ -2360,7 +2421,7 @@
         <w:ind w:left="2880" w:hanging="360"/>
       </w:pPr>
       <w:rPr>
-        <w:rFonts w:ascii="Symbol" w:hAnsi="Symbol" w:hint="default"/>
+        <w:rFonts w:hint="default" w:ascii="Symbol" w:hAnsi="Symbol"/>
         <w:sz w:val="20"/>
       </w:rPr>
     </w:lvl>
@@ -2376,7 +2437,7 @@
         <w:ind w:left="3600" w:hanging="360"/>
       </w:pPr>
       <w:rPr>
-        <w:rFonts w:ascii="Symbol" w:hAnsi="Symbol" w:hint="default"/>
+        <w:rFonts w:hint="default" w:ascii="Symbol" w:hAnsi="Symbol"/>
         <w:sz w:val="20"/>
       </w:rPr>
     </w:lvl>
@@ -2392,7 +2453,7 @@
         <w:ind w:left="4320" w:hanging="360"/>
       </w:pPr>
       <w:rPr>
-        <w:rFonts w:ascii="Symbol" w:hAnsi="Symbol" w:hint="default"/>
+        <w:rFonts w:hint="default" w:ascii="Symbol" w:hAnsi="Symbol"/>
         <w:sz w:val="20"/>
       </w:rPr>
     </w:lvl>
@@ -2408,7 +2469,7 @@
         <w:ind w:left="5040" w:hanging="360"/>
       </w:pPr>
       <w:rPr>
-        <w:rFonts w:ascii="Symbol" w:hAnsi="Symbol" w:hint="default"/>
+        <w:rFonts w:hint="default" w:ascii="Symbol" w:hAnsi="Symbol"/>
         <w:sz w:val="20"/>
       </w:rPr>
     </w:lvl>
@@ -2424,7 +2485,7 @@
         <w:ind w:left="5760" w:hanging="360"/>
       </w:pPr>
       <w:rPr>
-        <w:rFonts w:ascii="Symbol" w:hAnsi="Symbol" w:hint="default"/>
+        <w:rFonts w:hint="default" w:ascii="Symbol" w:hAnsi="Symbol"/>
         <w:sz w:val="20"/>
       </w:rPr>
     </w:lvl>
@@ -2440,7 +2501,7 @@
         <w:ind w:left="6480" w:hanging="360"/>
       </w:pPr>
       <w:rPr>
-        <w:rFonts w:ascii="Symbol" w:hAnsi="Symbol" w:hint="default"/>
+        <w:rFonts w:hint="default" w:ascii="Symbol" w:hAnsi="Symbol"/>
         <w:sz w:val="20"/>
       </w:rPr>
     </w:lvl>
@@ -2461,7 +2522,7 @@
         <w:ind w:left="720" w:hanging="360"/>
       </w:pPr>
       <w:rPr>
-        <w:rFonts w:ascii="Symbol" w:hAnsi="Symbol" w:hint="default"/>
+        <w:rFonts w:hint="default" w:ascii="Symbol" w:hAnsi="Symbol"/>
         <w:sz w:val="20"/>
       </w:rPr>
     </w:lvl>
@@ -2477,7 +2538,7 @@
         <w:ind w:left="1440" w:hanging="360"/>
       </w:pPr>
       <w:rPr>
-        <w:rFonts w:ascii="Symbol" w:hAnsi="Symbol" w:hint="default"/>
+        <w:rFonts w:hint="default" w:ascii="Symbol" w:hAnsi="Symbol"/>
         <w:sz w:val="20"/>
       </w:rPr>
     </w:lvl>
@@ -2493,7 +2554,7 @@
         <w:ind w:left="2160" w:hanging="360"/>
       </w:pPr>
       <w:rPr>
-        <w:rFonts w:ascii="Symbol" w:hAnsi="Symbol" w:hint="default"/>
+        <w:rFonts w:hint="default" w:ascii="Symbol" w:hAnsi="Symbol"/>
         <w:sz w:val="20"/>
       </w:rPr>
     </w:lvl>
@@ -2509,7 +2570,7 @@
         <w:ind w:left="2880" w:hanging="360"/>
       </w:pPr>
       <w:rPr>
-        <w:rFonts w:ascii="Symbol" w:hAnsi="Symbol" w:hint="default"/>
+        <w:rFonts w:hint="default" w:ascii="Symbol" w:hAnsi="Symbol"/>
         <w:sz w:val="20"/>
       </w:rPr>
     </w:lvl>
@@ -2525,7 +2586,7 @@
         <w:ind w:left="3600" w:hanging="360"/>
       </w:pPr>
       <w:rPr>
-        <w:rFonts w:ascii="Symbol" w:hAnsi="Symbol" w:hint="default"/>
+        <w:rFonts w:hint="default" w:ascii="Symbol" w:hAnsi="Symbol"/>
         <w:sz w:val="20"/>
       </w:rPr>
     </w:lvl>
@@ -2541,7 +2602,7 @@
         <w:ind w:left="4320" w:hanging="360"/>
       </w:pPr>
       <w:rPr>
-        <w:rFonts w:ascii="Symbol" w:hAnsi="Symbol" w:hint="default"/>
+        <w:rFonts w:hint="default" w:ascii="Symbol" w:hAnsi="Symbol"/>
         <w:sz w:val="20"/>
       </w:rPr>
     </w:lvl>
@@ -2557,7 +2618,7 @@
         <w:ind w:left="5040" w:hanging="360"/>
       </w:pPr>
       <w:rPr>
-        <w:rFonts w:ascii="Symbol" w:hAnsi="Symbol" w:hint="default"/>
+        <w:rFonts w:hint="default" w:ascii="Symbol" w:hAnsi="Symbol"/>
         <w:sz w:val="20"/>
       </w:rPr>
     </w:lvl>
@@ -2573,7 +2634,7 @@
         <w:ind w:left="5760" w:hanging="360"/>
       </w:pPr>
       <w:rPr>
-        <w:rFonts w:ascii="Symbol" w:hAnsi="Symbol" w:hint="default"/>
+        <w:rFonts w:hint="default" w:ascii="Symbol" w:hAnsi="Symbol"/>
         <w:sz w:val="20"/>
       </w:rPr>
     </w:lvl>
@@ -2589,7 +2650,7 @@
         <w:ind w:left="6480" w:hanging="360"/>
       </w:pPr>
       <w:rPr>
-        <w:rFonts w:ascii="Symbol" w:hAnsi="Symbol" w:hint="default"/>
+        <w:rFonts w:hint="default" w:ascii="Symbol" w:hAnsi="Symbol"/>
         <w:sz w:val="20"/>
       </w:rPr>
     </w:lvl>
@@ -2610,7 +2671,7 @@
         <w:ind w:left="720" w:hanging="360"/>
       </w:pPr>
       <w:rPr>
-        <w:rFonts w:ascii="Symbol" w:hAnsi="Symbol" w:hint="default"/>
+        <w:rFonts w:hint="default" w:ascii="Symbol" w:hAnsi="Symbol"/>
         <w:sz w:val="20"/>
       </w:rPr>
     </w:lvl>
@@ -2626,7 +2687,7 @@
         <w:ind w:left="1440" w:hanging="360"/>
       </w:pPr>
       <w:rPr>
-        <w:rFonts w:ascii="Symbol" w:hAnsi="Symbol" w:hint="default"/>
+        <w:rFonts w:hint="default" w:ascii="Symbol" w:hAnsi="Symbol"/>
         <w:sz w:val="20"/>
       </w:rPr>
     </w:lvl>
@@ -2642,7 +2703,7 @@
         <w:ind w:left="2160" w:hanging="360"/>
       </w:pPr>
       <w:rPr>
-        <w:rFonts w:ascii="Symbol" w:hAnsi="Symbol" w:hint="default"/>
+        <w:rFonts w:hint="default" w:ascii="Symbol" w:hAnsi="Symbol"/>
         <w:sz w:val="20"/>
       </w:rPr>
     </w:lvl>
@@ -2658,7 +2719,7 @@
         <w:ind w:left="2880" w:hanging="360"/>
       </w:pPr>
       <w:rPr>
-        <w:rFonts w:ascii="Symbol" w:hAnsi="Symbol" w:hint="default"/>
+        <w:rFonts w:hint="default" w:ascii="Symbol" w:hAnsi="Symbol"/>
         <w:sz w:val="20"/>
       </w:rPr>
     </w:lvl>
@@ -2674,7 +2735,7 @@
         <w:ind w:left="3600" w:hanging="360"/>
       </w:pPr>
       <w:rPr>
-        <w:rFonts w:ascii="Symbol" w:hAnsi="Symbol" w:hint="default"/>
+        <w:rFonts w:hint="default" w:ascii="Symbol" w:hAnsi="Symbol"/>
         <w:sz w:val="20"/>
       </w:rPr>
     </w:lvl>
@@ -2690,7 +2751,7 @@
         <w:ind w:left="4320" w:hanging="360"/>
       </w:pPr>
       <w:rPr>
-        <w:rFonts w:ascii="Symbol" w:hAnsi="Symbol" w:hint="default"/>
+        <w:rFonts w:hint="default" w:ascii="Symbol" w:hAnsi="Symbol"/>
         <w:sz w:val="20"/>
       </w:rPr>
     </w:lvl>
@@ -2706,7 +2767,7 @@
         <w:ind w:left="5040" w:hanging="360"/>
       </w:pPr>
       <w:rPr>
-        <w:rFonts w:ascii="Symbol" w:hAnsi="Symbol" w:hint="default"/>
+        <w:rFonts w:hint="default" w:ascii="Symbol" w:hAnsi="Symbol"/>
         <w:sz w:val="20"/>
       </w:rPr>
     </w:lvl>
@@ -2722,7 +2783,7 @@
         <w:ind w:left="5760" w:hanging="360"/>
       </w:pPr>
       <w:rPr>
-        <w:rFonts w:ascii="Symbol" w:hAnsi="Symbol" w:hint="default"/>
+        <w:rFonts w:hint="default" w:ascii="Symbol" w:hAnsi="Symbol"/>
         <w:sz w:val="20"/>
       </w:rPr>
     </w:lvl>
@@ -2738,7 +2799,7 @@
         <w:ind w:left="6480" w:hanging="360"/>
       </w:pPr>
       <w:rPr>
-        <w:rFonts w:ascii="Symbol" w:hAnsi="Symbol" w:hint="default"/>
+        <w:rFonts w:hint="default" w:ascii="Symbol" w:hAnsi="Symbol"/>
         <w:sz w:val="20"/>
       </w:rPr>
     </w:lvl>
@@ -2759,7 +2820,7 @@
         <w:ind w:left="720" w:hanging="360"/>
       </w:pPr>
       <w:rPr>
-        <w:rFonts w:ascii="Symbol" w:hAnsi="Symbol" w:hint="default"/>
+        <w:rFonts w:hint="default" w:ascii="Symbol" w:hAnsi="Symbol"/>
         <w:sz w:val="20"/>
       </w:rPr>
     </w:lvl>
@@ -2775,7 +2836,7 @@
         <w:ind w:left="1440" w:hanging="360"/>
       </w:pPr>
       <w:rPr>
-        <w:rFonts w:ascii="Symbol" w:hAnsi="Symbol" w:hint="default"/>
+        <w:rFonts w:hint="default" w:ascii="Symbol" w:hAnsi="Symbol"/>
         <w:sz w:val="20"/>
       </w:rPr>
     </w:lvl>
@@ -2791,7 +2852,7 @@
         <w:ind w:left="2160" w:hanging="360"/>
       </w:pPr>
       <w:rPr>
-        <w:rFonts w:ascii="Symbol" w:hAnsi="Symbol" w:hint="default"/>
+        <w:rFonts w:hint="default" w:ascii="Symbol" w:hAnsi="Symbol"/>
         <w:sz w:val="20"/>
       </w:rPr>
     </w:lvl>
@@ -2807,7 +2868,7 @@
         <w:ind w:left="2880" w:hanging="360"/>
       </w:pPr>
       <w:rPr>
-        <w:rFonts w:ascii="Symbol" w:hAnsi="Symbol" w:hint="default"/>
+        <w:rFonts w:hint="default" w:ascii="Symbol" w:hAnsi="Symbol"/>
         <w:sz w:val="20"/>
       </w:rPr>
     </w:lvl>
@@ -2823,7 +2884,7 @@
         <w:ind w:left="3600" w:hanging="360"/>
       </w:pPr>
       <w:rPr>
-        <w:rFonts w:ascii="Symbol" w:hAnsi="Symbol" w:hint="default"/>
+        <w:rFonts w:hint="default" w:ascii="Symbol" w:hAnsi="Symbol"/>
         <w:sz w:val="20"/>
       </w:rPr>
     </w:lvl>
@@ -2839,7 +2900,7 @@
         <w:ind w:left="4320" w:hanging="360"/>
       </w:pPr>
       <w:rPr>
-        <w:rFonts w:ascii="Symbol" w:hAnsi="Symbol" w:hint="default"/>
+        <w:rFonts w:hint="default" w:ascii="Symbol" w:hAnsi="Symbol"/>
         <w:sz w:val="20"/>
       </w:rPr>
     </w:lvl>
@@ -2855,7 +2916,7 @@
         <w:ind w:left="5040" w:hanging="360"/>
       </w:pPr>
       <w:rPr>
-        <w:rFonts w:ascii="Symbol" w:hAnsi="Symbol" w:hint="default"/>
+        <w:rFonts w:hint="default" w:ascii="Symbol" w:hAnsi="Symbol"/>
         <w:sz w:val="20"/>
       </w:rPr>
     </w:lvl>
@@ -2871,7 +2932,7 @@
         <w:ind w:left="5760" w:hanging="360"/>
       </w:pPr>
       <w:rPr>
-        <w:rFonts w:ascii="Symbol" w:hAnsi="Symbol" w:hint="default"/>
+        <w:rFonts w:hint="default" w:ascii="Symbol" w:hAnsi="Symbol"/>
         <w:sz w:val="20"/>
       </w:rPr>
     </w:lvl>
@@ -2887,7 +2948,7 @@
         <w:ind w:left="6480" w:hanging="360"/>
       </w:pPr>
       <w:rPr>
-        <w:rFonts w:ascii="Symbol" w:hAnsi="Symbol" w:hint="default"/>
+        <w:rFonts w:hint="default" w:ascii="Symbol" w:hAnsi="Symbol"/>
         <w:sz w:val="20"/>
       </w:rPr>
     </w:lvl>
@@ -2908,7 +2969,7 @@
         <w:ind w:left="720" w:hanging="360"/>
       </w:pPr>
       <w:rPr>
-        <w:rFonts w:ascii="Symbol" w:hAnsi="Symbol" w:hint="default"/>
+        <w:rFonts w:hint="default" w:ascii="Symbol" w:hAnsi="Symbol"/>
         <w:sz w:val="20"/>
       </w:rPr>
     </w:lvl>
@@ -2924,7 +2985,7 @@
         <w:ind w:left="1440" w:hanging="360"/>
       </w:pPr>
       <w:rPr>
-        <w:rFonts w:ascii="Symbol" w:hAnsi="Symbol" w:hint="default"/>
+        <w:rFonts w:hint="default" w:ascii="Symbol" w:hAnsi="Symbol"/>
         <w:sz w:val="20"/>
       </w:rPr>
     </w:lvl>
@@ -2940,7 +3001,7 @@
         <w:ind w:left="2160" w:hanging="360"/>
       </w:pPr>
       <w:rPr>
-        <w:rFonts w:ascii="Symbol" w:hAnsi="Symbol" w:hint="default"/>
+        <w:rFonts w:hint="default" w:ascii="Symbol" w:hAnsi="Symbol"/>
         <w:sz w:val="20"/>
       </w:rPr>
     </w:lvl>
@@ -2956,7 +3017,7 @@
         <w:ind w:left="2880" w:hanging="360"/>
       </w:pPr>
       <w:rPr>
-        <w:rFonts w:ascii="Symbol" w:hAnsi="Symbol" w:hint="default"/>
+        <w:rFonts w:hint="default" w:ascii="Symbol" w:hAnsi="Symbol"/>
         <w:sz w:val="20"/>
       </w:rPr>
     </w:lvl>
@@ -2972,7 +3033,7 @@
         <w:ind w:left="3600" w:hanging="360"/>
       </w:pPr>
       <w:rPr>
-        <w:rFonts w:ascii="Symbol" w:hAnsi="Symbol" w:hint="default"/>
+        <w:rFonts w:hint="default" w:ascii="Symbol" w:hAnsi="Symbol"/>
         <w:sz w:val="20"/>
       </w:rPr>
     </w:lvl>
@@ -2988,7 +3049,7 @@
         <w:ind w:left="4320" w:hanging="360"/>
       </w:pPr>
       <w:rPr>
-        <w:rFonts w:ascii="Symbol" w:hAnsi="Symbol" w:hint="default"/>
+        <w:rFonts w:hint="default" w:ascii="Symbol" w:hAnsi="Symbol"/>
         <w:sz w:val="20"/>
       </w:rPr>
     </w:lvl>
@@ -3004,7 +3065,7 @@
         <w:ind w:left="5040" w:hanging="360"/>
       </w:pPr>
       <w:rPr>
-        <w:rFonts w:ascii="Symbol" w:hAnsi="Symbol" w:hint="default"/>
+        <w:rFonts w:hint="default" w:ascii="Symbol" w:hAnsi="Symbol"/>
         <w:sz w:val="20"/>
       </w:rPr>
     </w:lvl>
@@ -3020,7 +3081,7 @@
         <w:ind w:left="5760" w:hanging="360"/>
       </w:pPr>
       <w:rPr>
-        <w:rFonts w:ascii="Symbol" w:hAnsi="Symbol" w:hint="default"/>
+        <w:rFonts w:hint="default" w:ascii="Symbol" w:hAnsi="Symbol"/>
         <w:sz w:val="20"/>
       </w:rPr>
     </w:lvl>
@@ -3036,7 +3097,7 @@
         <w:ind w:left="6480" w:hanging="360"/>
       </w:pPr>
       <w:rPr>
-        <w:rFonts w:ascii="Symbol" w:hAnsi="Symbol" w:hint="default"/>
+        <w:rFonts w:hint="default" w:ascii="Symbol" w:hAnsi="Symbol"/>
         <w:sz w:val="20"/>
       </w:rPr>
     </w:lvl>
@@ -3069,7 +3130,7 @@
         <w:ind w:left="1440" w:hanging="360"/>
       </w:pPr>
       <w:rPr>
-        <w:rFonts w:ascii="Courier New" w:hAnsi="Courier New" w:hint="default"/>
+        <w:rFonts w:hint="default" w:ascii="Courier New" w:hAnsi="Courier New"/>
         <w:sz w:val="20"/>
       </w:rPr>
     </w:lvl>
@@ -3085,7 +3146,7 @@
         <w:ind w:left="2160" w:hanging="360"/>
       </w:pPr>
       <w:rPr>
-        <w:rFonts w:ascii="Wingdings" w:hAnsi="Wingdings" w:hint="default"/>
+        <w:rFonts w:hint="default" w:ascii="Wingdings" w:hAnsi="Wingdings"/>
         <w:sz w:val="20"/>
       </w:rPr>
     </w:lvl>
@@ -3178,7 +3239,7 @@
         <w:ind w:left="720" w:hanging="360"/>
       </w:pPr>
       <w:rPr>
-        <w:rFonts w:ascii="Symbol" w:hAnsi="Symbol" w:hint="default"/>
+        <w:rFonts w:hint="default" w:ascii="Symbol" w:hAnsi="Symbol"/>
         <w:sz w:val="20"/>
       </w:rPr>
     </w:lvl>
@@ -3194,7 +3255,7 @@
         <w:ind w:left="1440" w:hanging="360"/>
       </w:pPr>
       <w:rPr>
-        <w:rFonts w:ascii="Symbol" w:hAnsi="Symbol" w:hint="default"/>
+        <w:rFonts w:hint="default" w:ascii="Symbol" w:hAnsi="Symbol"/>
         <w:sz w:val="20"/>
       </w:rPr>
     </w:lvl>
@@ -3210,7 +3271,7 @@
         <w:ind w:left="2160" w:hanging="360"/>
       </w:pPr>
       <w:rPr>
-        <w:rFonts w:ascii="Symbol" w:hAnsi="Symbol" w:hint="default"/>
+        <w:rFonts w:hint="default" w:ascii="Symbol" w:hAnsi="Symbol"/>
         <w:sz w:val="20"/>
       </w:rPr>
     </w:lvl>
@@ -3226,7 +3287,7 @@
         <w:ind w:left="2880" w:hanging="360"/>
       </w:pPr>
       <w:rPr>
-        <w:rFonts w:ascii="Symbol" w:hAnsi="Symbol" w:hint="default"/>
+        <w:rFonts w:hint="default" w:ascii="Symbol" w:hAnsi="Symbol"/>
         <w:sz w:val="20"/>
       </w:rPr>
     </w:lvl>
@@ -3242,7 +3303,7 @@
         <w:ind w:left="3600" w:hanging="360"/>
       </w:pPr>
       <w:rPr>
-        <w:rFonts w:ascii="Symbol" w:hAnsi="Symbol" w:hint="default"/>
+        <w:rFonts w:hint="default" w:ascii="Symbol" w:hAnsi="Symbol"/>
         <w:sz w:val="20"/>
       </w:rPr>
     </w:lvl>
@@ -3258,7 +3319,7 @@
         <w:ind w:left="4320" w:hanging="360"/>
       </w:pPr>
       <w:rPr>
-        <w:rFonts w:ascii="Symbol" w:hAnsi="Symbol" w:hint="default"/>
+        <w:rFonts w:hint="default" w:ascii="Symbol" w:hAnsi="Symbol"/>
         <w:sz w:val="20"/>
       </w:rPr>
     </w:lvl>
@@ -3274,7 +3335,7 @@
         <w:ind w:left="5040" w:hanging="360"/>
       </w:pPr>
       <w:rPr>
-        <w:rFonts w:ascii="Symbol" w:hAnsi="Symbol" w:hint="default"/>
+        <w:rFonts w:hint="default" w:ascii="Symbol" w:hAnsi="Symbol"/>
         <w:sz w:val="20"/>
       </w:rPr>
     </w:lvl>
@@ -3290,7 +3351,7 @@
         <w:ind w:left="5760" w:hanging="360"/>
       </w:pPr>
       <w:rPr>
-        <w:rFonts w:ascii="Symbol" w:hAnsi="Symbol" w:hint="default"/>
+        <w:rFonts w:hint="default" w:ascii="Symbol" w:hAnsi="Symbol"/>
         <w:sz w:val="20"/>
       </w:rPr>
     </w:lvl>
@@ -3306,7 +3367,7 @@
         <w:ind w:left="6480" w:hanging="360"/>
       </w:pPr>
       <w:rPr>
-        <w:rFonts w:ascii="Symbol" w:hAnsi="Symbol" w:hint="default"/>
+        <w:rFonts w:hint="default" w:ascii="Symbol" w:hAnsi="Symbol"/>
         <w:sz w:val="20"/>
       </w:rPr>
     </w:lvl>
@@ -3327,7 +3388,7 @@
         <w:ind w:left="720" w:hanging="360"/>
       </w:pPr>
       <w:rPr>
-        <w:rFonts w:ascii="Symbol" w:hAnsi="Symbol" w:hint="default"/>
+        <w:rFonts w:hint="default" w:ascii="Symbol" w:hAnsi="Symbol"/>
         <w:sz w:val="20"/>
       </w:rPr>
     </w:lvl>
@@ -3343,7 +3404,7 @@
         <w:ind w:left="1440" w:hanging="360"/>
       </w:pPr>
       <w:rPr>
-        <w:rFonts w:ascii="Symbol" w:hAnsi="Symbol" w:hint="default"/>
+        <w:rFonts w:hint="default" w:ascii="Symbol" w:hAnsi="Symbol"/>
         <w:sz w:val="20"/>
       </w:rPr>
     </w:lvl>
@@ -3359,7 +3420,7 @@
         <w:ind w:left="2160" w:hanging="360"/>
       </w:pPr>
       <w:rPr>
-        <w:rFonts w:ascii="Symbol" w:hAnsi="Symbol" w:hint="default"/>
+        <w:rFonts w:hint="default" w:ascii="Symbol" w:hAnsi="Symbol"/>
         <w:sz w:val="20"/>
       </w:rPr>
     </w:lvl>
@@ -3375,7 +3436,7 @@
         <w:ind w:left="2880" w:hanging="360"/>
       </w:pPr>
       <w:rPr>
-        <w:rFonts w:ascii="Symbol" w:hAnsi="Symbol" w:hint="default"/>
+        <w:rFonts w:hint="default" w:ascii="Symbol" w:hAnsi="Symbol"/>
         <w:sz w:val="20"/>
       </w:rPr>
     </w:lvl>
@@ -3391,7 +3452,7 @@
         <w:ind w:left="3600" w:hanging="360"/>
       </w:pPr>
       <w:rPr>
-        <w:rFonts w:ascii="Symbol" w:hAnsi="Symbol" w:hint="default"/>
+        <w:rFonts w:hint="default" w:ascii="Symbol" w:hAnsi="Symbol"/>
         <w:sz w:val="20"/>
       </w:rPr>
     </w:lvl>
@@ -3407,7 +3468,7 @@
         <w:ind w:left="4320" w:hanging="360"/>
       </w:pPr>
       <w:rPr>
-        <w:rFonts w:ascii="Symbol" w:hAnsi="Symbol" w:hint="default"/>
+        <w:rFonts w:hint="default" w:ascii="Symbol" w:hAnsi="Symbol"/>
         <w:sz w:val="20"/>
       </w:rPr>
     </w:lvl>
@@ -3423,7 +3484,7 @@
         <w:ind w:left="5040" w:hanging="360"/>
       </w:pPr>
       <w:rPr>
-        <w:rFonts w:ascii="Symbol" w:hAnsi="Symbol" w:hint="default"/>
+        <w:rFonts w:hint="default" w:ascii="Symbol" w:hAnsi="Symbol"/>
         <w:sz w:val="20"/>
       </w:rPr>
     </w:lvl>
@@ -3439,7 +3500,7 @@
         <w:ind w:left="5760" w:hanging="360"/>
       </w:pPr>
       <w:rPr>
-        <w:rFonts w:ascii="Symbol" w:hAnsi="Symbol" w:hint="default"/>
+        <w:rFonts w:hint="default" w:ascii="Symbol" w:hAnsi="Symbol"/>
         <w:sz w:val="20"/>
       </w:rPr>
     </w:lvl>
@@ -3455,7 +3516,7 @@
         <w:ind w:left="6480" w:hanging="360"/>
       </w:pPr>
       <w:rPr>
-        <w:rFonts w:ascii="Symbol" w:hAnsi="Symbol" w:hint="default"/>
+        <w:rFonts w:hint="default" w:ascii="Symbol" w:hAnsi="Symbol"/>
         <w:sz w:val="20"/>
       </w:rPr>
     </w:lvl>
@@ -3476,7 +3537,7 @@
         <w:ind w:left="720" w:hanging="360"/>
       </w:pPr>
       <w:rPr>
-        <w:rFonts w:ascii="Symbol" w:hAnsi="Symbol" w:hint="default"/>
+        <w:rFonts w:hint="default" w:ascii="Symbol" w:hAnsi="Symbol"/>
         <w:sz w:val="20"/>
       </w:rPr>
     </w:lvl>
@@ -3492,7 +3553,7 @@
         <w:ind w:left="1440" w:hanging="360"/>
       </w:pPr>
       <w:rPr>
-        <w:rFonts w:ascii="Symbol" w:hAnsi="Symbol" w:hint="default"/>
+        <w:rFonts w:hint="default" w:ascii="Symbol" w:hAnsi="Symbol"/>
         <w:sz w:val="20"/>
       </w:rPr>
     </w:lvl>
@@ -3508,7 +3569,7 @@
         <w:ind w:left="2160" w:hanging="360"/>
       </w:pPr>
       <w:rPr>
-        <w:rFonts w:ascii="Symbol" w:hAnsi="Symbol" w:hint="default"/>
+        <w:rFonts w:hint="default" w:ascii="Symbol" w:hAnsi="Symbol"/>
         <w:sz w:val="20"/>
       </w:rPr>
     </w:lvl>
@@ -3524,7 +3585,7 @@
         <w:ind w:left="2880" w:hanging="360"/>
       </w:pPr>
       <w:rPr>
-        <w:rFonts w:ascii="Symbol" w:hAnsi="Symbol" w:hint="default"/>
+        <w:rFonts w:hint="default" w:ascii="Symbol" w:hAnsi="Symbol"/>
         <w:sz w:val="20"/>
       </w:rPr>
     </w:lvl>
@@ -3540,7 +3601,7 @@
         <w:ind w:left="3600" w:hanging="360"/>
       </w:pPr>
       <w:rPr>
-        <w:rFonts w:ascii="Symbol" w:hAnsi="Symbol" w:hint="default"/>
+        <w:rFonts w:hint="default" w:ascii="Symbol" w:hAnsi="Symbol"/>
         <w:sz w:val="20"/>
       </w:rPr>
     </w:lvl>
@@ -3556,7 +3617,7 @@
         <w:ind w:left="4320" w:hanging="360"/>
       </w:pPr>
       <w:rPr>
-        <w:rFonts w:ascii="Symbol" w:hAnsi="Symbol" w:hint="default"/>
+        <w:rFonts w:hint="default" w:ascii="Symbol" w:hAnsi="Symbol"/>
         <w:sz w:val="20"/>
       </w:rPr>
     </w:lvl>
@@ -3572,7 +3633,7 @@
         <w:ind w:left="5040" w:hanging="360"/>
       </w:pPr>
       <w:rPr>
-        <w:rFonts w:ascii="Symbol" w:hAnsi="Symbol" w:hint="default"/>
+        <w:rFonts w:hint="default" w:ascii="Symbol" w:hAnsi="Symbol"/>
         <w:sz w:val="20"/>
       </w:rPr>
     </w:lvl>
@@ -3588,7 +3649,7 @@
         <w:ind w:left="5760" w:hanging="360"/>
       </w:pPr>
       <w:rPr>
-        <w:rFonts w:ascii="Symbol" w:hAnsi="Symbol" w:hint="default"/>
+        <w:rFonts w:hint="default" w:ascii="Symbol" w:hAnsi="Symbol"/>
         <w:sz w:val="20"/>
       </w:rPr>
     </w:lvl>
@@ -3604,7 +3665,7 @@
         <w:ind w:left="6480" w:hanging="360"/>
       </w:pPr>
       <w:rPr>
-        <w:rFonts w:ascii="Symbol" w:hAnsi="Symbol" w:hint="default"/>
+        <w:rFonts w:hint="default" w:ascii="Symbol" w:hAnsi="Symbol"/>
         <w:sz w:val="20"/>
       </w:rPr>
     </w:lvl>
@@ -3625,7 +3686,7 @@
         <w:ind w:left="720" w:hanging="360"/>
       </w:pPr>
       <w:rPr>
-        <w:rFonts w:ascii="Symbol" w:hAnsi="Symbol" w:hint="default"/>
+        <w:rFonts w:hint="default" w:ascii="Symbol" w:hAnsi="Symbol"/>
         <w:sz w:val="20"/>
       </w:rPr>
     </w:lvl>
@@ -3641,7 +3702,7 @@
         <w:ind w:left="1440" w:hanging="360"/>
       </w:pPr>
       <w:rPr>
-        <w:rFonts w:ascii="Symbol" w:hAnsi="Symbol" w:hint="default"/>
+        <w:rFonts w:hint="default" w:ascii="Symbol" w:hAnsi="Symbol"/>
         <w:sz w:val="20"/>
       </w:rPr>
     </w:lvl>
@@ -3657,7 +3718,7 @@
         <w:ind w:left="2160" w:hanging="360"/>
       </w:pPr>
       <w:rPr>
-        <w:rFonts w:ascii="Symbol" w:hAnsi="Symbol" w:hint="default"/>
+        <w:rFonts w:hint="default" w:ascii="Symbol" w:hAnsi="Symbol"/>
         <w:sz w:val="20"/>
       </w:rPr>
     </w:lvl>
@@ -3673,7 +3734,7 @@
         <w:ind w:left="2880" w:hanging="360"/>
       </w:pPr>
       <w:rPr>
-        <w:rFonts w:ascii="Symbol" w:hAnsi="Symbol" w:hint="default"/>
+        <w:rFonts w:hint="default" w:ascii="Symbol" w:hAnsi="Symbol"/>
         <w:sz w:val="20"/>
       </w:rPr>
     </w:lvl>
@@ -3689,7 +3750,7 @@
         <w:ind w:left="3600" w:hanging="360"/>
       </w:pPr>
       <w:rPr>
-        <w:rFonts w:ascii="Symbol" w:hAnsi="Symbol" w:hint="default"/>
+        <w:rFonts w:hint="default" w:ascii="Symbol" w:hAnsi="Symbol"/>
         <w:sz w:val="20"/>
       </w:rPr>
     </w:lvl>
@@ -3705,7 +3766,7 @@
         <w:ind w:left="4320" w:hanging="360"/>
       </w:pPr>
       <w:rPr>
-        <w:rFonts w:ascii="Symbol" w:hAnsi="Symbol" w:hint="default"/>
+        <w:rFonts w:hint="default" w:ascii="Symbol" w:hAnsi="Symbol"/>
         <w:sz w:val="20"/>
       </w:rPr>
     </w:lvl>
@@ -3721,7 +3782,7 @@
         <w:ind w:left="5040" w:hanging="360"/>
       </w:pPr>
       <w:rPr>
-        <w:rFonts w:ascii="Symbol" w:hAnsi="Symbol" w:hint="default"/>
+        <w:rFonts w:hint="default" w:ascii="Symbol" w:hAnsi="Symbol"/>
         <w:sz w:val="20"/>
       </w:rPr>
     </w:lvl>
@@ -3737,7 +3798,7 @@
         <w:ind w:left="5760" w:hanging="360"/>
       </w:pPr>
       <w:rPr>
-        <w:rFonts w:ascii="Symbol" w:hAnsi="Symbol" w:hint="default"/>
+        <w:rFonts w:hint="default" w:ascii="Symbol" w:hAnsi="Symbol"/>
         <w:sz w:val="20"/>
       </w:rPr>
     </w:lvl>
@@ -3753,7 +3814,7 @@
         <w:ind w:left="6480" w:hanging="360"/>
       </w:pPr>
       <w:rPr>
-        <w:rFonts w:ascii="Symbol" w:hAnsi="Symbol" w:hint="default"/>
+        <w:rFonts w:hint="default" w:ascii="Symbol" w:hAnsi="Symbol"/>
         <w:sz w:val="20"/>
       </w:rPr>
     </w:lvl>
@@ -3774,7 +3835,7 @@
         <w:ind w:left="720" w:hanging="360"/>
       </w:pPr>
       <w:rPr>
-        <w:rFonts w:ascii="Symbol" w:hAnsi="Symbol" w:hint="default"/>
+        <w:rFonts w:hint="default" w:ascii="Symbol" w:hAnsi="Symbol"/>
         <w:sz w:val="20"/>
       </w:rPr>
     </w:lvl>
@@ -3790,7 +3851,7 @@
         <w:ind w:left="1440" w:hanging="360"/>
       </w:pPr>
       <w:rPr>
-        <w:rFonts w:ascii="Symbol" w:hAnsi="Symbol" w:hint="default"/>
+        <w:rFonts w:hint="default" w:ascii="Symbol" w:hAnsi="Symbol"/>
         <w:sz w:val="20"/>
       </w:rPr>
     </w:lvl>
@@ -3806,7 +3867,7 @@
         <w:ind w:left="2160" w:hanging="360"/>
       </w:pPr>
       <w:rPr>
-        <w:rFonts w:ascii="Symbol" w:hAnsi="Symbol" w:hint="default"/>
+        <w:rFonts w:hint="default" w:ascii="Symbol" w:hAnsi="Symbol"/>
         <w:sz w:val="20"/>
       </w:rPr>
     </w:lvl>
@@ -3822,7 +3883,7 @@
         <w:ind w:left="2880" w:hanging="360"/>
       </w:pPr>
       <w:rPr>
-        <w:rFonts w:ascii="Symbol" w:hAnsi="Symbol" w:hint="default"/>
+        <w:rFonts w:hint="default" w:ascii="Symbol" w:hAnsi="Symbol"/>
         <w:sz w:val="20"/>
       </w:rPr>
     </w:lvl>
@@ -3838,7 +3899,7 @@
         <w:ind w:left="3600" w:hanging="360"/>
       </w:pPr>
       <w:rPr>
-        <w:rFonts w:ascii="Symbol" w:hAnsi="Symbol" w:hint="default"/>
+        <w:rFonts w:hint="default" w:ascii="Symbol" w:hAnsi="Symbol"/>
         <w:sz w:val="20"/>
       </w:rPr>
     </w:lvl>
@@ -3854,7 +3915,7 @@
         <w:ind w:left="4320" w:hanging="360"/>
       </w:pPr>
       <w:rPr>
-        <w:rFonts w:ascii="Symbol" w:hAnsi="Symbol" w:hint="default"/>
+        <w:rFonts w:hint="default" w:ascii="Symbol" w:hAnsi="Symbol"/>
         <w:sz w:val="20"/>
       </w:rPr>
     </w:lvl>
@@ -3870,7 +3931,7 @@
         <w:ind w:left="5040" w:hanging="360"/>
       </w:pPr>
       <w:rPr>
-        <w:rFonts w:ascii="Symbol" w:hAnsi="Symbol" w:hint="default"/>
+        <w:rFonts w:hint="default" w:ascii="Symbol" w:hAnsi="Symbol"/>
         <w:sz w:val="20"/>
       </w:rPr>
     </w:lvl>
@@ -3886,7 +3947,7 @@
         <w:ind w:left="5760" w:hanging="360"/>
       </w:pPr>
       <w:rPr>
-        <w:rFonts w:ascii="Symbol" w:hAnsi="Symbol" w:hint="default"/>
+        <w:rFonts w:hint="default" w:ascii="Symbol" w:hAnsi="Symbol"/>
         <w:sz w:val="20"/>
       </w:rPr>
     </w:lvl>
@@ -3902,7 +3963,7 @@
         <w:ind w:left="6480" w:hanging="360"/>
       </w:pPr>
       <w:rPr>
-        <w:rFonts w:ascii="Symbol" w:hAnsi="Symbol" w:hint="default"/>
+        <w:rFonts w:hint="default" w:ascii="Symbol" w:hAnsi="Symbol"/>
         <w:sz w:val="20"/>
       </w:rPr>
     </w:lvl>
@@ -3920,7 +3981,7 @@
         <w:ind w:left="720" w:hanging="360"/>
       </w:pPr>
       <w:rPr>
-        <w:rFonts w:ascii="Symbol" w:hAnsi="Symbol" w:hint="default"/>
+        <w:rFonts w:hint="default" w:ascii="Symbol" w:hAnsi="Symbol"/>
       </w:rPr>
     </w:lvl>
     <w:lvl w:ilvl="1" w:tplc="663A1B84">
@@ -3932,7 +3993,7 @@
         <w:ind w:left="1440" w:hanging="360"/>
       </w:pPr>
       <w:rPr>
-        <w:rFonts w:ascii="Courier New" w:hAnsi="Courier New" w:hint="default"/>
+        <w:rFonts w:hint="default" w:ascii="Courier New" w:hAnsi="Courier New"/>
       </w:rPr>
     </w:lvl>
     <w:lvl w:ilvl="2" w:tplc="D794F700">
@@ -3944,7 +4005,7 @@
         <w:ind w:left="2160" w:hanging="360"/>
       </w:pPr>
       <w:rPr>
-        <w:rFonts w:ascii="Wingdings" w:hAnsi="Wingdings" w:hint="default"/>
+        <w:rFonts w:hint="default" w:ascii="Wingdings" w:hAnsi="Wingdings"/>
       </w:rPr>
     </w:lvl>
     <w:lvl w:ilvl="3" w:tplc="63C4B4E2">
@@ -3956,7 +4017,7 @@
         <w:ind w:left="2880" w:hanging="360"/>
       </w:pPr>
       <w:rPr>
-        <w:rFonts w:ascii="Symbol" w:hAnsi="Symbol" w:hint="default"/>
+        <w:rFonts w:hint="default" w:ascii="Symbol" w:hAnsi="Symbol"/>
       </w:rPr>
     </w:lvl>
     <w:lvl w:ilvl="4" w:tplc="D966A90E">
@@ -3968,7 +4029,7 @@
         <w:ind w:left="3600" w:hanging="360"/>
       </w:pPr>
       <w:rPr>
-        <w:rFonts w:ascii="Courier New" w:hAnsi="Courier New" w:hint="default"/>
+        <w:rFonts w:hint="default" w:ascii="Courier New" w:hAnsi="Courier New"/>
       </w:rPr>
     </w:lvl>
     <w:lvl w:ilvl="5" w:tplc="EB70BC14">
@@ -3980,7 +4041,7 @@
         <w:ind w:left="4320" w:hanging="360"/>
       </w:pPr>
       <w:rPr>
-        <w:rFonts w:ascii="Wingdings" w:hAnsi="Wingdings" w:hint="default"/>
+        <w:rFonts w:hint="default" w:ascii="Wingdings" w:hAnsi="Wingdings"/>
       </w:rPr>
     </w:lvl>
     <w:lvl w:ilvl="6" w:tplc="CE4CCD48">
@@ -3992,7 +4053,7 @@
         <w:ind w:left="5040" w:hanging="360"/>
       </w:pPr>
       <w:rPr>
-        <w:rFonts w:ascii="Symbol" w:hAnsi="Symbol" w:hint="default"/>
+        <w:rFonts w:hint="default" w:ascii="Symbol" w:hAnsi="Symbol"/>
       </w:rPr>
     </w:lvl>
     <w:lvl w:ilvl="7" w:tplc="D018D4D6">
@@ -4004,7 +4065,7 @@
         <w:ind w:left="5760" w:hanging="360"/>
       </w:pPr>
       <w:rPr>
-        <w:rFonts w:ascii="Courier New" w:hAnsi="Courier New" w:hint="default"/>
+        <w:rFonts w:hint="default" w:ascii="Courier New" w:hAnsi="Courier New"/>
       </w:rPr>
     </w:lvl>
     <w:lvl w:ilvl="8" w:tplc="D3A04DFC">
@@ -4016,7 +4077,7 @@
         <w:ind w:left="6480" w:hanging="360"/>
       </w:pPr>
       <w:rPr>
-        <w:rFonts w:ascii="Wingdings" w:hAnsi="Wingdings" w:hint="default"/>
+        <w:rFonts w:hint="default" w:ascii="Wingdings" w:hAnsi="Wingdings"/>
       </w:rPr>
     </w:lvl>
   </w:abstractNum>
@@ -4033,7 +4094,7 @@
         <w:ind w:left="3340" w:hanging="360"/>
       </w:pPr>
       <w:rPr>
-        <w:rFonts w:ascii="Symbol" w:hAnsi="Symbol" w:hint="default"/>
+        <w:rFonts w:hint="default" w:ascii="Symbol" w:hAnsi="Symbol"/>
       </w:rPr>
     </w:lvl>
     <w:lvl w:ilvl="1" w:tplc="40090003" w:tentative="1">
@@ -4045,7 +4106,7 @@
         <w:ind w:left="4060" w:hanging="360"/>
       </w:pPr>
       <w:rPr>
-        <w:rFonts w:ascii="Courier New" w:hAnsi="Courier New" w:cs="Courier New" w:hint="default"/>
+        <w:rFonts w:hint="default" w:ascii="Courier New" w:hAnsi="Courier New" w:cs="Courier New"/>
       </w:rPr>
     </w:lvl>
     <w:lvl w:ilvl="2" w:tplc="40090005" w:tentative="1">
@@ -4057,7 +4118,7 @@
         <w:ind w:left="4780" w:hanging="360"/>
       </w:pPr>
       <w:rPr>
-        <w:rFonts w:ascii="Wingdings" w:hAnsi="Wingdings" w:hint="default"/>
+        <w:rFonts w:hint="default" w:ascii="Wingdings" w:hAnsi="Wingdings"/>
       </w:rPr>
     </w:lvl>
     <w:lvl w:ilvl="3" w:tplc="40090001" w:tentative="1">
@@ -4069,7 +4130,7 @@
         <w:ind w:left="5500" w:hanging="360"/>
       </w:pPr>
       <w:rPr>
-        <w:rFonts w:ascii="Symbol" w:hAnsi="Symbol" w:hint="default"/>
+        <w:rFonts w:hint="default" w:ascii="Symbol" w:hAnsi="Symbol"/>
       </w:rPr>
     </w:lvl>
     <w:lvl w:ilvl="4" w:tplc="40090003" w:tentative="1">
@@ -4081,7 +4142,7 @@
         <w:ind w:left="6220" w:hanging="360"/>
       </w:pPr>
       <w:rPr>
-        <w:rFonts w:ascii="Courier New" w:hAnsi="Courier New" w:cs="Courier New" w:hint="default"/>
+        <w:rFonts w:hint="default" w:ascii="Courier New" w:hAnsi="Courier New" w:cs="Courier New"/>
       </w:rPr>
     </w:lvl>
     <w:lvl w:ilvl="5" w:tplc="40090005" w:tentative="1">
@@ -4093,7 +4154,7 @@
         <w:ind w:left="6940" w:hanging="360"/>
       </w:pPr>
       <w:rPr>
-        <w:rFonts w:ascii="Wingdings" w:hAnsi="Wingdings" w:hint="default"/>
+        <w:rFonts w:hint="default" w:ascii="Wingdings" w:hAnsi="Wingdings"/>
       </w:rPr>
     </w:lvl>
     <w:lvl w:ilvl="6" w:tplc="40090001" w:tentative="1">
@@ -4105,7 +4166,7 @@
         <w:ind w:left="7660" w:hanging="360"/>
       </w:pPr>
       <w:rPr>
-        <w:rFonts w:ascii="Symbol" w:hAnsi="Symbol" w:hint="default"/>
+        <w:rFonts w:hint="default" w:ascii="Symbol" w:hAnsi="Symbol"/>
       </w:rPr>
     </w:lvl>
     <w:lvl w:ilvl="7" w:tplc="40090003" w:tentative="1">
@@ -4117,7 +4178,7 @@
         <w:ind w:left="8380" w:hanging="360"/>
       </w:pPr>
       <w:rPr>
-        <w:rFonts w:ascii="Courier New" w:hAnsi="Courier New" w:cs="Courier New" w:hint="default"/>
+        <w:rFonts w:hint="default" w:ascii="Courier New" w:hAnsi="Courier New" w:cs="Courier New"/>
       </w:rPr>
     </w:lvl>
     <w:lvl w:ilvl="8" w:tplc="40090005" w:tentative="1">
@@ -4129,7 +4190,7 @@
         <w:ind w:left="9100" w:hanging="360"/>
       </w:pPr>
       <w:rPr>
-        <w:rFonts w:ascii="Wingdings" w:hAnsi="Wingdings" w:hint="default"/>
+        <w:rFonts w:hint="default" w:ascii="Wingdings" w:hAnsi="Wingdings"/>
       </w:rPr>
     </w:lvl>
   </w:abstractNum>
@@ -4149,7 +4210,7 @@
         <w:ind w:left="720" w:hanging="360"/>
       </w:pPr>
       <w:rPr>
-        <w:rFonts w:ascii="Symbol" w:hAnsi="Symbol" w:hint="default"/>
+        <w:rFonts w:hint="default" w:ascii="Symbol" w:hAnsi="Symbol"/>
         <w:sz w:val="20"/>
       </w:rPr>
     </w:lvl>
@@ -4165,7 +4226,7 @@
         <w:ind w:left="1440" w:hanging="360"/>
       </w:pPr>
       <w:rPr>
-        <w:rFonts w:ascii="Symbol" w:hAnsi="Symbol" w:hint="default"/>
+        <w:rFonts w:hint="default" w:ascii="Symbol" w:hAnsi="Symbol"/>
         <w:sz w:val="20"/>
       </w:rPr>
     </w:lvl>
@@ -4181,7 +4242,7 @@
         <w:ind w:left="2160" w:hanging="360"/>
       </w:pPr>
       <w:rPr>
-        <w:rFonts w:ascii="Symbol" w:hAnsi="Symbol" w:hint="default"/>
+        <w:rFonts w:hint="default" w:ascii="Symbol" w:hAnsi="Symbol"/>
         <w:sz w:val="20"/>
       </w:rPr>
     </w:lvl>
@@ -4197,7 +4258,7 @@
         <w:ind w:left="2880" w:hanging="360"/>
       </w:pPr>
       <w:rPr>
-        <w:rFonts w:ascii="Symbol" w:hAnsi="Symbol" w:hint="default"/>
+        <w:rFonts w:hint="default" w:ascii="Symbol" w:hAnsi="Symbol"/>
         <w:sz w:val="20"/>
       </w:rPr>
     </w:lvl>
@@ -4213,7 +4274,7 @@
         <w:ind w:left="3600" w:hanging="360"/>
       </w:pPr>
       <w:rPr>
-        <w:rFonts w:ascii="Symbol" w:hAnsi="Symbol" w:hint="default"/>
+        <w:rFonts w:hint="default" w:ascii="Symbol" w:hAnsi="Symbol"/>
         <w:sz w:val="20"/>
       </w:rPr>
     </w:lvl>
@@ -4229,7 +4290,7 @@
         <w:ind w:left="4320" w:hanging="360"/>
       </w:pPr>
       <w:rPr>
-        <w:rFonts w:ascii="Symbol" w:hAnsi="Symbol" w:hint="default"/>
+        <w:rFonts w:hint="default" w:ascii="Symbol" w:hAnsi="Symbol"/>
         <w:sz w:val="20"/>
       </w:rPr>
     </w:lvl>
@@ -4245,7 +4306,7 @@
         <w:ind w:left="5040" w:hanging="360"/>
       </w:pPr>
       <w:rPr>
-        <w:rFonts w:ascii="Symbol" w:hAnsi="Symbol" w:hint="default"/>
+        <w:rFonts w:hint="default" w:ascii="Symbol" w:hAnsi="Symbol"/>
         <w:sz w:val="20"/>
       </w:rPr>
     </w:lvl>
@@ -4261,7 +4322,7 @@
         <w:ind w:left="5760" w:hanging="360"/>
       </w:pPr>
       <w:rPr>
-        <w:rFonts w:ascii="Symbol" w:hAnsi="Symbol" w:hint="default"/>
+        <w:rFonts w:hint="default" w:ascii="Symbol" w:hAnsi="Symbol"/>
         <w:sz w:val="20"/>
       </w:rPr>
     </w:lvl>
@@ -4277,7 +4338,7 @@
         <w:ind w:left="6480" w:hanging="360"/>
       </w:pPr>
       <w:rPr>
-        <w:rFonts w:ascii="Symbol" w:hAnsi="Symbol" w:hint="default"/>
+        <w:rFonts w:hint="default" w:ascii="Symbol" w:hAnsi="Symbol"/>
         <w:sz w:val="20"/>
       </w:rPr>
     </w:lvl>
@@ -4298,7 +4359,7 @@
         <w:ind w:left="720" w:hanging="360"/>
       </w:pPr>
       <w:rPr>
-        <w:rFonts w:ascii="Symbol" w:hAnsi="Symbol" w:hint="default"/>
+        <w:rFonts w:hint="default" w:ascii="Symbol" w:hAnsi="Symbol"/>
         <w:sz w:val="20"/>
       </w:rPr>
     </w:lvl>
@@ -4314,7 +4375,7 @@
         <w:ind w:left="1440" w:hanging="360"/>
       </w:pPr>
       <w:rPr>
-        <w:rFonts w:ascii="Symbol" w:hAnsi="Symbol" w:hint="default"/>
+        <w:rFonts w:hint="default" w:ascii="Symbol" w:hAnsi="Symbol"/>
         <w:sz w:val="20"/>
       </w:rPr>
     </w:lvl>
@@ -4330,7 +4391,7 @@
         <w:ind w:left="2160" w:hanging="360"/>
       </w:pPr>
       <w:rPr>
-        <w:rFonts w:ascii="Symbol" w:hAnsi="Symbol" w:hint="default"/>
+        <w:rFonts w:hint="default" w:ascii="Symbol" w:hAnsi="Symbol"/>
         <w:sz w:val="20"/>
       </w:rPr>
     </w:lvl>
@@ -4346,7 +4407,7 @@
         <w:ind w:left="2880" w:hanging="360"/>
       </w:pPr>
       <w:rPr>
-        <w:rFonts w:ascii="Symbol" w:hAnsi="Symbol" w:hint="default"/>
+        <w:rFonts w:hint="default" w:ascii="Symbol" w:hAnsi="Symbol"/>
         <w:sz w:val="20"/>
       </w:rPr>
     </w:lvl>
@@ -4362,7 +4423,7 @@
         <w:ind w:left="3600" w:hanging="360"/>
       </w:pPr>
       <w:rPr>
-        <w:rFonts w:ascii="Symbol" w:hAnsi="Symbol" w:hint="default"/>
+        <w:rFonts w:hint="default" w:ascii="Symbol" w:hAnsi="Symbol"/>
         <w:sz w:val="20"/>
       </w:rPr>
     </w:lvl>
@@ -4378,7 +4439,7 @@
         <w:ind w:left="4320" w:hanging="360"/>
       </w:pPr>
       <w:rPr>
-        <w:rFonts w:ascii="Symbol" w:hAnsi="Symbol" w:hint="default"/>
+        <w:rFonts w:hint="default" w:ascii="Symbol" w:hAnsi="Symbol"/>
         <w:sz w:val="20"/>
       </w:rPr>
     </w:lvl>
@@ -4394,7 +4455,7 @@
         <w:ind w:left="5040" w:hanging="360"/>
       </w:pPr>
       <w:rPr>
-        <w:rFonts w:ascii="Symbol" w:hAnsi="Symbol" w:hint="default"/>
+        <w:rFonts w:hint="default" w:ascii="Symbol" w:hAnsi="Symbol"/>
         <w:sz w:val="20"/>
       </w:rPr>
     </w:lvl>
@@ -4410,7 +4471,7 @@
         <w:ind w:left="5760" w:hanging="360"/>
       </w:pPr>
       <w:rPr>
-        <w:rFonts w:ascii="Symbol" w:hAnsi="Symbol" w:hint="default"/>
+        <w:rFonts w:hint="default" w:ascii="Symbol" w:hAnsi="Symbol"/>
         <w:sz w:val="20"/>
       </w:rPr>
     </w:lvl>
@@ -4426,7 +4487,7 @@
         <w:ind w:left="6480" w:hanging="360"/>
       </w:pPr>
       <w:rPr>
-        <w:rFonts w:ascii="Symbol" w:hAnsi="Symbol" w:hint="default"/>
+        <w:rFonts w:hint="default" w:ascii="Symbol" w:hAnsi="Symbol"/>
         <w:sz w:val="20"/>
       </w:rPr>
     </w:lvl>
@@ -4530,7 +4591,7 @@
         <w:ind w:left="3010" w:hanging="360"/>
       </w:pPr>
       <w:rPr>
-        <w:rFonts w:ascii="Symbol" w:hAnsi="Symbol" w:hint="default"/>
+        <w:rFonts w:hint="default" w:ascii="Symbol" w:hAnsi="Symbol"/>
       </w:rPr>
     </w:lvl>
     <w:lvl w:ilvl="1" w:tplc="40090003" w:tentative="1">
@@ -4542,7 +4603,7 @@
         <w:ind w:left="3730" w:hanging="360"/>
       </w:pPr>
       <w:rPr>
-        <w:rFonts w:ascii="Courier New" w:hAnsi="Courier New" w:cs="Courier New" w:hint="default"/>
+        <w:rFonts w:hint="default" w:ascii="Courier New" w:hAnsi="Courier New" w:cs="Courier New"/>
       </w:rPr>
     </w:lvl>
     <w:lvl w:ilvl="2" w:tplc="40090005" w:tentative="1">
@@ -4554,7 +4615,7 @@
         <w:ind w:left="4450" w:hanging="360"/>
       </w:pPr>
       <w:rPr>
-        <w:rFonts w:ascii="Wingdings" w:hAnsi="Wingdings" w:hint="default"/>
+        <w:rFonts w:hint="default" w:ascii="Wingdings" w:hAnsi="Wingdings"/>
       </w:rPr>
     </w:lvl>
     <w:lvl w:ilvl="3" w:tplc="40090001" w:tentative="1">
@@ -4566,7 +4627,7 @@
         <w:ind w:left="5170" w:hanging="360"/>
       </w:pPr>
       <w:rPr>
-        <w:rFonts w:ascii="Symbol" w:hAnsi="Symbol" w:hint="default"/>
+        <w:rFonts w:hint="default" w:ascii="Symbol" w:hAnsi="Symbol"/>
       </w:rPr>
     </w:lvl>
     <w:lvl w:ilvl="4" w:tplc="40090003" w:tentative="1">
@@ -4578,7 +4639,7 @@
         <w:ind w:left="5890" w:hanging="360"/>
       </w:pPr>
       <w:rPr>
-        <w:rFonts w:ascii="Courier New" w:hAnsi="Courier New" w:cs="Courier New" w:hint="default"/>
+        <w:rFonts w:hint="default" w:ascii="Courier New" w:hAnsi="Courier New" w:cs="Courier New"/>
       </w:rPr>
     </w:lvl>
     <w:lvl w:ilvl="5" w:tplc="40090005" w:tentative="1">
@@ -4590,7 +4651,7 @@
         <w:ind w:left="6610" w:hanging="360"/>
       </w:pPr>
       <w:rPr>
-        <w:rFonts w:ascii="Wingdings" w:hAnsi="Wingdings" w:hint="default"/>
+        <w:rFonts w:hint="default" w:ascii="Wingdings" w:hAnsi="Wingdings"/>
       </w:rPr>
     </w:lvl>
     <w:lvl w:ilvl="6" w:tplc="40090001" w:tentative="1">
@@ -4602,7 +4663,7 @@
         <w:ind w:left="7330" w:hanging="360"/>
       </w:pPr>
       <w:rPr>
-        <w:rFonts w:ascii="Symbol" w:hAnsi="Symbol" w:hint="default"/>
+        <w:rFonts w:hint="default" w:ascii="Symbol" w:hAnsi="Symbol"/>
       </w:rPr>
     </w:lvl>
     <w:lvl w:ilvl="7" w:tplc="40090003" w:tentative="1">
@@ -4614,7 +4675,7 @@
         <w:ind w:left="8050" w:hanging="360"/>
       </w:pPr>
       <w:rPr>
-        <w:rFonts w:ascii="Courier New" w:hAnsi="Courier New" w:cs="Courier New" w:hint="default"/>
+        <w:rFonts w:hint="default" w:ascii="Courier New" w:hAnsi="Courier New" w:cs="Courier New"/>
       </w:rPr>
     </w:lvl>
     <w:lvl w:ilvl="8" w:tplc="40090005" w:tentative="1">
@@ -4626,7 +4687,7 @@
         <w:ind w:left="8770" w:hanging="360"/>
       </w:pPr>
       <w:rPr>
-        <w:rFonts w:ascii="Wingdings" w:hAnsi="Wingdings" w:hint="default"/>
+        <w:rFonts w:hint="default" w:ascii="Wingdings" w:hAnsi="Wingdings"/>
       </w:rPr>
     </w:lvl>
   </w:abstractNum>
@@ -4646,7 +4707,7 @@
         <w:ind w:left="720" w:hanging="360"/>
       </w:pPr>
       <w:rPr>
-        <w:rFonts w:ascii="Wingdings" w:hAnsi="Wingdings" w:hint="default"/>
+        <w:rFonts w:hint="default" w:ascii="Wingdings" w:hAnsi="Wingdings"/>
         <w:sz w:val="20"/>
       </w:rPr>
     </w:lvl>
@@ -4662,7 +4723,7 @@
         <w:ind w:left="1440" w:hanging="360"/>
       </w:pPr>
       <w:rPr>
-        <w:rFonts w:ascii="Wingdings" w:hAnsi="Wingdings" w:hint="default"/>
+        <w:rFonts w:hint="default" w:ascii="Wingdings" w:hAnsi="Wingdings"/>
         <w:sz w:val="20"/>
       </w:rPr>
     </w:lvl>
@@ -4678,7 +4739,7 @@
         <w:ind w:left="2160" w:hanging="360"/>
       </w:pPr>
       <w:rPr>
-        <w:rFonts w:ascii="Wingdings" w:hAnsi="Wingdings" w:hint="default"/>
+        <w:rFonts w:hint="default" w:ascii="Wingdings" w:hAnsi="Wingdings"/>
         <w:sz w:val="20"/>
       </w:rPr>
     </w:lvl>
@@ -4694,7 +4755,7 @@
         <w:ind w:left="2880" w:hanging="360"/>
       </w:pPr>
       <w:rPr>
-        <w:rFonts w:ascii="Wingdings" w:hAnsi="Wingdings" w:hint="default"/>
+        <w:rFonts w:hint="default" w:ascii="Wingdings" w:hAnsi="Wingdings"/>
         <w:sz w:val="20"/>
       </w:rPr>
     </w:lvl>
@@ -4710,7 +4771,7 @@
         <w:ind w:left="3600" w:hanging="360"/>
       </w:pPr>
       <w:rPr>
-        <w:rFonts w:ascii="Wingdings" w:hAnsi="Wingdings" w:hint="default"/>
+        <w:rFonts w:hint="default" w:ascii="Wingdings" w:hAnsi="Wingdings"/>
         <w:sz w:val="20"/>
       </w:rPr>
     </w:lvl>
@@ -4726,7 +4787,7 @@
         <w:ind w:left="4320" w:hanging="360"/>
       </w:pPr>
       <w:rPr>
-        <w:rFonts w:ascii="Wingdings" w:hAnsi="Wingdings" w:hint="default"/>
+        <w:rFonts w:hint="default" w:ascii="Wingdings" w:hAnsi="Wingdings"/>
         <w:sz w:val="20"/>
       </w:rPr>
     </w:lvl>
@@ -4742,7 +4803,7 @@
         <w:ind w:left="5040" w:hanging="360"/>
       </w:pPr>
       <w:rPr>
-        <w:rFonts w:ascii="Wingdings" w:hAnsi="Wingdings" w:hint="default"/>
+        <w:rFonts w:hint="default" w:ascii="Wingdings" w:hAnsi="Wingdings"/>
         <w:sz w:val="20"/>
       </w:rPr>
     </w:lvl>
@@ -4758,7 +4819,7 @@
         <w:ind w:left="5760" w:hanging="360"/>
       </w:pPr>
       <w:rPr>
-        <w:rFonts w:ascii="Wingdings" w:hAnsi="Wingdings" w:hint="default"/>
+        <w:rFonts w:hint="default" w:ascii="Wingdings" w:hAnsi="Wingdings"/>
         <w:sz w:val="20"/>
       </w:rPr>
     </w:lvl>
@@ -4774,7 +4835,7 @@
         <w:ind w:left="6480" w:hanging="360"/>
       </w:pPr>
       <w:rPr>
-        <w:rFonts w:ascii="Wingdings" w:hAnsi="Wingdings" w:hint="default"/>
+        <w:rFonts w:hint="default" w:ascii="Wingdings" w:hAnsi="Wingdings"/>
         <w:sz w:val="20"/>
       </w:rPr>
     </w:lvl>
@@ -4908,7 +4969,7 @@
         <w:ind w:left="720" w:hanging="360"/>
       </w:pPr>
       <w:rPr>
-        <w:rFonts w:ascii="Symbol" w:hAnsi="Symbol" w:hint="default"/>
+        <w:rFonts w:hint="default" w:ascii="Symbol" w:hAnsi="Symbol"/>
         <w:sz w:val="20"/>
       </w:rPr>
     </w:lvl>
@@ -4924,7 +4985,7 @@
         <w:ind w:left="1440" w:hanging="360"/>
       </w:pPr>
       <w:rPr>
-        <w:rFonts w:ascii="Symbol" w:hAnsi="Symbol" w:hint="default"/>
+        <w:rFonts w:hint="default" w:ascii="Symbol" w:hAnsi="Symbol"/>
         <w:sz w:val="20"/>
       </w:rPr>
     </w:lvl>
@@ -4940,7 +5001,7 @@
         <w:ind w:left="2160" w:hanging="360"/>
       </w:pPr>
       <w:rPr>
-        <w:rFonts w:ascii="Symbol" w:hAnsi="Symbol" w:hint="default"/>
+        <w:rFonts w:hint="default" w:ascii="Symbol" w:hAnsi="Symbol"/>
         <w:sz w:val="20"/>
       </w:rPr>
     </w:lvl>
@@ -4956,7 +5017,7 @@
         <w:ind w:left="2880" w:hanging="360"/>
       </w:pPr>
       <w:rPr>
-        <w:rFonts w:ascii="Symbol" w:hAnsi="Symbol" w:hint="default"/>
+        <w:rFonts w:hint="default" w:ascii="Symbol" w:hAnsi="Symbol"/>
         <w:sz w:val="20"/>
       </w:rPr>
     </w:lvl>
@@ -4972,7 +5033,7 @@
         <w:ind w:left="3600" w:hanging="360"/>
       </w:pPr>
       <w:rPr>
-        <w:rFonts w:ascii="Symbol" w:hAnsi="Symbol" w:hint="default"/>
+        <w:rFonts w:hint="default" w:ascii="Symbol" w:hAnsi="Symbol"/>
         <w:sz w:val="20"/>
       </w:rPr>
     </w:lvl>
@@ -4988,7 +5049,7 @@
         <w:ind w:left="4320" w:hanging="360"/>
       </w:pPr>
       <w:rPr>
-        <w:rFonts w:ascii="Symbol" w:hAnsi="Symbol" w:hint="default"/>
+        <w:rFonts w:hint="default" w:ascii="Symbol" w:hAnsi="Symbol"/>
         <w:sz w:val="20"/>
       </w:rPr>
     </w:lvl>
@@ -5004,7 +5065,7 @@
         <w:ind w:left="5040" w:hanging="360"/>
       </w:pPr>
       <w:rPr>
-        <w:rFonts w:ascii="Symbol" w:hAnsi="Symbol" w:hint="default"/>
+        <w:rFonts w:hint="default" w:ascii="Symbol" w:hAnsi="Symbol"/>
         <w:sz w:val="20"/>
       </w:rPr>
     </w:lvl>
@@ -5020,7 +5081,7 @@
         <w:ind w:left="5760" w:hanging="360"/>
       </w:pPr>
       <w:rPr>
-        <w:rFonts w:ascii="Symbol" w:hAnsi="Symbol" w:hint="default"/>
+        <w:rFonts w:hint="default" w:ascii="Symbol" w:hAnsi="Symbol"/>
         <w:sz w:val="20"/>
       </w:rPr>
     </w:lvl>
@@ -5036,7 +5097,7 @@
         <w:ind w:left="6480" w:hanging="360"/>
       </w:pPr>
       <w:rPr>
-        <w:rFonts w:ascii="Symbol" w:hAnsi="Symbol" w:hint="default"/>
+        <w:rFonts w:hint="default" w:ascii="Symbol" w:hAnsi="Symbol"/>
         <w:sz w:val="20"/>
       </w:rPr>
     </w:lvl>
@@ -5054,7 +5115,7 @@
         <w:ind w:left="1080" w:hanging="360"/>
       </w:pPr>
       <w:rPr>
-        <w:rFonts w:ascii="Wingdings" w:hAnsi="Wingdings" w:hint="default"/>
+        <w:rFonts w:hint="default" w:ascii="Wingdings" w:hAnsi="Wingdings"/>
       </w:rPr>
     </w:lvl>
     <w:lvl w:ilvl="1" w:tplc="2D5C79C8">
@@ -5066,7 +5127,7 @@
         <w:ind w:left="1800" w:hanging="360"/>
       </w:pPr>
       <w:rPr>
-        <w:rFonts w:ascii="Courier New" w:hAnsi="Courier New" w:hint="default"/>
+        <w:rFonts w:hint="default" w:ascii="Courier New" w:hAnsi="Courier New"/>
       </w:rPr>
     </w:lvl>
     <w:lvl w:ilvl="2" w:tplc="71FE8674">
@@ -5078,7 +5139,7 @@
         <w:ind w:left="2520" w:hanging="360"/>
       </w:pPr>
       <w:rPr>
-        <w:rFonts w:ascii="Wingdings" w:hAnsi="Wingdings" w:hint="default"/>
+        <w:rFonts w:hint="default" w:ascii="Wingdings" w:hAnsi="Wingdings"/>
       </w:rPr>
     </w:lvl>
     <w:lvl w:ilvl="3" w:tplc="8732F670">
@@ -5090,7 +5151,7 @@
         <w:ind w:left="3240" w:hanging="360"/>
       </w:pPr>
       <w:rPr>
-        <w:rFonts w:ascii="Symbol" w:hAnsi="Symbol" w:hint="default"/>
+        <w:rFonts w:hint="default" w:ascii="Symbol" w:hAnsi="Symbol"/>
       </w:rPr>
     </w:lvl>
     <w:lvl w:ilvl="4" w:tplc="DEF04C96">
@@ -5102,7 +5163,7 @@
         <w:ind w:left="3960" w:hanging="360"/>
       </w:pPr>
       <w:rPr>
-        <w:rFonts w:ascii="Courier New" w:hAnsi="Courier New" w:hint="default"/>
+        <w:rFonts w:hint="default" w:ascii="Courier New" w:hAnsi="Courier New"/>
       </w:rPr>
     </w:lvl>
     <w:lvl w:ilvl="5" w:tplc="75223AB0">
@@ -5114,7 +5175,7 @@
         <w:ind w:left="4680" w:hanging="360"/>
       </w:pPr>
       <w:rPr>
-        <w:rFonts w:ascii="Wingdings" w:hAnsi="Wingdings" w:hint="default"/>
+        <w:rFonts w:hint="default" w:ascii="Wingdings" w:hAnsi="Wingdings"/>
       </w:rPr>
     </w:lvl>
     <w:lvl w:ilvl="6" w:tplc="F594D68A">
@@ -5126,7 +5187,7 @@
         <w:ind w:left="5400" w:hanging="360"/>
       </w:pPr>
       <w:rPr>
-        <w:rFonts w:ascii="Symbol" w:hAnsi="Symbol" w:hint="default"/>
+        <w:rFonts w:hint="default" w:ascii="Symbol" w:hAnsi="Symbol"/>
       </w:rPr>
     </w:lvl>
     <w:lvl w:ilvl="7" w:tplc="0622A37A">
@@ -5138,7 +5199,7 @@
         <w:ind w:left="6120" w:hanging="360"/>
       </w:pPr>
       <w:rPr>
-        <w:rFonts w:ascii="Courier New" w:hAnsi="Courier New" w:hint="default"/>
+        <w:rFonts w:hint="default" w:ascii="Courier New" w:hAnsi="Courier New"/>
       </w:rPr>
     </w:lvl>
     <w:lvl w:ilvl="8" w:tplc="FD009E24">
@@ -5150,7 +5211,7 @@
         <w:ind w:left="6840" w:hanging="360"/>
       </w:pPr>
       <w:rPr>
-        <w:rFonts w:ascii="Wingdings" w:hAnsi="Wingdings" w:hint="default"/>
+        <w:rFonts w:hint="default" w:ascii="Wingdings" w:hAnsi="Wingdings"/>
       </w:rPr>
     </w:lvl>
   </w:abstractNum>
@@ -5167,7 +5228,7 @@
         <w:ind w:left="2820" w:hanging="360"/>
       </w:pPr>
       <w:rPr>
-        <w:rFonts w:ascii="Symbol" w:hAnsi="Symbol" w:hint="default"/>
+        <w:rFonts w:hint="default" w:ascii="Symbol" w:hAnsi="Symbol"/>
       </w:rPr>
     </w:lvl>
     <w:lvl w:ilvl="1" w:tplc="40090003" w:tentative="1">
@@ -5179,7 +5240,7 @@
         <w:ind w:left="3540" w:hanging="360"/>
       </w:pPr>
       <w:rPr>
-        <w:rFonts w:ascii="Courier New" w:hAnsi="Courier New" w:cs="Courier New" w:hint="default"/>
+        <w:rFonts w:hint="default" w:ascii="Courier New" w:hAnsi="Courier New" w:cs="Courier New"/>
       </w:rPr>
     </w:lvl>
     <w:lvl w:ilvl="2" w:tplc="40090005" w:tentative="1">
@@ -5191,7 +5252,7 @@
         <w:ind w:left="4260" w:hanging="360"/>
       </w:pPr>
       <w:rPr>
-        <w:rFonts w:ascii="Wingdings" w:hAnsi="Wingdings" w:hint="default"/>
+        <w:rFonts w:hint="default" w:ascii="Wingdings" w:hAnsi="Wingdings"/>
       </w:rPr>
     </w:lvl>
     <w:lvl w:ilvl="3" w:tplc="40090001" w:tentative="1">
@@ -5203,7 +5264,7 @@
         <w:ind w:left="4980" w:hanging="360"/>
       </w:pPr>
       <w:rPr>
-        <w:rFonts w:ascii="Symbol" w:hAnsi="Symbol" w:hint="default"/>
+        <w:rFonts w:hint="default" w:ascii="Symbol" w:hAnsi="Symbol"/>
       </w:rPr>
     </w:lvl>
     <w:lvl w:ilvl="4" w:tplc="40090003" w:tentative="1">
@@ -5215,7 +5276,7 @@
         <w:ind w:left="5700" w:hanging="360"/>
       </w:pPr>
       <w:rPr>
-        <w:rFonts w:ascii="Courier New" w:hAnsi="Courier New" w:cs="Courier New" w:hint="default"/>
+        <w:rFonts w:hint="default" w:ascii="Courier New" w:hAnsi="Courier New" w:cs="Courier New"/>
       </w:rPr>
     </w:lvl>
     <w:lvl w:ilvl="5" w:tplc="40090005" w:tentative="1">
@@ -5227,7 +5288,7 @@
         <w:ind w:left="6420" w:hanging="360"/>
       </w:pPr>
       <w:rPr>
-        <w:rFonts w:ascii="Wingdings" w:hAnsi="Wingdings" w:hint="default"/>
+        <w:rFonts w:hint="default" w:ascii="Wingdings" w:hAnsi="Wingdings"/>
       </w:rPr>
     </w:lvl>
     <w:lvl w:ilvl="6" w:tplc="40090001" w:tentative="1">
@@ -5239,7 +5300,7 @@
         <w:ind w:left="7140" w:hanging="360"/>
       </w:pPr>
       <w:rPr>
-        <w:rFonts w:ascii="Symbol" w:hAnsi="Symbol" w:hint="default"/>
+        <w:rFonts w:hint="default" w:ascii="Symbol" w:hAnsi="Symbol"/>
       </w:rPr>
     </w:lvl>
     <w:lvl w:ilvl="7" w:tplc="40090003" w:tentative="1">
@@ -5251,7 +5312,7 @@
         <w:ind w:left="7860" w:hanging="360"/>
       </w:pPr>
       <w:rPr>
-        <w:rFonts w:ascii="Courier New" w:hAnsi="Courier New" w:cs="Courier New" w:hint="default"/>
+        <w:rFonts w:hint="default" w:ascii="Courier New" w:hAnsi="Courier New" w:cs="Courier New"/>
       </w:rPr>
     </w:lvl>
     <w:lvl w:ilvl="8" w:tplc="40090005" w:tentative="1">
@@ -5263,7 +5324,7 @@
         <w:ind w:left="8580" w:hanging="360"/>
       </w:pPr>
       <w:rPr>
-        <w:rFonts w:ascii="Wingdings" w:hAnsi="Wingdings" w:hint="default"/>
+        <w:rFonts w:hint="default" w:ascii="Wingdings" w:hAnsi="Wingdings"/>
       </w:rPr>
     </w:lvl>
   </w:abstractNum>
@@ -5280,7 +5341,7 @@
         <w:ind w:left="720" w:hanging="360"/>
       </w:pPr>
       <w:rPr>
-        <w:rFonts w:ascii="Aptos" w:hAnsi="Aptos" w:hint="default"/>
+        <w:rFonts w:hint="default" w:ascii="Aptos" w:hAnsi="Aptos"/>
       </w:rPr>
     </w:lvl>
     <w:lvl w:ilvl="1">
@@ -5369,7 +5430,7 @@
         <w:ind w:left="1080" w:hanging="360"/>
       </w:pPr>
       <w:rPr>
-        <w:rFonts w:ascii="Symbol" w:hAnsi="Symbol" w:hint="default"/>
+        <w:rFonts w:hint="default" w:ascii="Symbol" w:hAnsi="Symbol"/>
       </w:rPr>
     </w:lvl>
     <w:lvl w:ilvl="1" w:tplc="71AC315C">
@@ -5381,7 +5442,7 @@
         <w:ind w:left="1800" w:hanging="360"/>
       </w:pPr>
       <w:rPr>
-        <w:rFonts w:ascii="Courier New" w:hAnsi="Courier New" w:hint="default"/>
+        <w:rFonts w:hint="default" w:ascii="Courier New" w:hAnsi="Courier New"/>
       </w:rPr>
     </w:lvl>
     <w:lvl w:ilvl="2" w:tplc="E9B6A0E0">
@@ -5393,7 +5454,7 @@
         <w:ind w:left="2520" w:hanging="360"/>
       </w:pPr>
       <w:rPr>
-        <w:rFonts w:ascii="Wingdings" w:hAnsi="Wingdings" w:hint="default"/>
+        <w:rFonts w:hint="default" w:ascii="Wingdings" w:hAnsi="Wingdings"/>
       </w:rPr>
     </w:lvl>
     <w:lvl w:ilvl="3" w:tplc="24AA0E84">
@@ -5405,7 +5466,7 @@
         <w:ind w:left="3240" w:hanging="360"/>
       </w:pPr>
       <w:rPr>
-        <w:rFonts w:ascii="Symbol" w:hAnsi="Symbol" w:hint="default"/>
+        <w:rFonts w:hint="default" w:ascii="Symbol" w:hAnsi="Symbol"/>
       </w:rPr>
     </w:lvl>
     <w:lvl w:ilvl="4" w:tplc="5C0488DC">
@@ -5417,7 +5478,7 @@
         <w:ind w:left="3960" w:hanging="360"/>
       </w:pPr>
       <w:rPr>
-        <w:rFonts w:ascii="Courier New" w:hAnsi="Courier New" w:hint="default"/>
+        <w:rFonts w:hint="default" w:ascii="Courier New" w:hAnsi="Courier New"/>
       </w:rPr>
     </w:lvl>
     <w:lvl w:ilvl="5" w:tplc="07A23E4E">
@@ -5429,7 +5490,7 @@
         <w:ind w:left="4680" w:hanging="360"/>
       </w:pPr>
       <w:rPr>
-        <w:rFonts w:ascii="Wingdings" w:hAnsi="Wingdings" w:hint="default"/>
+        <w:rFonts w:hint="default" w:ascii="Wingdings" w:hAnsi="Wingdings"/>
       </w:rPr>
     </w:lvl>
     <w:lvl w:ilvl="6" w:tplc="9034ABCE">
@@ -5441,7 +5502,7 @@
         <w:ind w:left="5400" w:hanging="360"/>
       </w:pPr>
       <w:rPr>
-        <w:rFonts w:ascii="Symbol" w:hAnsi="Symbol" w:hint="default"/>
+        <w:rFonts w:hint="default" w:ascii="Symbol" w:hAnsi="Symbol"/>
       </w:rPr>
     </w:lvl>
     <w:lvl w:ilvl="7" w:tplc="9104E9D2">
@@ -5453,7 +5514,7 @@
         <w:ind w:left="6120" w:hanging="360"/>
       </w:pPr>
       <w:rPr>
-        <w:rFonts w:ascii="Courier New" w:hAnsi="Courier New" w:hint="default"/>
+        <w:rFonts w:hint="default" w:ascii="Courier New" w:hAnsi="Courier New"/>
       </w:rPr>
     </w:lvl>
     <w:lvl w:ilvl="8" w:tplc="D1B49938">
@@ -5465,7 +5526,7 @@
         <w:ind w:left="6840" w:hanging="360"/>
       </w:pPr>
       <w:rPr>
-        <w:rFonts w:ascii="Wingdings" w:hAnsi="Wingdings" w:hint="default"/>
+        <w:rFonts w:hint="default" w:ascii="Wingdings" w:hAnsi="Wingdings"/>
       </w:rPr>
     </w:lvl>
   </w:abstractNum>
@@ -5598,7 +5659,7 @@
         <w:ind w:left="720" w:hanging="360"/>
       </w:pPr>
       <w:rPr>
-        <w:rFonts w:ascii="Symbol" w:hAnsi="Symbol" w:hint="default"/>
+        <w:rFonts w:hint="default" w:ascii="Symbol" w:hAnsi="Symbol"/>
         <w:sz w:val="20"/>
       </w:rPr>
     </w:lvl>
@@ -5614,7 +5675,7 @@
         <w:ind w:left="1440" w:hanging="360"/>
       </w:pPr>
       <w:rPr>
-        <w:rFonts w:ascii="Symbol" w:hAnsi="Symbol" w:hint="default"/>
+        <w:rFonts w:hint="default" w:ascii="Symbol" w:hAnsi="Symbol"/>
         <w:sz w:val="20"/>
       </w:rPr>
     </w:lvl>
@@ -5630,7 +5691,7 @@
         <w:ind w:left="2160" w:hanging="360"/>
       </w:pPr>
       <w:rPr>
-        <w:rFonts w:ascii="Symbol" w:hAnsi="Symbol" w:hint="default"/>
+        <w:rFonts w:hint="default" w:ascii="Symbol" w:hAnsi="Symbol"/>
         <w:sz w:val="20"/>
       </w:rPr>
     </w:lvl>
@@ -5646,7 +5707,7 @@
         <w:ind w:left="2880" w:hanging="360"/>
       </w:pPr>
       <w:rPr>
-        <w:rFonts w:ascii="Symbol" w:hAnsi="Symbol" w:hint="default"/>
+        <w:rFonts w:hint="default" w:ascii="Symbol" w:hAnsi="Symbol"/>
         <w:sz w:val="20"/>
       </w:rPr>
     </w:lvl>
@@ -5662,7 +5723,7 @@
         <w:ind w:left="3600" w:hanging="360"/>
       </w:pPr>
       <w:rPr>
-        <w:rFonts w:ascii="Symbol" w:hAnsi="Symbol" w:hint="default"/>
+        <w:rFonts w:hint="default" w:ascii="Symbol" w:hAnsi="Symbol"/>
         <w:sz w:val="20"/>
       </w:rPr>
     </w:lvl>
@@ -5678,7 +5739,7 @@
         <w:ind w:left="4320" w:hanging="360"/>
       </w:pPr>
       <w:rPr>
-        <w:rFonts w:ascii="Symbol" w:hAnsi="Symbol" w:hint="default"/>
+        <w:rFonts w:hint="default" w:ascii="Symbol" w:hAnsi="Symbol"/>
         <w:sz w:val="20"/>
       </w:rPr>
     </w:lvl>
@@ -5694,7 +5755,7 @@
         <w:ind w:left="5040" w:hanging="360"/>
       </w:pPr>
       <w:rPr>
-        <w:rFonts w:ascii="Symbol" w:hAnsi="Symbol" w:hint="default"/>
+        <w:rFonts w:hint="default" w:ascii="Symbol" w:hAnsi="Symbol"/>
         <w:sz w:val="20"/>
       </w:rPr>
     </w:lvl>
@@ -5710,7 +5771,7 @@
         <w:ind w:left="5760" w:hanging="360"/>
       </w:pPr>
       <w:rPr>
-        <w:rFonts w:ascii="Symbol" w:hAnsi="Symbol" w:hint="default"/>
+        <w:rFonts w:hint="default" w:ascii="Symbol" w:hAnsi="Symbol"/>
         <w:sz w:val="20"/>
       </w:rPr>
     </w:lvl>
@@ -5726,7 +5787,7 @@
         <w:ind w:left="6480" w:hanging="360"/>
       </w:pPr>
       <w:rPr>
-        <w:rFonts w:ascii="Symbol" w:hAnsi="Symbol" w:hint="default"/>
+        <w:rFonts w:hint="default" w:ascii="Symbol" w:hAnsi="Symbol"/>
         <w:sz w:val="20"/>
       </w:rPr>
     </w:lvl>
@@ -5860,7 +5921,7 @@
         <w:ind w:left="720" w:hanging="360"/>
       </w:pPr>
       <w:rPr>
-        <w:rFonts w:ascii="Wingdings" w:hAnsi="Wingdings" w:hint="default"/>
+        <w:rFonts w:hint="default" w:ascii="Wingdings" w:hAnsi="Wingdings"/>
         <w:sz w:val="20"/>
       </w:rPr>
     </w:lvl>
@@ -5876,7 +5937,7 @@
         <w:ind w:left="1440" w:hanging="360"/>
       </w:pPr>
       <w:rPr>
-        <w:rFonts w:ascii="Wingdings" w:hAnsi="Wingdings" w:hint="default"/>
+        <w:rFonts w:hint="default" w:ascii="Wingdings" w:hAnsi="Wingdings"/>
         <w:sz w:val="20"/>
       </w:rPr>
     </w:lvl>
@@ -5892,7 +5953,7 @@
         <w:ind w:left="2160" w:hanging="360"/>
       </w:pPr>
       <w:rPr>
-        <w:rFonts w:ascii="Wingdings" w:hAnsi="Wingdings" w:hint="default"/>
+        <w:rFonts w:hint="default" w:ascii="Wingdings" w:hAnsi="Wingdings"/>
         <w:sz w:val="20"/>
       </w:rPr>
     </w:lvl>
@@ -5908,7 +5969,7 @@
         <w:ind w:left="2880" w:hanging="360"/>
       </w:pPr>
       <w:rPr>
-        <w:rFonts w:ascii="Wingdings" w:hAnsi="Wingdings" w:hint="default"/>
+        <w:rFonts w:hint="default" w:ascii="Wingdings" w:hAnsi="Wingdings"/>
         <w:sz w:val="20"/>
       </w:rPr>
     </w:lvl>
@@ -5924,7 +5985,7 @@
         <w:ind w:left="3600" w:hanging="360"/>
       </w:pPr>
       <w:rPr>
-        <w:rFonts w:ascii="Wingdings" w:hAnsi="Wingdings" w:hint="default"/>
+        <w:rFonts w:hint="default" w:ascii="Wingdings" w:hAnsi="Wingdings"/>
         <w:sz w:val="20"/>
       </w:rPr>
     </w:lvl>
@@ -5940,7 +6001,7 @@
         <w:ind w:left="4320" w:hanging="360"/>
       </w:pPr>
       <w:rPr>
-        <w:rFonts w:ascii="Wingdings" w:hAnsi="Wingdings" w:hint="default"/>
+        <w:rFonts w:hint="default" w:ascii="Wingdings" w:hAnsi="Wingdings"/>
         <w:sz w:val="20"/>
       </w:rPr>
     </w:lvl>
@@ -5956,7 +6017,7 @@
         <w:ind w:left="5040" w:hanging="360"/>
       </w:pPr>
       <w:rPr>
-        <w:rFonts w:ascii="Wingdings" w:hAnsi="Wingdings" w:hint="default"/>
+        <w:rFonts w:hint="default" w:ascii="Wingdings" w:hAnsi="Wingdings"/>
         <w:sz w:val="20"/>
       </w:rPr>
     </w:lvl>
@@ -5972,7 +6033,7 @@
         <w:ind w:left="5760" w:hanging="360"/>
       </w:pPr>
       <w:rPr>
-        <w:rFonts w:ascii="Wingdings" w:hAnsi="Wingdings" w:hint="default"/>
+        <w:rFonts w:hint="default" w:ascii="Wingdings" w:hAnsi="Wingdings"/>
         <w:sz w:val="20"/>
       </w:rPr>
     </w:lvl>
@@ -5988,7 +6049,7 @@
         <w:ind w:left="6480" w:hanging="360"/>
       </w:pPr>
       <w:rPr>
-        <w:rFonts w:ascii="Wingdings" w:hAnsi="Wingdings" w:hint="default"/>
+        <w:rFonts w:hint="default" w:ascii="Wingdings" w:hAnsi="Wingdings"/>
         <w:sz w:val="20"/>
       </w:rPr>
     </w:lvl>
@@ -6006,7 +6067,7 @@
         <w:ind w:left="1080" w:hanging="360"/>
       </w:pPr>
       <w:rPr>
-        <w:rFonts w:ascii="Symbol" w:hAnsi="Symbol" w:hint="default"/>
+        <w:rFonts w:hint="default" w:ascii="Symbol" w:hAnsi="Symbol"/>
       </w:rPr>
     </w:lvl>
     <w:lvl w:ilvl="1" w:tplc="D3865FF8">
@@ -6018,7 +6079,7 @@
         <w:ind w:left="1800" w:hanging="360"/>
       </w:pPr>
       <w:rPr>
-        <w:rFonts w:ascii="Courier New" w:hAnsi="Courier New" w:hint="default"/>
+        <w:rFonts w:hint="default" w:ascii="Courier New" w:hAnsi="Courier New"/>
       </w:rPr>
     </w:lvl>
     <w:lvl w:ilvl="2" w:tplc="29262164">
@@ -6030,7 +6091,7 @@
         <w:ind w:left="2520" w:hanging="360"/>
       </w:pPr>
       <w:rPr>
-        <w:rFonts w:ascii="Wingdings" w:hAnsi="Wingdings" w:hint="default"/>
+        <w:rFonts w:hint="default" w:ascii="Wingdings" w:hAnsi="Wingdings"/>
       </w:rPr>
     </w:lvl>
     <w:lvl w:ilvl="3" w:tplc="448C095C">
@@ -6042,7 +6103,7 @@
         <w:ind w:left="3240" w:hanging="360"/>
       </w:pPr>
       <w:rPr>
-        <w:rFonts w:ascii="Symbol" w:hAnsi="Symbol" w:hint="default"/>
+        <w:rFonts w:hint="default" w:ascii="Symbol" w:hAnsi="Symbol"/>
       </w:rPr>
     </w:lvl>
     <w:lvl w:ilvl="4" w:tplc="5BD2F14A">
@@ -6054,7 +6115,7 @@
         <w:ind w:left="3960" w:hanging="360"/>
       </w:pPr>
       <w:rPr>
-        <w:rFonts w:ascii="Courier New" w:hAnsi="Courier New" w:hint="default"/>
+        <w:rFonts w:hint="default" w:ascii="Courier New" w:hAnsi="Courier New"/>
       </w:rPr>
     </w:lvl>
     <w:lvl w:ilvl="5" w:tplc="32623CC4">
@@ -6066,7 +6127,7 @@
         <w:ind w:left="4680" w:hanging="360"/>
       </w:pPr>
       <w:rPr>
-        <w:rFonts w:ascii="Wingdings" w:hAnsi="Wingdings" w:hint="default"/>
+        <w:rFonts w:hint="default" w:ascii="Wingdings" w:hAnsi="Wingdings"/>
       </w:rPr>
     </w:lvl>
     <w:lvl w:ilvl="6" w:tplc="7B2A7C50">
@@ -6078,7 +6139,7 @@
         <w:ind w:left="5400" w:hanging="360"/>
       </w:pPr>
       <w:rPr>
-        <w:rFonts w:ascii="Symbol" w:hAnsi="Symbol" w:hint="default"/>
+        <w:rFonts w:hint="default" w:ascii="Symbol" w:hAnsi="Symbol"/>
       </w:rPr>
     </w:lvl>
     <w:lvl w:ilvl="7" w:tplc="8AB4A10C">
@@ -6090,7 +6151,7 @@
         <w:ind w:left="6120" w:hanging="360"/>
       </w:pPr>
       <w:rPr>
-        <w:rFonts w:ascii="Courier New" w:hAnsi="Courier New" w:hint="default"/>
+        <w:rFonts w:hint="default" w:ascii="Courier New" w:hAnsi="Courier New"/>
       </w:rPr>
     </w:lvl>
     <w:lvl w:ilvl="8" w:tplc="CFF8DF40">
@@ -6102,7 +6163,7 @@
         <w:ind w:left="6840" w:hanging="360"/>
       </w:pPr>
       <w:rPr>
-        <w:rFonts w:ascii="Wingdings" w:hAnsi="Wingdings" w:hint="default"/>
+        <w:rFonts w:hint="default" w:ascii="Wingdings" w:hAnsi="Wingdings"/>
       </w:rPr>
     </w:lvl>
   </w:abstractNum>
@@ -6235,7 +6296,7 @@
         <w:ind w:left="720" w:hanging="360"/>
       </w:pPr>
       <w:rPr>
-        <w:rFonts w:ascii="Symbol" w:hAnsi="Symbol" w:hint="default"/>
+        <w:rFonts w:hint="default" w:ascii="Symbol" w:hAnsi="Symbol"/>
         <w:sz w:val="20"/>
       </w:rPr>
     </w:lvl>
@@ -6251,7 +6312,7 @@
         <w:ind w:left="1440" w:hanging="360"/>
       </w:pPr>
       <w:rPr>
-        <w:rFonts w:ascii="Symbol" w:hAnsi="Symbol" w:hint="default"/>
+        <w:rFonts w:hint="default" w:ascii="Symbol" w:hAnsi="Symbol"/>
         <w:sz w:val="20"/>
       </w:rPr>
     </w:lvl>
@@ -6267,7 +6328,7 @@
         <w:ind w:left="2160" w:hanging="360"/>
       </w:pPr>
       <w:rPr>
-        <w:rFonts w:ascii="Symbol" w:hAnsi="Symbol" w:hint="default"/>
+        <w:rFonts w:hint="default" w:ascii="Symbol" w:hAnsi="Symbol"/>
         <w:sz w:val="20"/>
       </w:rPr>
     </w:lvl>
@@ -6283,7 +6344,7 @@
         <w:ind w:left="2880" w:hanging="360"/>
       </w:pPr>
       <w:rPr>
-        <w:rFonts w:ascii="Symbol" w:hAnsi="Symbol" w:hint="default"/>
+        <w:rFonts w:hint="default" w:ascii="Symbol" w:hAnsi="Symbol"/>
         <w:sz w:val="20"/>
       </w:rPr>
     </w:lvl>
@@ -6299,7 +6360,7 @@
         <w:ind w:left="3600" w:hanging="360"/>
       </w:pPr>
       <w:rPr>
-        <w:rFonts w:ascii="Symbol" w:hAnsi="Symbol" w:hint="default"/>
+        <w:rFonts w:hint="default" w:ascii="Symbol" w:hAnsi="Symbol"/>
         <w:sz w:val="20"/>
       </w:rPr>
     </w:lvl>
@@ -6315,7 +6376,7 @@
         <w:ind w:left="4320" w:hanging="360"/>
       </w:pPr>
       <w:rPr>
-        <w:rFonts w:ascii="Symbol" w:hAnsi="Symbol" w:hint="default"/>
+        <w:rFonts w:hint="default" w:ascii="Symbol" w:hAnsi="Symbol"/>
         <w:sz w:val="20"/>
       </w:rPr>
     </w:lvl>
@@ -6331,7 +6392,7 @@
         <w:ind w:left="5040" w:hanging="360"/>
       </w:pPr>
       <w:rPr>
-        <w:rFonts w:ascii="Symbol" w:hAnsi="Symbol" w:hint="default"/>
+        <w:rFonts w:hint="default" w:ascii="Symbol" w:hAnsi="Symbol"/>
         <w:sz w:val="20"/>
       </w:rPr>
     </w:lvl>
@@ -6347,7 +6408,7 @@
         <w:ind w:left="5760" w:hanging="360"/>
       </w:pPr>
       <w:rPr>
-        <w:rFonts w:ascii="Symbol" w:hAnsi="Symbol" w:hint="default"/>
+        <w:rFonts w:hint="default" w:ascii="Symbol" w:hAnsi="Symbol"/>
         <w:sz w:val="20"/>
       </w:rPr>
     </w:lvl>
@@ -6363,7 +6424,7 @@
         <w:ind w:left="6480" w:hanging="360"/>
       </w:pPr>
       <w:rPr>
-        <w:rFonts w:ascii="Symbol" w:hAnsi="Symbol" w:hint="default"/>
+        <w:rFonts w:hint="default" w:ascii="Symbol" w:hAnsi="Symbol"/>
         <w:sz w:val="20"/>
       </w:rPr>
     </w:lvl>
@@ -6470,7 +6531,7 @@
         <w:ind w:left="720" w:hanging="360"/>
       </w:pPr>
       <w:rPr>
-        <w:rFonts w:ascii="Symbol" w:hAnsi="Symbol" w:hint="default"/>
+        <w:rFonts w:hint="default" w:ascii="Symbol" w:hAnsi="Symbol"/>
         <w:sz w:val="20"/>
       </w:rPr>
     </w:lvl>
@@ -6486,7 +6547,7 @@
         <w:ind w:left="1440" w:hanging="360"/>
       </w:pPr>
       <w:rPr>
-        <w:rFonts w:ascii="Symbol" w:hAnsi="Symbol" w:hint="default"/>
+        <w:rFonts w:hint="default" w:ascii="Symbol" w:hAnsi="Symbol"/>
         <w:sz w:val="20"/>
       </w:rPr>
     </w:lvl>
@@ -6502,7 +6563,7 @@
         <w:ind w:left="2160" w:hanging="360"/>
       </w:pPr>
       <w:rPr>
-        <w:rFonts w:ascii="Symbol" w:hAnsi="Symbol" w:hint="default"/>
+        <w:rFonts w:hint="default" w:ascii="Symbol" w:hAnsi="Symbol"/>
         <w:sz w:val="20"/>
       </w:rPr>
     </w:lvl>
@@ -6518,7 +6579,7 @@
         <w:ind w:left="2880" w:hanging="360"/>
       </w:pPr>
       <w:rPr>
-        <w:rFonts w:ascii="Symbol" w:hAnsi="Symbol" w:hint="default"/>
+        <w:rFonts w:hint="default" w:ascii="Symbol" w:hAnsi="Symbol"/>
         <w:sz w:val="20"/>
       </w:rPr>
     </w:lvl>
@@ -6534,7 +6595,7 @@
         <w:ind w:left="3600" w:hanging="360"/>
       </w:pPr>
       <w:rPr>
-        <w:rFonts w:ascii="Symbol" w:hAnsi="Symbol" w:hint="default"/>
+        <w:rFonts w:hint="default" w:ascii="Symbol" w:hAnsi="Symbol"/>
         <w:sz w:val="20"/>
       </w:rPr>
     </w:lvl>
@@ -6550,7 +6611,7 @@
         <w:ind w:left="4320" w:hanging="360"/>
       </w:pPr>
       <w:rPr>
-        <w:rFonts w:ascii="Symbol" w:hAnsi="Symbol" w:hint="default"/>
+        <w:rFonts w:hint="default" w:ascii="Symbol" w:hAnsi="Symbol"/>
         <w:sz w:val="20"/>
       </w:rPr>
     </w:lvl>
@@ -6566,7 +6627,7 @@
         <w:ind w:left="5040" w:hanging="360"/>
       </w:pPr>
       <w:rPr>
-        <w:rFonts w:ascii="Symbol" w:hAnsi="Symbol" w:hint="default"/>
+        <w:rFonts w:hint="default" w:ascii="Symbol" w:hAnsi="Symbol"/>
         <w:sz w:val="20"/>
       </w:rPr>
     </w:lvl>
@@ -6582,7 +6643,7 @@
         <w:ind w:left="5760" w:hanging="360"/>
       </w:pPr>
       <w:rPr>
-        <w:rFonts w:ascii="Symbol" w:hAnsi="Symbol" w:hint="default"/>
+        <w:rFonts w:hint="default" w:ascii="Symbol" w:hAnsi="Symbol"/>
         <w:sz w:val="20"/>
       </w:rPr>
     </w:lvl>
@@ -6598,7 +6659,7 @@
         <w:ind w:left="6480" w:hanging="360"/>
       </w:pPr>
       <w:rPr>
-        <w:rFonts w:ascii="Symbol" w:hAnsi="Symbol" w:hint="default"/>
+        <w:rFonts w:hint="default" w:ascii="Symbol" w:hAnsi="Symbol"/>
         <w:sz w:val="20"/>
       </w:rPr>
     </w:lvl>
@@ -6619,7 +6680,7 @@
         <w:ind w:left="720" w:hanging="360"/>
       </w:pPr>
       <w:rPr>
-        <w:rFonts w:ascii="Wingdings" w:hAnsi="Wingdings" w:hint="default"/>
+        <w:rFonts w:hint="default" w:ascii="Wingdings" w:hAnsi="Wingdings"/>
         <w:sz w:val="20"/>
       </w:rPr>
     </w:lvl>
@@ -6635,7 +6696,7 @@
         <w:ind w:left="1440" w:hanging="360"/>
       </w:pPr>
       <w:rPr>
-        <w:rFonts w:ascii="Wingdings" w:hAnsi="Wingdings" w:hint="default"/>
+        <w:rFonts w:hint="default" w:ascii="Wingdings" w:hAnsi="Wingdings"/>
         <w:sz w:val="20"/>
       </w:rPr>
     </w:lvl>
@@ -6651,7 +6712,7 @@
         <w:ind w:left="2160" w:hanging="360"/>
       </w:pPr>
       <w:rPr>
-        <w:rFonts w:ascii="Wingdings" w:hAnsi="Wingdings" w:hint="default"/>
+        <w:rFonts w:hint="default" w:ascii="Wingdings" w:hAnsi="Wingdings"/>
         <w:sz w:val="20"/>
       </w:rPr>
     </w:lvl>
@@ -6667,7 +6728,7 @@
         <w:ind w:left="2880" w:hanging="360"/>
       </w:pPr>
       <w:rPr>
-        <w:rFonts w:ascii="Wingdings" w:hAnsi="Wingdings" w:hint="default"/>
+        <w:rFonts w:hint="default" w:ascii="Wingdings" w:hAnsi="Wingdings"/>
         <w:sz w:val="20"/>
       </w:rPr>
     </w:lvl>
@@ -6683,7 +6744,7 @@
         <w:ind w:left="3600" w:hanging="360"/>
       </w:pPr>
       <w:rPr>
-        <w:rFonts w:ascii="Wingdings" w:hAnsi="Wingdings" w:hint="default"/>
+        <w:rFonts w:hint="default" w:ascii="Wingdings" w:hAnsi="Wingdings"/>
         <w:sz w:val="20"/>
       </w:rPr>
     </w:lvl>
@@ -6699,7 +6760,7 @@
         <w:ind w:left="4320" w:hanging="360"/>
       </w:pPr>
       <w:rPr>
-        <w:rFonts w:ascii="Wingdings" w:hAnsi="Wingdings" w:hint="default"/>
+        <w:rFonts w:hint="default" w:ascii="Wingdings" w:hAnsi="Wingdings"/>
         <w:sz w:val="20"/>
       </w:rPr>
     </w:lvl>
@@ -6715,7 +6776,7 @@
         <w:ind w:left="5040" w:hanging="360"/>
       </w:pPr>
       <w:rPr>
-        <w:rFonts w:ascii="Wingdings" w:hAnsi="Wingdings" w:hint="default"/>
+        <w:rFonts w:hint="default" w:ascii="Wingdings" w:hAnsi="Wingdings"/>
         <w:sz w:val="20"/>
       </w:rPr>
     </w:lvl>
@@ -6731,7 +6792,7 @@
         <w:ind w:left="5760" w:hanging="360"/>
       </w:pPr>
       <w:rPr>
-        <w:rFonts w:ascii="Wingdings" w:hAnsi="Wingdings" w:hint="default"/>
+        <w:rFonts w:hint="default" w:ascii="Wingdings" w:hAnsi="Wingdings"/>
         <w:sz w:val="20"/>
       </w:rPr>
     </w:lvl>
@@ -6747,7 +6808,7 @@
         <w:ind w:left="6480" w:hanging="360"/>
       </w:pPr>
       <w:rPr>
-        <w:rFonts w:ascii="Wingdings" w:hAnsi="Wingdings" w:hint="default"/>
+        <w:rFonts w:hint="default" w:ascii="Wingdings" w:hAnsi="Wingdings"/>
         <w:sz w:val="20"/>
       </w:rPr>
     </w:lvl>
@@ -6768,7 +6829,7 @@
         <w:ind w:left="720" w:hanging="360"/>
       </w:pPr>
       <w:rPr>
-        <w:rFonts w:ascii="Symbol" w:hAnsi="Symbol" w:hint="default"/>
+        <w:rFonts w:hint="default" w:ascii="Symbol" w:hAnsi="Symbol"/>
         <w:sz w:val="20"/>
       </w:rPr>
     </w:lvl>
@@ -6784,7 +6845,7 @@
         <w:ind w:left="1440" w:hanging="360"/>
       </w:pPr>
       <w:rPr>
-        <w:rFonts w:ascii="Symbol" w:hAnsi="Symbol" w:hint="default"/>
+        <w:rFonts w:hint="default" w:ascii="Symbol" w:hAnsi="Symbol"/>
         <w:sz w:val="20"/>
       </w:rPr>
     </w:lvl>
@@ -6800,7 +6861,7 @@
         <w:ind w:left="2160" w:hanging="360"/>
       </w:pPr>
       <w:rPr>
-        <w:rFonts w:ascii="Symbol" w:hAnsi="Symbol" w:hint="default"/>
+        <w:rFonts w:hint="default" w:ascii="Symbol" w:hAnsi="Symbol"/>
         <w:sz w:val="20"/>
       </w:rPr>
     </w:lvl>
@@ -6816,7 +6877,7 @@
         <w:ind w:left="2880" w:hanging="360"/>
       </w:pPr>
       <w:rPr>
-        <w:rFonts w:ascii="Symbol" w:hAnsi="Symbol" w:hint="default"/>
+        <w:rFonts w:hint="default" w:ascii="Symbol" w:hAnsi="Symbol"/>
         <w:sz w:val="20"/>
       </w:rPr>
     </w:lvl>
@@ -6832,7 +6893,7 @@
         <w:ind w:left="3600" w:hanging="360"/>
       </w:pPr>
       <w:rPr>
-        <w:rFonts w:ascii="Symbol" w:hAnsi="Symbol" w:hint="default"/>
+        <w:rFonts w:hint="default" w:ascii="Symbol" w:hAnsi="Symbol"/>
         <w:sz w:val="20"/>
       </w:rPr>
     </w:lvl>
@@ -6848,7 +6909,7 @@
         <w:ind w:left="4320" w:hanging="360"/>
       </w:pPr>
       <w:rPr>
-        <w:rFonts w:ascii="Symbol" w:hAnsi="Symbol" w:hint="default"/>
+        <w:rFonts w:hint="default" w:ascii="Symbol" w:hAnsi="Symbol"/>
         <w:sz w:val="20"/>
       </w:rPr>
     </w:lvl>
@@ -6864,7 +6925,7 @@
         <w:ind w:left="5040" w:hanging="360"/>
       </w:pPr>
       <w:rPr>
-        <w:rFonts w:ascii="Symbol" w:hAnsi="Symbol" w:hint="default"/>
+        <w:rFonts w:hint="default" w:ascii="Symbol" w:hAnsi="Symbol"/>
         <w:sz w:val="20"/>
       </w:rPr>
     </w:lvl>
@@ -6880,7 +6941,7 @@
         <w:ind w:left="5760" w:hanging="360"/>
       </w:pPr>
       <w:rPr>
-        <w:rFonts w:ascii="Symbol" w:hAnsi="Symbol" w:hint="default"/>
+        <w:rFonts w:hint="default" w:ascii="Symbol" w:hAnsi="Symbol"/>
         <w:sz w:val="20"/>
       </w:rPr>
     </w:lvl>
@@ -6896,7 +6957,7 @@
         <w:ind w:left="6480" w:hanging="360"/>
       </w:pPr>
       <w:rPr>
-        <w:rFonts w:ascii="Symbol" w:hAnsi="Symbol" w:hint="default"/>
+        <w:rFonts w:hint="default" w:ascii="Symbol" w:hAnsi="Symbol"/>
         <w:sz w:val="20"/>
       </w:rPr>
     </w:lvl>
@@ -6914,7 +6975,7 @@
         <w:ind w:left="3780" w:hanging="360"/>
       </w:pPr>
       <w:rPr>
-        <w:rFonts w:ascii="Wingdings" w:hAnsi="Wingdings" w:hint="default"/>
+        <w:rFonts w:hint="default" w:ascii="Wingdings" w:hAnsi="Wingdings"/>
       </w:rPr>
     </w:lvl>
     <w:lvl w:ilvl="1" w:tplc="40090003" w:tentative="1">
@@ -6926,7 +6987,7 @@
         <w:ind w:left="4500" w:hanging="360"/>
       </w:pPr>
       <w:rPr>
-        <w:rFonts w:ascii="Courier New" w:hAnsi="Courier New" w:cs="Courier New" w:hint="default"/>
+        <w:rFonts w:hint="default" w:ascii="Courier New" w:hAnsi="Courier New" w:cs="Courier New"/>
       </w:rPr>
     </w:lvl>
     <w:lvl w:ilvl="2" w:tplc="40090005" w:tentative="1">
@@ -6938,7 +6999,7 @@
         <w:ind w:left="5220" w:hanging="360"/>
       </w:pPr>
       <w:rPr>
-        <w:rFonts w:ascii="Wingdings" w:hAnsi="Wingdings" w:hint="default"/>
+        <w:rFonts w:hint="default" w:ascii="Wingdings" w:hAnsi="Wingdings"/>
       </w:rPr>
     </w:lvl>
     <w:lvl w:ilvl="3" w:tplc="40090001" w:tentative="1">
@@ -6950,7 +7011,7 @@
         <w:ind w:left="5940" w:hanging="360"/>
       </w:pPr>
       <w:rPr>
-        <w:rFonts w:ascii="Symbol" w:hAnsi="Symbol" w:hint="default"/>
+        <w:rFonts w:hint="default" w:ascii="Symbol" w:hAnsi="Symbol"/>
       </w:rPr>
     </w:lvl>
     <w:lvl w:ilvl="4" w:tplc="40090003" w:tentative="1">
@@ -6962,7 +7023,7 @@
         <w:ind w:left="6660" w:hanging="360"/>
       </w:pPr>
       <w:rPr>
-        <w:rFonts w:ascii="Courier New" w:hAnsi="Courier New" w:cs="Courier New" w:hint="default"/>
+        <w:rFonts w:hint="default" w:ascii="Courier New" w:hAnsi="Courier New" w:cs="Courier New"/>
       </w:rPr>
     </w:lvl>
     <w:lvl w:ilvl="5" w:tplc="40090005" w:tentative="1">
@@ -6974,7 +7035,7 @@
         <w:ind w:left="7380" w:hanging="360"/>
       </w:pPr>
       <w:rPr>
-        <w:rFonts w:ascii="Wingdings" w:hAnsi="Wingdings" w:hint="default"/>
+        <w:rFonts w:hint="default" w:ascii="Wingdings" w:hAnsi="Wingdings"/>
       </w:rPr>
     </w:lvl>
     <w:lvl w:ilvl="6" w:tplc="40090001" w:tentative="1">
@@ -6986,7 +7047,7 @@
         <w:ind w:left="8100" w:hanging="360"/>
       </w:pPr>
       <w:rPr>
-        <w:rFonts w:ascii="Symbol" w:hAnsi="Symbol" w:hint="default"/>
+        <w:rFonts w:hint="default" w:ascii="Symbol" w:hAnsi="Symbol"/>
       </w:rPr>
     </w:lvl>
     <w:lvl w:ilvl="7" w:tplc="40090003" w:tentative="1">
@@ -6998,7 +7059,7 @@
         <w:ind w:left="8820" w:hanging="360"/>
       </w:pPr>
       <w:rPr>
-        <w:rFonts w:ascii="Courier New" w:hAnsi="Courier New" w:cs="Courier New" w:hint="default"/>
+        <w:rFonts w:hint="default" w:ascii="Courier New" w:hAnsi="Courier New" w:cs="Courier New"/>
       </w:rPr>
     </w:lvl>
     <w:lvl w:ilvl="8" w:tplc="40090005" w:tentative="1">
@@ -7010,7 +7071,7 @@
         <w:ind w:left="9540" w:hanging="360"/>
       </w:pPr>
       <w:rPr>
-        <w:rFonts w:ascii="Wingdings" w:hAnsi="Wingdings" w:hint="default"/>
+        <w:rFonts w:hint="default" w:ascii="Wingdings" w:hAnsi="Wingdings"/>
       </w:rPr>
     </w:lvl>
   </w:abstractNum>
@@ -7143,7 +7204,7 @@
         <w:ind w:left="720" w:hanging="360"/>
       </w:pPr>
       <w:rPr>
-        <w:rFonts w:ascii="Symbol" w:hAnsi="Symbol" w:hint="default"/>
+        <w:rFonts w:hint="default" w:ascii="Symbol" w:hAnsi="Symbol"/>
         <w:sz w:val="20"/>
       </w:rPr>
     </w:lvl>
@@ -7159,7 +7220,7 @@
         <w:ind w:left="1440" w:hanging="360"/>
       </w:pPr>
       <w:rPr>
-        <w:rFonts w:ascii="Symbol" w:hAnsi="Symbol" w:hint="default"/>
+        <w:rFonts w:hint="default" w:ascii="Symbol" w:hAnsi="Symbol"/>
         <w:sz w:val="20"/>
       </w:rPr>
     </w:lvl>
@@ -7175,7 +7236,7 @@
         <w:ind w:left="2160" w:hanging="360"/>
       </w:pPr>
       <w:rPr>
-        <w:rFonts w:ascii="Symbol" w:hAnsi="Symbol" w:hint="default"/>
+        <w:rFonts w:hint="default" w:ascii="Symbol" w:hAnsi="Symbol"/>
         <w:sz w:val="20"/>
       </w:rPr>
     </w:lvl>
@@ -7191,7 +7252,7 @@
         <w:ind w:left="2880" w:hanging="360"/>
       </w:pPr>
       <w:rPr>
-        <w:rFonts w:ascii="Symbol" w:hAnsi="Symbol" w:hint="default"/>
+        <w:rFonts w:hint="default" w:ascii="Symbol" w:hAnsi="Symbol"/>
         <w:sz w:val="20"/>
       </w:rPr>
     </w:lvl>
@@ -7207,7 +7268,7 @@
         <w:ind w:left="3600" w:hanging="360"/>
       </w:pPr>
       <w:rPr>
-        <w:rFonts w:ascii="Symbol" w:hAnsi="Symbol" w:hint="default"/>
+        <w:rFonts w:hint="default" w:ascii="Symbol" w:hAnsi="Symbol"/>
         <w:sz w:val="20"/>
       </w:rPr>
     </w:lvl>
@@ -7223,7 +7284,7 @@
         <w:ind w:left="4320" w:hanging="360"/>
       </w:pPr>
       <w:rPr>
-        <w:rFonts w:ascii="Symbol" w:hAnsi="Symbol" w:hint="default"/>
+        <w:rFonts w:hint="default" w:ascii="Symbol" w:hAnsi="Symbol"/>
         <w:sz w:val="20"/>
       </w:rPr>
     </w:lvl>
@@ -7239,7 +7300,7 @@
         <w:ind w:left="5040" w:hanging="360"/>
       </w:pPr>
       <w:rPr>
-        <w:rFonts w:ascii="Symbol" w:hAnsi="Symbol" w:hint="default"/>
+        <w:rFonts w:hint="default" w:ascii="Symbol" w:hAnsi="Symbol"/>
         <w:sz w:val="20"/>
       </w:rPr>
     </w:lvl>
@@ -7255,7 +7316,7 @@
         <w:ind w:left="5760" w:hanging="360"/>
       </w:pPr>
       <w:rPr>
-        <w:rFonts w:ascii="Symbol" w:hAnsi="Symbol" w:hint="default"/>
+        <w:rFonts w:hint="default" w:ascii="Symbol" w:hAnsi="Symbol"/>
         <w:sz w:val="20"/>
       </w:rPr>
     </w:lvl>
@@ -7271,7 +7332,7 @@
         <w:ind w:left="6480" w:hanging="360"/>
       </w:pPr>
       <w:rPr>
-        <w:rFonts w:ascii="Symbol" w:hAnsi="Symbol" w:hint="default"/>
+        <w:rFonts w:hint="default" w:ascii="Symbol" w:hAnsi="Symbol"/>
         <w:sz w:val="20"/>
       </w:rPr>
     </w:lvl>
@@ -7289,7 +7350,7 @@
         <w:ind w:left="2670" w:hanging="360"/>
       </w:pPr>
       <w:rPr>
-        <w:rFonts w:ascii="Symbol" w:hAnsi="Symbol" w:hint="default"/>
+        <w:rFonts w:hint="default" w:ascii="Symbol" w:hAnsi="Symbol"/>
       </w:rPr>
     </w:lvl>
     <w:lvl w:ilvl="1" w:tplc="40090003" w:tentative="1">
@@ -7301,7 +7362,7 @@
         <w:ind w:left="3390" w:hanging="360"/>
       </w:pPr>
       <w:rPr>
-        <w:rFonts w:ascii="Courier New" w:hAnsi="Courier New" w:cs="Courier New" w:hint="default"/>
+        <w:rFonts w:hint="default" w:ascii="Courier New" w:hAnsi="Courier New" w:cs="Courier New"/>
       </w:rPr>
     </w:lvl>
     <w:lvl w:ilvl="2" w:tplc="40090005" w:tentative="1">
@@ -7313,7 +7374,7 @@
         <w:ind w:left="4110" w:hanging="360"/>
       </w:pPr>
       <w:rPr>
-        <w:rFonts w:ascii="Wingdings" w:hAnsi="Wingdings" w:hint="default"/>
+        <w:rFonts w:hint="default" w:ascii="Wingdings" w:hAnsi="Wingdings"/>
       </w:rPr>
     </w:lvl>
     <w:lvl w:ilvl="3" w:tplc="40090001" w:tentative="1">
@@ -7325,7 +7386,7 @@
         <w:ind w:left="4830" w:hanging="360"/>
       </w:pPr>
       <w:rPr>
-        <w:rFonts w:ascii="Symbol" w:hAnsi="Symbol" w:hint="default"/>
+        <w:rFonts w:hint="default" w:ascii="Symbol" w:hAnsi="Symbol"/>
       </w:rPr>
     </w:lvl>
     <w:lvl w:ilvl="4" w:tplc="40090003" w:tentative="1">
@@ -7337,7 +7398,7 @@
         <w:ind w:left="5550" w:hanging="360"/>
       </w:pPr>
       <w:rPr>
-        <w:rFonts w:ascii="Courier New" w:hAnsi="Courier New" w:cs="Courier New" w:hint="default"/>
+        <w:rFonts w:hint="default" w:ascii="Courier New" w:hAnsi="Courier New" w:cs="Courier New"/>
       </w:rPr>
     </w:lvl>
     <w:lvl w:ilvl="5" w:tplc="40090005" w:tentative="1">
@@ -7349,7 +7410,7 @@
         <w:ind w:left="6270" w:hanging="360"/>
       </w:pPr>
       <w:rPr>
-        <w:rFonts w:ascii="Wingdings" w:hAnsi="Wingdings" w:hint="default"/>
+        <w:rFonts w:hint="default" w:ascii="Wingdings" w:hAnsi="Wingdings"/>
       </w:rPr>
     </w:lvl>
     <w:lvl w:ilvl="6" w:tplc="40090001" w:tentative="1">
@@ -7361,7 +7422,7 @@
         <w:ind w:left="6990" w:hanging="360"/>
       </w:pPr>
       <w:rPr>
-        <w:rFonts w:ascii="Symbol" w:hAnsi="Symbol" w:hint="default"/>
+        <w:rFonts w:hint="default" w:ascii="Symbol" w:hAnsi="Symbol"/>
       </w:rPr>
     </w:lvl>
     <w:lvl w:ilvl="7" w:tplc="40090003" w:tentative="1">
@@ -7373,7 +7434,7 @@
         <w:ind w:left="7710" w:hanging="360"/>
       </w:pPr>
       <w:rPr>
-        <w:rFonts w:ascii="Courier New" w:hAnsi="Courier New" w:cs="Courier New" w:hint="default"/>
+        <w:rFonts w:hint="default" w:ascii="Courier New" w:hAnsi="Courier New" w:cs="Courier New"/>
       </w:rPr>
     </w:lvl>
     <w:lvl w:ilvl="8" w:tplc="40090005" w:tentative="1">
@@ -7385,7 +7446,7 @@
         <w:ind w:left="8430" w:hanging="360"/>
       </w:pPr>
       <w:rPr>
-        <w:rFonts w:ascii="Wingdings" w:hAnsi="Wingdings" w:hint="default"/>
+        <w:rFonts w:hint="default" w:ascii="Wingdings" w:hAnsi="Wingdings"/>
       </w:rPr>
     </w:lvl>
   </w:abstractNum>
@@ -7405,7 +7466,7 @@
         <w:ind w:left="720" w:hanging="360"/>
       </w:pPr>
       <w:rPr>
-        <w:rFonts w:ascii="Symbol" w:hAnsi="Symbol" w:hint="default"/>
+        <w:rFonts w:hint="default" w:ascii="Symbol" w:hAnsi="Symbol"/>
         <w:sz w:val="20"/>
       </w:rPr>
     </w:lvl>
@@ -7421,7 +7482,7 @@
         <w:ind w:left="1440" w:hanging="360"/>
       </w:pPr>
       <w:rPr>
-        <w:rFonts w:ascii="Symbol" w:hAnsi="Symbol" w:hint="default"/>
+        <w:rFonts w:hint="default" w:ascii="Symbol" w:hAnsi="Symbol"/>
         <w:sz w:val="20"/>
       </w:rPr>
     </w:lvl>
@@ -7437,7 +7498,7 @@
         <w:ind w:left="2160" w:hanging="360"/>
       </w:pPr>
       <w:rPr>
-        <w:rFonts w:ascii="Symbol" w:hAnsi="Symbol" w:hint="default"/>
+        <w:rFonts w:hint="default" w:ascii="Symbol" w:hAnsi="Symbol"/>
         <w:sz w:val="20"/>
       </w:rPr>
     </w:lvl>
@@ -7453,7 +7514,7 @@
         <w:ind w:left="2880" w:hanging="360"/>
       </w:pPr>
       <w:rPr>
-        <w:rFonts w:ascii="Symbol" w:hAnsi="Symbol" w:hint="default"/>
+        <w:rFonts w:hint="default" w:ascii="Symbol" w:hAnsi="Symbol"/>
         <w:sz w:val="20"/>
       </w:rPr>
     </w:lvl>
@@ -7469,7 +7530,7 @@
         <w:ind w:left="3600" w:hanging="360"/>
       </w:pPr>
       <w:rPr>
-        <w:rFonts w:ascii="Symbol" w:hAnsi="Symbol" w:hint="default"/>
+        <w:rFonts w:hint="default" w:ascii="Symbol" w:hAnsi="Symbol"/>
         <w:sz w:val="20"/>
       </w:rPr>
     </w:lvl>
@@ -7485,7 +7546,7 @@
         <w:ind w:left="4320" w:hanging="360"/>
       </w:pPr>
       <w:rPr>
-        <w:rFonts w:ascii="Symbol" w:hAnsi="Symbol" w:hint="default"/>
+        <w:rFonts w:hint="default" w:ascii="Symbol" w:hAnsi="Symbol"/>
         <w:sz w:val="20"/>
       </w:rPr>
     </w:lvl>
@@ -7501,7 +7562,7 @@
         <w:ind w:left="5040" w:hanging="360"/>
       </w:pPr>
       <w:rPr>
-        <w:rFonts w:ascii="Symbol" w:hAnsi="Symbol" w:hint="default"/>
+        <w:rFonts w:hint="default" w:ascii="Symbol" w:hAnsi="Symbol"/>
         <w:sz w:val="20"/>
       </w:rPr>
     </w:lvl>
@@ -7517,7 +7578,7 @@
         <w:ind w:left="5760" w:hanging="360"/>
       </w:pPr>
       <w:rPr>
-        <w:rFonts w:ascii="Symbol" w:hAnsi="Symbol" w:hint="default"/>
+        <w:rFonts w:hint="default" w:ascii="Symbol" w:hAnsi="Symbol"/>
         <w:sz w:val="20"/>
       </w:rPr>
     </w:lvl>
@@ -7533,7 +7594,7 @@
         <w:ind w:left="6480" w:hanging="360"/>
       </w:pPr>
       <w:rPr>
-        <w:rFonts w:ascii="Symbol" w:hAnsi="Symbol" w:hint="default"/>
+        <w:rFonts w:hint="default" w:ascii="Symbol" w:hAnsi="Symbol"/>
         <w:sz w:val="20"/>
       </w:rPr>
     </w:lvl>
@@ -7551,7 +7612,7 @@
         <w:ind w:left="1080" w:hanging="360"/>
       </w:pPr>
       <w:rPr>
-        <w:rFonts w:ascii="Wingdings" w:hAnsi="Wingdings" w:hint="default"/>
+        <w:rFonts w:hint="default" w:ascii="Wingdings" w:hAnsi="Wingdings"/>
       </w:rPr>
     </w:lvl>
     <w:lvl w:ilvl="1" w:tplc="7E20F056">
@@ -7563,7 +7624,7 @@
         <w:ind w:left="1800" w:hanging="360"/>
       </w:pPr>
       <w:rPr>
-        <w:rFonts w:ascii="Courier New" w:hAnsi="Courier New" w:hint="default"/>
+        <w:rFonts w:hint="default" w:ascii="Courier New" w:hAnsi="Courier New"/>
       </w:rPr>
     </w:lvl>
     <w:lvl w:ilvl="2" w:tplc="AD22926A">
@@ -7575,7 +7636,7 @@
         <w:ind w:left="2520" w:hanging="360"/>
       </w:pPr>
       <w:rPr>
-        <w:rFonts w:ascii="Wingdings" w:hAnsi="Wingdings" w:hint="default"/>
+        <w:rFonts w:hint="default" w:ascii="Wingdings" w:hAnsi="Wingdings"/>
       </w:rPr>
     </w:lvl>
     <w:lvl w:ilvl="3" w:tplc="91586150">
@@ -7587,7 +7648,7 @@
         <w:ind w:left="3240" w:hanging="360"/>
       </w:pPr>
       <w:rPr>
-        <w:rFonts w:ascii="Symbol" w:hAnsi="Symbol" w:hint="default"/>
+        <w:rFonts w:hint="default" w:ascii="Symbol" w:hAnsi="Symbol"/>
       </w:rPr>
     </w:lvl>
     <w:lvl w:ilvl="4" w:tplc="A768B27C">
@@ -7599,7 +7660,7 @@
         <w:ind w:left="3960" w:hanging="360"/>
       </w:pPr>
       <w:rPr>
-        <w:rFonts w:ascii="Courier New" w:hAnsi="Courier New" w:hint="default"/>
+        <w:rFonts w:hint="default" w:ascii="Courier New" w:hAnsi="Courier New"/>
       </w:rPr>
     </w:lvl>
     <w:lvl w:ilvl="5" w:tplc="F282F56C">
@@ -7611,7 +7672,7 @@
         <w:ind w:left="4680" w:hanging="360"/>
       </w:pPr>
       <w:rPr>
-        <w:rFonts w:ascii="Wingdings" w:hAnsi="Wingdings" w:hint="default"/>
+        <w:rFonts w:hint="default" w:ascii="Wingdings" w:hAnsi="Wingdings"/>
       </w:rPr>
     </w:lvl>
     <w:lvl w:ilvl="6" w:tplc="F75667E2">
@@ -7623,7 +7684,7 @@
         <w:ind w:left="5400" w:hanging="360"/>
       </w:pPr>
       <w:rPr>
-        <w:rFonts w:ascii="Symbol" w:hAnsi="Symbol" w:hint="default"/>
+        <w:rFonts w:hint="default" w:ascii="Symbol" w:hAnsi="Symbol"/>
       </w:rPr>
     </w:lvl>
     <w:lvl w:ilvl="7" w:tplc="D15E8D1E">
@@ -7635,7 +7696,7 @@
         <w:ind w:left="6120" w:hanging="360"/>
       </w:pPr>
       <w:rPr>
-        <w:rFonts w:ascii="Courier New" w:hAnsi="Courier New" w:hint="default"/>
+        <w:rFonts w:hint="default" w:ascii="Courier New" w:hAnsi="Courier New"/>
       </w:rPr>
     </w:lvl>
     <w:lvl w:ilvl="8" w:tplc="226E457E">
@@ -7647,7 +7708,7 @@
         <w:ind w:left="6840" w:hanging="360"/>
       </w:pPr>
       <w:rPr>
-        <w:rFonts w:ascii="Wingdings" w:hAnsi="Wingdings" w:hint="default"/>
+        <w:rFonts w:hint="default" w:ascii="Wingdings" w:hAnsi="Wingdings"/>
       </w:rPr>
     </w:lvl>
   </w:abstractNum>
@@ -7667,7 +7728,7 @@
         <w:ind w:left="720" w:hanging="360"/>
       </w:pPr>
       <w:rPr>
-        <w:rFonts w:ascii="Symbol" w:hAnsi="Symbol" w:hint="default"/>
+        <w:rFonts w:hint="default" w:ascii="Symbol" w:hAnsi="Symbol"/>
         <w:sz w:val="20"/>
       </w:rPr>
     </w:lvl>
@@ -7683,7 +7744,7 @@
         <w:ind w:left="1440" w:hanging="360"/>
       </w:pPr>
       <w:rPr>
-        <w:rFonts w:ascii="Symbol" w:hAnsi="Symbol" w:hint="default"/>
+        <w:rFonts w:hint="default" w:ascii="Symbol" w:hAnsi="Symbol"/>
         <w:sz w:val="20"/>
       </w:rPr>
     </w:lvl>
@@ -7699,7 +7760,7 @@
         <w:ind w:left="2160" w:hanging="360"/>
       </w:pPr>
       <w:rPr>
-        <w:rFonts w:ascii="Symbol" w:hAnsi="Symbol" w:hint="default"/>
+        <w:rFonts w:hint="default" w:ascii="Symbol" w:hAnsi="Symbol"/>
         <w:sz w:val="20"/>
       </w:rPr>
     </w:lvl>
@@ -7715,7 +7776,7 @@
         <w:ind w:left="2880" w:hanging="360"/>
       </w:pPr>
       <w:rPr>
-        <w:rFonts w:ascii="Symbol" w:hAnsi="Symbol" w:hint="default"/>
+        <w:rFonts w:hint="default" w:ascii="Symbol" w:hAnsi="Symbol"/>
         <w:sz w:val="20"/>
       </w:rPr>
     </w:lvl>
@@ -7731,7 +7792,7 @@
         <w:ind w:left="3600" w:hanging="360"/>
       </w:pPr>
       <w:rPr>
-        <w:rFonts w:ascii="Symbol" w:hAnsi="Symbol" w:hint="default"/>
+        <w:rFonts w:hint="default" w:ascii="Symbol" w:hAnsi="Symbol"/>
         <w:sz w:val="20"/>
       </w:rPr>
     </w:lvl>
@@ -7747,7 +7808,7 @@
         <w:ind w:left="4320" w:hanging="360"/>
       </w:pPr>
       <w:rPr>
-        <w:rFonts w:ascii="Symbol" w:hAnsi="Symbol" w:hint="default"/>
+        <w:rFonts w:hint="default" w:ascii="Symbol" w:hAnsi="Symbol"/>
         <w:sz w:val="20"/>
       </w:rPr>
     </w:lvl>
@@ -7763,7 +7824,7 @@
         <w:ind w:left="5040" w:hanging="360"/>
       </w:pPr>
       <w:rPr>
-        <w:rFonts w:ascii="Symbol" w:hAnsi="Symbol" w:hint="default"/>
+        <w:rFonts w:hint="default" w:ascii="Symbol" w:hAnsi="Symbol"/>
         <w:sz w:val="20"/>
       </w:rPr>
     </w:lvl>
@@ -7779,7 +7840,7 @@
         <w:ind w:left="5760" w:hanging="360"/>
       </w:pPr>
       <w:rPr>
-        <w:rFonts w:ascii="Symbol" w:hAnsi="Symbol" w:hint="default"/>
+        <w:rFonts w:hint="default" w:ascii="Symbol" w:hAnsi="Symbol"/>
         <w:sz w:val="20"/>
       </w:rPr>
     </w:lvl>
@@ -7795,7 +7856,7 @@
         <w:ind w:left="6480" w:hanging="360"/>
       </w:pPr>
       <w:rPr>
-        <w:rFonts w:ascii="Symbol" w:hAnsi="Symbol" w:hint="default"/>
+        <w:rFonts w:hint="default" w:ascii="Symbol" w:hAnsi="Symbol"/>
         <w:sz w:val="20"/>
       </w:rPr>
     </w:lvl>
@@ -7816,7 +7877,7 @@
         <w:ind w:left="720" w:hanging="360"/>
       </w:pPr>
       <w:rPr>
-        <w:rFonts w:ascii="Symbol" w:hAnsi="Symbol" w:hint="default"/>
+        <w:rFonts w:hint="default" w:ascii="Symbol" w:hAnsi="Symbol"/>
         <w:sz w:val="20"/>
       </w:rPr>
     </w:lvl>
@@ -7832,7 +7893,7 @@
         <w:ind w:left="1440" w:hanging="360"/>
       </w:pPr>
       <w:rPr>
-        <w:rFonts w:ascii="Symbol" w:hAnsi="Symbol" w:hint="default"/>
+        <w:rFonts w:hint="default" w:ascii="Symbol" w:hAnsi="Symbol"/>
         <w:sz w:val="20"/>
       </w:rPr>
     </w:lvl>
@@ -7848,7 +7909,7 @@
         <w:ind w:left="2160" w:hanging="360"/>
       </w:pPr>
       <w:rPr>
-        <w:rFonts w:ascii="Symbol" w:hAnsi="Symbol" w:hint="default"/>
+        <w:rFonts w:hint="default" w:ascii="Symbol" w:hAnsi="Symbol"/>
         <w:sz w:val="20"/>
       </w:rPr>
     </w:lvl>
@@ -7864,7 +7925,7 @@
         <w:ind w:left="2880" w:hanging="360"/>
       </w:pPr>
       <w:rPr>
-        <w:rFonts w:ascii="Symbol" w:hAnsi="Symbol" w:hint="default"/>
+        <w:rFonts w:hint="default" w:ascii="Symbol" w:hAnsi="Symbol"/>
         <w:sz w:val="20"/>
       </w:rPr>
     </w:lvl>
@@ -7880,7 +7941,7 @@
         <w:ind w:left="3600" w:hanging="360"/>
       </w:pPr>
       <w:rPr>
-        <w:rFonts w:ascii="Symbol" w:hAnsi="Symbol" w:hint="default"/>
+        <w:rFonts w:hint="default" w:ascii="Symbol" w:hAnsi="Symbol"/>
         <w:sz w:val="20"/>
       </w:rPr>
     </w:lvl>
@@ -7896,7 +7957,7 @@
         <w:ind w:left="4320" w:hanging="360"/>
       </w:pPr>
       <w:rPr>
-        <w:rFonts w:ascii="Symbol" w:hAnsi="Symbol" w:hint="default"/>
+        <w:rFonts w:hint="default" w:ascii="Symbol" w:hAnsi="Symbol"/>
         <w:sz w:val="20"/>
       </w:rPr>
     </w:lvl>
@@ -7912,7 +7973,7 @@
         <w:ind w:left="5040" w:hanging="360"/>
       </w:pPr>
       <w:rPr>
-        <w:rFonts w:ascii="Symbol" w:hAnsi="Symbol" w:hint="default"/>
+        <w:rFonts w:hint="default" w:ascii="Symbol" w:hAnsi="Symbol"/>
         <w:sz w:val="20"/>
       </w:rPr>
     </w:lvl>
@@ -7928,7 +7989,7 @@
         <w:ind w:left="5760" w:hanging="360"/>
       </w:pPr>
       <w:rPr>
-        <w:rFonts w:ascii="Symbol" w:hAnsi="Symbol" w:hint="default"/>
+        <w:rFonts w:hint="default" w:ascii="Symbol" w:hAnsi="Symbol"/>
         <w:sz w:val="20"/>
       </w:rPr>
     </w:lvl>
@@ -7944,7 +8005,7 @@
         <w:ind w:left="6480" w:hanging="360"/>
       </w:pPr>
       <w:rPr>
-        <w:rFonts w:ascii="Symbol" w:hAnsi="Symbol" w:hint="default"/>
+        <w:rFonts w:hint="default" w:ascii="Symbol" w:hAnsi="Symbol"/>
         <w:sz w:val="20"/>
       </w:rPr>
     </w:lvl>
@@ -8091,11 +8152,11 @@
 </file>
 
 <file path=word/styles.xml><?xml version="1.0" encoding="utf-8"?>
-<w:styles xmlns:mc="http://schemas.openxmlformats.org/markup-compatibility/2006" xmlns:r="http://schemas.openxmlformats.org/officeDocument/2006/relationships" xmlns:w="http://schemas.openxmlformats.org/wordprocessingml/2006/main" xmlns:w14="http://schemas.microsoft.com/office/word/2010/wordml" xmlns:w15="http://schemas.microsoft.com/office/word/2012/wordml" xmlns:w16cex="http://schemas.microsoft.com/office/word/2018/wordml/cex" xmlns:w16cid="http://schemas.microsoft.com/office/word/2016/wordml/cid" xmlns:w16="http://schemas.microsoft.com/office/word/2018/wordml" xmlns:w16du="http://schemas.microsoft.com/office/word/2023/wordml/word16du" xmlns:w16sdtdh="http://schemas.microsoft.com/office/word/2020/wordml/sdtdatahash" xmlns:w16sdtfl="http://schemas.microsoft.com/office/word/2024/wordml/sdtformatlock" xmlns:w16se="http://schemas.microsoft.com/office/word/2015/wordml/symex" mc:Ignorable="w14 w15 w16se w16cid w16 w16cex w16sdtdh w16sdtfl w16du">
+<w:styles xmlns:wp14="http://schemas.microsoft.com/office/word/2010/wordprocessingDrawing" xmlns:mc="http://schemas.openxmlformats.org/markup-compatibility/2006" xmlns:r="http://schemas.openxmlformats.org/officeDocument/2006/relationships" xmlns:w="http://schemas.openxmlformats.org/wordprocessingml/2006/main" xmlns:w14="http://schemas.microsoft.com/office/word/2010/wordml" xmlns:w15="http://schemas.microsoft.com/office/word/2012/wordml" xmlns:w16cex="http://schemas.microsoft.com/office/word/2018/wordml/cex" xmlns:w16cid="http://schemas.microsoft.com/office/word/2016/wordml/cid" xmlns:w16="http://schemas.microsoft.com/office/word/2018/wordml" xmlns:w16du="http://schemas.microsoft.com/office/word/2023/wordml/word16du" xmlns:w16sdtdh="http://schemas.microsoft.com/office/word/2020/wordml/sdtdatahash" xmlns:w16sdtfl="http://schemas.microsoft.com/office/word/2024/wordml/sdtformatlock" xmlns:w16se="http://schemas.microsoft.com/office/word/2015/wordml/symex" mc:Ignorable="w14 w15 w16se w16cid w16 w16cex w16sdtdh w16sdtfl w16du wp14">
   <w:docDefaults>
     <w:rPrDefault>
       <w:rPr>
-        <w:rFonts w:asciiTheme="minorHAnsi" w:eastAsiaTheme="minorHAnsi" w:hAnsiTheme="minorHAnsi" w:cstheme="minorBidi"/>
+        <w:rFonts w:asciiTheme="minorHAnsi" w:hAnsiTheme="minorHAnsi" w:eastAsiaTheme="minorHAnsi" w:cstheme="minorBidi"/>
         <w:kern w:val="2"/>
         <w:sz w:val="24"/>
         <w:szCs w:val="24"/>
@@ -8112,14 +8173,14 @@
   <w:latentStyles w:defLockedState="0" w:defUIPriority="99" w:defSemiHidden="0" w:defUnhideWhenUsed="0" w:defQFormat="0" w:count="376">
     <w:lsdException w:name="Normal" w:uiPriority="0" w:qFormat="1"/>
     <w:lsdException w:name="heading 1" w:uiPriority="9" w:qFormat="1"/>
-    <w:lsdException w:name="heading 2" w:semiHidden="1" w:uiPriority="9" w:unhideWhenUsed="1" w:qFormat="1"/>
-    <w:lsdException w:name="heading 3" w:semiHidden="1" w:uiPriority="9" w:unhideWhenUsed="1" w:qFormat="1"/>
-    <w:lsdException w:name="heading 4" w:semiHidden="1" w:uiPriority="9" w:unhideWhenUsed="1" w:qFormat="1"/>
-    <w:lsdException w:name="heading 5" w:semiHidden="1" w:uiPriority="9" w:unhideWhenUsed="1" w:qFormat="1"/>
-    <w:lsdException w:name="heading 6" w:semiHidden="1" w:uiPriority="9" w:unhideWhenUsed="1" w:qFormat="1"/>
-    <w:lsdException w:name="heading 7" w:semiHidden="1" w:uiPriority="9" w:unhideWhenUsed="1" w:qFormat="1"/>
-    <w:lsdException w:name="heading 8" w:semiHidden="1" w:uiPriority="9" w:unhideWhenUsed="1" w:qFormat="1"/>
-    <w:lsdException w:name="heading 9" w:semiHidden="1" w:uiPriority="9" w:unhideWhenUsed="1" w:qFormat="1"/>
+    <w:lsdException w:name="heading 2" w:uiPriority="9" w:semiHidden="1" w:unhideWhenUsed="1" w:qFormat="1"/>
+    <w:lsdException w:name="heading 3" w:uiPriority="9" w:semiHidden="1" w:unhideWhenUsed="1" w:qFormat="1"/>
+    <w:lsdException w:name="heading 4" w:uiPriority="9" w:semiHidden="1" w:unhideWhenUsed="1" w:qFormat="1"/>
+    <w:lsdException w:name="heading 5" w:uiPriority="9" w:semiHidden="1" w:unhideWhenUsed="1" w:qFormat="1"/>
+    <w:lsdException w:name="heading 6" w:uiPriority="9" w:semiHidden="1" w:unhideWhenUsed="1" w:qFormat="1"/>
+    <w:lsdException w:name="heading 7" w:uiPriority="9" w:semiHidden="1" w:unhideWhenUsed="1" w:qFormat="1"/>
+    <w:lsdException w:name="heading 8" w:uiPriority="9" w:semiHidden="1" w:unhideWhenUsed="1" w:qFormat="1"/>
+    <w:lsdException w:name="heading 9" w:uiPriority="9" w:semiHidden="1" w:unhideWhenUsed="1" w:qFormat="1"/>
     <w:lsdException w:name="index 1" w:semiHidden="1" w:unhideWhenUsed="1"/>
     <w:lsdException w:name="index 2" w:semiHidden="1" w:unhideWhenUsed="1"/>
     <w:lsdException w:name="index 3" w:semiHidden="1" w:unhideWhenUsed="1"/>
@@ -8129,22 +8190,22 @@
     <w:lsdException w:name="index 7" w:semiHidden="1" w:unhideWhenUsed="1"/>
     <w:lsdException w:name="index 8" w:semiHidden="1" w:unhideWhenUsed="1"/>
     <w:lsdException w:name="index 9" w:semiHidden="1" w:unhideWhenUsed="1"/>
-    <w:lsdException w:name="toc 1" w:semiHidden="1" w:uiPriority="39" w:unhideWhenUsed="1"/>
-    <w:lsdException w:name="toc 2" w:semiHidden="1" w:uiPriority="39" w:unhideWhenUsed="1"/>
-    <w:lsdException w:name="toc 3" w:semiHidden="1" w:uiPriority="39" w:unhideWhenUsed="1"/>
-    <w:lsdException w:name="toc 4" w:semiHidden="1" w:uiPriority="39" w:unhideWhenUsed="1"/>
-    <w:lsdException w:name="toc 5" w:semiHidden="1" w:uiPriority="39" w:unhideWhenUsed="1"/>
-    <w:lsdException w:name="toc 6" w:semiHidden="1" w:uiPriority="39" w:unhideWhenUsed="1"/>
-    <w:lsdException w:name="toc 7" w:semiHidden="1" w:uiPriority="39" w:unhideWhenUsed="1"/>
-    <w:lsdException w:name="toc 8" w:semiHidden="1" w:uiPriority="39" w:unhideWhenUsed="1"/>
-    <w:lsdException w:name="toc 9" w:semiHidden="1" w:uiPriority="39" w:unhideWhenUsed="1"/>
+    <w:lsdException w:name="toc 1" w:uiPriority="39" w:semiHidden="1" w:unhideWhenUsed="1"/>
+    <w:lsdException w:name="toc 2" w:uiPriority="39" w:semiHidden="1" w:unhideWhenUsed="1"/>
+    <w:lsdException w:name="toc 3" w:uiPriority="39" w:semiHidden="1" w:unhideWhenUsed="1"/>
+    <w:lsdException w:name="toc 4" w:uiPriority="39" w:semiHidden="1" w:unhideWhenUsed="1"/>
+    <w:lsdException w:name="toc 5" w:uiPriority="39" w:semiHidden="1" w:unhideWhenUsed="1"/>
+    <w:lsdException w:name="toc 6" w:uiPriority="39" w:semiHidden="1" w:unhideWhenUsed="1"/>
+    <w:lsdException w:name="toc 7" w:uiPriority="39" w:semiHidden="1" w:unhideWhenUsed="1"/>
+    <w:lsdException w:name="toc 8" w:uiPriority="39" w:semiHidden="1" w:unhideWhenUsed="1"/>
+    <w:lsdException w:name="toc 9" w:uiPriority="39" w:semiHidden="1" w:unhideWhenUsed="1"/>
     <w:lsdException w:name="Normal Indent" w:semiHidden="1" w:unhideWhenUsed="1"/>
     <w:lsdException w:name="footnote text" w:semiHidden="1" w:unhideWhenUsed="1"/>
     <w:lsdException w:name="annotation text" w:semiHidden="1" w:unhideWhenUsed="1"/>
     <w:lsdException w:name="header" w:semiHidden="1" w:unhideWhenUsed="1"/>
     <w:lsdException w:name="footer" w:semiHidden="1" w:unhideWhenUsed="1"/>
     <w:lsdException w:name="index heading" w:semiHidden="1" w:unhideWhenUsed="1"/>
-    <w:lsdException w:name="caption" w:semiHidden="1" w:uiPriority="35" w:unhideWhenUsed="1" w:qFormat="1"/>
+    <w:lsdException w:name="caption" w:uiPriority="35" w:semiHidden="1" w:unhideWhenUsed="1" w:qFormat="1"/>
     <w:lsdException w:name="table of figures" w:semiHidden="1" w:unhideWhenUsed="1"/>
     <w:lsdException w:name="envelope address" w:semiHidden="1" w:unhideWhenUsed="1"/>
     <w:lsdException w:name="envelope return" w:semiHidden="1" w:unhideWhenUsed="1"/>
@@ -8175,7 +8236,7 @@
     <w:lsdException w:name="Title" w:uiPriority="10" w:qFormat="1"/>
     <w:lsdException w:name="Closing" w:semiHidden="1" w:unhideWhenUsed="1"/>
     <w:lsdException w:name="Signature" w:semiHidden="1" w:unhideWhenUsed="1"/>
-    <w:lsdException w:name="Default Paragraph Font" w:semiHidden="1" w:uiPriority="1" w:unhideWhenUsed="1"/>
+    <w:lsdException w:name="Default Paragraph Font" w:uiPriority="1" w:semiHidden="1" w:unhideWhenUsed="1"/>
     <w:lsdException w:name="Body Text" w:semiHidden="1" w:unhideWhenUsed="1"/>
     <w:lsdException w:name="Body Text Indent" w:semiHidden="1" w:unhideWhenUsed="1"/>
     <w:lsdException w:name="List Continue" w:semiHidden="1" w:unhideWhenUsed="1"/>
@@ -8375,8 +8436,8 @@
     <w:lsdException w:name="Subtle Reference" w:uiPriority="31" w:qFormat="1"/>
     <w:lsdException w:name="Intense Reference" w:uiPriority="32" w:qFormat="1"/>
     <w:lsdException w:name="Book Title" w:uiPriority="33" w:qFormat="1"/>
-    <w:lsdException w:name="Bibliography" w:semiHidden="1" w:uiPriority="37" w:unhideWhenUsed="1"/>
-    <w:lsdException w:name="TOC Heading" w:semiHidden="1" w:uiPriority="39" w:unhideWhenUsed="1" w:qFormat="1"/>
+    <w:lsdException w:name="Bibliography" w:uiPriority="37" w:semiHidden="1" w:unhideWhenUsed="1"/>
+    <w:lsdException w:name="TOC Heading" w:uiPriority="39" w:semiHidden="1" w:unhideWhenUsed="1" w:qFormat="1"/>
     <w:lsdException w:name="Plain Table 1" w:uiPriority="41"/>
     <w:lsdException w:name="Plain Table 2" w:uiPriority="42"/>
     <w:lsdException w:name="Plain Table 3" w:uiPriority="43"/>
@@ -8487,7 +8548,7 @@
     <w:lsdException w:name="Unresolved Mention" w:semiHidden="1" w:unhideWhenUsed="1"/>
     <w:lsdException w:name="Smart Link" w:semiHidden="1" w:unhideWhenUsed="1"/>
   </w:latentStyles>
-  <w:style w:type="paragraph" w:default="1" w:styleId="Normal">
+  <w:style w:type="paragraph" w:styleId="Normal" w:default="1">
     <w:name w:val="Normal"/>
     <w:qFormat/>
   </w:style>
@@ -8506,7 +8567,7 @@
       <w:outlineLvl w:val="0"/>
     </w:pPr>
     <w:rPr>
-      <w:rFonts w:asciiTheme="majorHAnsi" w:eastAsiaTheme="majorEastAsia" w:hAnsiTheme="majorHAnsi" w:cstheme="majorBidi"/>
+      <w:rFonts w:asciiTheme="majorHAnsi" w:hAnsiTheme="majorHAnsi" w:eastAsiaTheme="majorEastAsia" w:cstheme="majorBidi"/>
       <w:color w:val="0F4761" w:themeColor="accent1" w:themeShade="BF"/>
       <w:sz w:val="40"/>
       <w:szCs w:val="40"/>
@@ -8529,7 +8590,7 @@
       <w:outlineLvl w:val="1"/>
     </w:pPr>
     <w:rPr>
-      <w:rFonts w:asciiTheme="majorHAnsi" w:eastAsiaTheme="majorEastAsia" w:hAnsiTheme="majorHAnsi" w:cstheme="majorBidi"/>
+      <w:rFonts w:asciiTheme="majorHAnsi" w:hAnsiTheme="majorHAnsi" w:eastAsiaTheme="majorEastAsia" w:cstheme="majorBidi"/>
       <w:color w:val="0F4761" w:themeColor="accent1" w:themeShade="BF"/>
       <w:sz w:val="32"/>
       <w:szCs w:val="32"/>
@@ -8690,13 +8751,13 @@
       <w:color w:val="272727" w:themeColor="text1" w:themeTint="D8"/>
     </w:rPr>
   </w:style>
-  <w:style w:type="character" w:default="1" w:styleId="DefaultParagraphFont">
+  <w:style w:type="character" w:styleId="DefaultParagraphFont" w:default="1">
     <w:name w:val="Default Paragraph Font"/>
     <w:uiPriority w:val="1"/>
     <w:semiHidden/>
     <w:unhideWhenUsed/>
   </w:style>
-  <w:style w:type="table" w:default="1" w:styleId="TableNormal">
+  <w:style w:type="table" w:styleId="TableNormal" w:default="1">
     <w:name w:val="Normal Table"/>
     <w:uiPriority w:val="99"/>
     <w:semiHidden/>
@@ -8711,26 +8772,26 @@
       </w:tblCellMar>
     </w:tblPr>
   </w:style>
-  <w:style w:type="numbering" w:default="1" w:styleId="NoList">
+  <w:style w:type="numbering" w:styleId="NoList" w:default="1">
     <w:name w:val="No List"/>
     <w:uiPriority w:val="99"/>
     <w:semiHidden/>
     <w:unhideWhenUsed/>
   </w:style>
-  <w:style w:type="character" w:customStyle="1" w:styleId="Heading1Char">
+  <w:style w:type="character" w:styleId="Heading1Char" w:customStyle="1">
     <w:name w:val="Heading 1 Char"/>
     <w:basedOn w:val="DefaultParagraphFont"/>
     <w:link w:val="Heading1"/>
     <w:uiPriority w:val="9"/>
     <w:rsid w:val="00274781"/>
     <w:rPr>
-      <w:rFonts w:asciiTheme="majorHAnsi" w:eastAsiaTheme="majorEastAsia" w:hAnsiTheme="majorHAnsi" w:cstheme="majorBidi"/>
+      <w:rFonts w:asciiTheme="majorHAnsi" w:hAnsiTheme="majorHAnsi" w:eastAsiaTheme="majorEastAsia" w:cstheme="majorBidi"/>
       <w:color w:val="0F4761" w:themeColor="accent1" w:themeShade="BF"/>
       <w:sz w:val="40"/>
       <w:szCs w:val="40"/>
     </w:rPr>
   </w:style>
-  <w:style w:type="character" w:customStyle="1" w:styleId="Heading2Char">
+  <w:style w:type="character" w:styleId="Heading2Char" w:customStyle="1">
     <w:name w:val="Heading 2 Char"/>
     <w:basedOn w:val="DefaultParagraphFont"/>
     <w:link w:val="Heading2"/>
@@ -8738,13 +8799,13 @@
     <w:semiHidden/>
     <w:rsid w:val="00274781"/>
     <w:rPr>
-      <w:rFonts w:asciiTheme="majorHAnsi" w:eastAsiaTheme="majorEastAsia" w:hAnsiTheme="majorHAnsi" w:cstheme="majorBidi"/>
+      <w:rFonts w:asciiTheme="majorHAnsi" w:hAnsiTheme="majorHAnsi" w:eastAsiaTheme="majorEastAsia" w:cstheme="majorBidi"/>
       <w:color w:val="0F4761" w:themeColor="accent1" w:themeShade="BF"/>
       <w:sz w:val="32"/>
       <w:szCs w:val="32"/>
     </w:rPr>
   </w:style>
-  <w:style w:type="character" w:customStyle="1" w:styleId="Heading3Char">
+  <w:style w:type="character" w:styleId="Heading3Char" w:customStyle="1">
     <w:name w:val="Heading 3 Char"/>
     <w:basedOn w:val="DefaultParagraphFont"/>
     <w:link w:val="Heading3"/>
@@ -8758,7 +8819,7 @@
       <w:szCs w:val="28"/>
     </w:rPr>
   </w:style>
-  <w:style w:type="character" w:customStyle="1" w:styleId="Heading4Char">
+  <w:style w:type="character" w:styleId="Heading4Char" w:customStyle="1">
     <w:name w:val="Heading 4 Char"/>
     <w:basedOn w:val="DefaultParagraphFont"/>
     <w:link w:val="Heading4"/>
@@ -8772,7 +8833,7 @@
       <w:color w:val="0F4761" w:themeColor="accent1" w:themeShade="BF"/>
     </w:rPr>
   </w:style>
-  <w:style w:type="character" w:customStyle="1" w:styleId="Heading5Char">
+  <w:style w:type="character" w:styleId="Heading5Char" w:customStyle="1">
     <w:name w:val="Heading 5 Char"/>
     <w:basedOn w:val="DefaultParagraphFont"/>
     <w:link w:val="Heading5"/>
@@ -8784,7 +8845,7 @@
       <w:color w:val="0F4761" w:themeColor="accent1" w:themeShade="BF"/>
     </w:rPr>
   </w:style>
-  <w:style w:type="character" w:customStyle="1" w:styleId="Heading6Char">
+  <w:style w:type="character" w:styleId="Heading6Char" w:customStyle="1">
     <w:name w:val="Heading 6 Char"/>
     <w:basedOn w:val="DefaultParagraphFont"/>
     <w:link w:val="Heading6"/>
@@ -8798,7 +8859,7 @@
       <w:color w:val="595959" w:themeColor="text1" w:themeTint="A6"/>
     </w:rPr>
   </w:style>
-  <w:style w:type="character" w:customStyle="1" w:styleId="Heading7Char">
+  <w:style w:type="character" w:styleId="Heading7Char" w:customStyle="1">
     <w:name w:val="Heading 7 Char"/>
     <w:basedOn w:val="DefaultParagraphFont"/>
     <w:link w:val="Heading7"/>
@@ -8810,7 +8871,7 @@
       <w:color w:val="595959" w:themeColor="text1" w:themeTint="A6"/>
     </w:rPr>
   </w:style>
-  <w:style w:type="character" w:customStyle="1" w:styleId="Heading8Char">
+  <w:style w:type="character" w:styleId="Heading8Char" w:customStyle="1">
     <w:name w:val="Heading 8 Char"/>
     <w:basedOn w:val="DefaultParagraphFont"/>
     <w:link w:val="Heading8"/>
@@ -8824,7 +8885,7 @@
       <w:color w:val="272727" w:themeColor="text1" w:themeTint="D8"/>
     </w:rPr>
   </w:style>
-  <w:style w:type="character" w:customStyle="1" w:styleId="Heading9Char">
+  <w:style w:type="character" w:styleId="Heading9Char" w:customStyle="1">
     <w:name w:val="Heading 9 Char"/>
     <w:basedOn w:val="DefaultParagraphFont"/>
     <w:link w:val="Heading9"/>
@@ -8849,21 +8910,21 @@
       <w:contextualSpacing/>
     </w:pPr>
     <w:rPr>
-      <w:rFonts w:asciiTheme="majorHAnsi" w:eastAsiaTheme="majorEastAsia" w:hAnsiTheme="majorHAnsi" w:cstheme="majorBidi"/>
+      <w:rFonts w:asciiTheme="majorHAnsi" w:hAnsiTheme="majorHAnsi" w:eastAsiaTheme="majorEastAsia" w:cstheme="majorBidi"/>
       <w:spacing w:val="-10"/>
       <w:kern w:val="28"/>
       <w:sz w:val="56"/>
       <w:szCs w:val="56"/>
     </w:rPr>
   </w:style>
-  <w:style w:type="character" w:customStyle="1" w:styleId="TitleChar">
+  <w:style w:type="character" w:styleId="TitleChar" w:customStyle="1">
     <w:name w:val="Title Char"/>
     <w:basedOn w:val="DefaultParagraphFont"/>
     <w:link w:val="Title"/>
     <w:uiPriority w:val="10"/>
     <w:rsid w:val="00274781"/>
     <w:rPr>
-      <w:rFonts w:asciiTheme="majorHAnsi" w:eastAsiaTheme="majorEastAsia" w:hAnsiTheme="majorHAnsi" w:cstheme="majorBidi"/>
+      <w:rFonts w:asciiTheme="majorHAnsi" w:hAnsiTheme="majorHAnsi" w:eastAsiaTheme="majorEastAsia" w:cstheme="majorBidi"/>
       <w:spacing w:val="-10"/>
       <w:kern w:val="28"/>
       <w:sz w:val="56"/>
@@ -8891,7 +8952,7 @@
       <w:szCs w:val="28"/>
     </w:rPr>
   </w:style>
-  <w:style w:type="character" w:customStyle="1" w:styleId="SubtitleChar">
+  <w:style w:type="character" w:styleId="SubtitleChar" w:customStyle="1">
     <w:name w:val="Subtitle Char"/>
     <w:basedOn w:val="DefaultParagraphFont"/>
     <w:link w:val="Subtitle"/>
@@ -8923,7 +8984,7 @@
       <w:color w:val="404040" w:themeColor="text1" w:themeTint="BF"/>
     </w:rPr>
   </w:style>
-  <w:style w:type="character" w:customStyle="1" w:styleId="QuoteChar">
+  <w:style w:type="character" w:styleId="QuoteChar" w:customStyle="1">
     <w:name w:val="Quote Char"/>
     <w:basedOn w:val="DefaultParagraphFont"/>
     <w:link w:val="Quote"/>
@@ -8968,8 +9029,8 @@
     <w:rsid w:val="00274781"/>
     <w:pPr>
       <w:pBdr>
-        <w:top w:val="single" w:sz="4" w:space="10" w:color="0F4761" w:themeColor="accent1" w:themeShade="BF"/>
-        <w:bottom w:val="single" w:sz="4" w:space="10" w:color="0F4761" w:themeColor="accent1" w:themeShade="BF"/>
+        <w:top w:val="single" w:color="0F4761" w:themeColor="accent1" w:themeShade="BF" w:sz="4" w:space="10"/>
+        <w:bottom w:val="single" w:color="0F4761" w:themeColor="accent1" w:themeShade="BF" w:sz="4" w:space="10"/>
       </w:pBdr>
       <w:spacing w:before="360" w:after="360"/>
       <w:ind w:left="864" w:right="864"/>
@@ -8981,7 +9042,7 @@
       <w:color w:val="0F4761" w:themeColor="accent1" w:themeShade="BF"/>
     </w:rPr>
   </w:style>
-  <w:style w:type="character" w:customStyle="1" w:styleId="IntenseQuoteChar">
+  <w:style w:type="character" w:styleId="IntenseQuoteChar" w:customStyle="1">
     <w:name w:val="Intense Quote Char"/>
     <w:basedOn w:val="DefaultParagraphFont"/>
     <w:link w:val="IntenseQuote"/>
@@ -9022,7 +9083,7 @@
 </file>
 
 <file path=word/theme/theme1.xml><?xml version="1.0" encoding="utf-8"?>
-<a:theme xmlns:a="http://schemas.openxmlformats.org/drawingml/2006/main" name="Office Theme">
+<a:theme xmlns:a="http://schemas.openxmlformats.org/drawingml/2006/main" xmlns:thm15="http://schemas.microsoft.com/office/thememl/2012/main" name="Office Theme">
   <a:themeElements>
     <a:clrScheme name="Office">
       <a:dk1>
@@ -9343,6 +9404,7 @@
       <Terms xmlns="http://schemas.microsoft.com/office/infopath/2007/PartnerControls"/>
     </lcf76f155ced4ddcb4097134ff3c332f>
     <TaxCatchAll xmlns="84f23406-1ae4-465c-a962-53264b1fc517" xsi:nil="true"/>
+    <MediaLengthInSeconds xmlns="de233cd9-83bc-44d2-9183-9acc155145f0" xsi:nil="true"/>
   </documentManagement>
 </p:properties>
 </file>
